--- a/Project Description.docx
+++ b/Project Description.docx
@@ -3,113 +3,1414 @@
 <w:document xmlns:wpc="http://schemas.microsoft.com/office/word/2010/wordprocessingCanvas" xmlns:cx="http://schemas.microsoft.com/office/drawing/2014/chartex" xmlns:cx1="http://schemas.microsoft.com/office/drawing/2015/9/8/chartex" xmlns:cx2="http://schemas.microsoft.com/office/drawing/2015/10/21/chartex" xmlns:cx3="http://schemas.microsoft.com/office/drawing/2016/5/9/chartex" xmlns:cx4="http://schemas.microsoft.com/office/drawing/2016/5/10/chartex" xmlns:cx5="http://schemas.microsoft.com/office/drawing/2016/5/11/chartex" xmlns:cx6="http://schemas.microsoft.com/office/drawing/2016/5/12/chartex" xmlns:cx7="http://schemas.microsoft.com/office/drawing/2016/5/13/chartex" xmlns:cx8="http://schemas.microsoft.com/office/drawing/2016/5/14/chartex" xmlns:mc="http://schemas.openxmlformats.org/markup-compatibility/2006" xmlns:aink="http://schemas.microsoft.com/office/drawing/2016/ink" xmlns:am3d="http://schemas.microsoft.com/office/drawing/2017/model3d" xmlns:o="urn:schemas-microsoft-com:office:office" xmlns:r="http://schemas.openxmlformats.org/officeDocument/2006/relationships" xmlns:m="http://schemas.openxmlformats.org/officeDocument/2006/math" xmlns:v="urn:schemas-microsoft-com:vml" xmlns:wp14="http://schemas.microsoft.com/office/word/2010/wordprocessingDrawing" xmlns:wp="http://schemas.openxmlformats.org/drawingml/2006/wordprocessingDrawing" xmlns:w10="urn:schemas-microsoft-com:office:word" xmlns:w="http://schemas.openxmlformats.org/wordprocessingml/2006/main" xmlns:w14="http://schemas.microsoft.com/office/word/2010/wordml" xmlns:w15="http://schemas.microsoft.com/office/word/2012/wordml" xmlns:w16cex="http://schemas.microsoft.com/office/word/2018/wordml/cex" xmlns:w16cid="http://schemas.microsoft.com/office/word/2016/wordml/cid" xmlns:w16="http://schemas.microsoft.com/office/word/2018/wordml" xmlns:w16sdtdh="http://schemas.microsoft.com/office/word/2020/wordml/sdtdatahash" xmlns:w16se="http://schemas.microsoft.com/office/word/2015/wordml/symex" xmlns:wpg="http://schemas.microsoft.com/office/word/2010/wordprocessingGroup" xmlns:wpi="http://schemas.microsoft.com/office/word/2010/wordprocessingInk" xmlns:wne="http://schemas.microsoft.com/office/word/2006/wordml" xmlns:wps="http://schemas.microsoft.com/office/word/2010/wordprocessingShape" mc:Ignorable="w14 w15 w16se w16cid w16 w16cex w16sdtdh wp14">
   <w:body>
     <w:p>
-      <w:r>
-        <w:t>Project Description: Property Rentals System</w:t>
+      <w:pPr>
+        <w:spacing w:before="100" w:beforeAutospacing="1" w:after="100" w:afterAutospacing="1" w:line="240" w:lineRule="auto"/>
+        <w:outlineLvl w:val="0"/>
+        <w:rPr>
+          <w:rFonts w:ascii="Times New Roman" w:eastAsia="Times New Roman" w:hAnsi="Times New Roman" w:cs="Times New Roman"/>
+          <w:b/>
+          <w:bCs/>
+          <w:kern w:val="36"/>
+          <w:sz w:val="48"/>
+          <w:szCs w:val="48"/>
+        </w:rPr>
+      </w:pPr>
+      <w:r>
+        <w:rPr>
+          <w:rFonts w:ascii="Times New Roman" w:eastAsia="Times New Roman" w:hAnsi="Times New Roman" w:cs="Times New Roman"/>
+          <w:b/>
+          <w:bCs/>
+          <w:kern w:val="36"/>
+          <w:sz w:val="48"/>
+          <w:szCs w:val="48"/>
+        </w:rPr>
+        <w:t>Property Rentals System</w:t>
+      </w:r>
+    </w:p>
+    <w:p>
+      <w:pPr>
+        <w:spacing w:before="100" w:beforeAutospacing="1" w:after="100" w:afterAutospacing="1" w:line="240" w:lineRule="auto"/>
+        <w:outlineLvl w:val="1"/>
+        <w:rPr>
+          <w:rFonts w:ascii="Times New Roman" w:eastAsia="Times New Roman" w:hAnsi="Times New Roman" w:cs="Times New Roman"/>
+          <w:b/>
+          <w:bCs/>
+          <w:sz w:val="36"/>
+          <w:szCs w:val="36"/>
+        </w:rPr>
+      </w:pPr>
+      <w:r>
+        <w:rPr>
+          <w:rFonts w:ascii="Times New Roman" w:eastAsia="Times New Roman" w:hAnsi="Times New Roman" w:cs="Times New Roman"/>
+          <w:b/>
+          <w:bCs/>
+          <w:sz w:val="36"/>
+          <w:szCs w:val="36"/>
+        </w:rPr>
+        <w:t>User Levels (Roles)</w:t>
+      </w:r>
+    </w:p>
+    <w:p>
+      <w:pPr>
+        <w:spacing w:before="100" w:beforeAutospacing="1" w:after="100" w:afterAutospacing="1" w:line="240" w:lineRule="auto"/>
+        <w:outlineLvl w:val="2"/>
+        <w:rPr>
+          <w:rFonts w:ascii="Times New Roman" w:eastAsia="Times New Roman" w:hAnsi="Times New Roman" w:cs="Times New Roman"/>
+          <w:b/>
+          <w:bCs/>
+          <w:sz w:val="27"/>
+          <w:szCs w:val="27"/>
+        </w:rPr>
+      </w:pPr>
+      <w:r>
+        <w:rPr>
+          <w:rFonts w:ascii="Times New Roman" w:eastAsia="Times New Roman" w:hAnsi="Times New Roman" w:cs="Times New Roman"/>
+          <w:b/>
+          <w:bCs/>
+          <w:sz w:val="27"/>
+          <w:szCs w:val="27"/>
+        </w:rPr>
+        <w:t>1. Administrator</w:t>
+      </w:r>
+    </w:p>
+    <w:p>
+      <w:pPr>
+        <w:spacing w:before="100" w:beforeAutospacing="1" w:after="100" w:afterAutospacing="1" w:line="240" w:lineRule="auto"/>
+        <w:rPr>
+          <w:rFonts w:ascii="Times New Roman" w:eastAsia="Times New Roman" w:hAnsi="Times New Roman" w:cs="Times New Roman"/>
+          <w:sz w:val="24"/>
+          <w:szCs w:val="24"/>
+        </w:rPr>
+      </w:pPr>
+      <w:r>
+        <w:rPr>
+          <w:rFonts w:ascii="Times New Roman" w:eastAsia="Times New Roman" w:hAnsi="Times New Roman" w:cs="Times New Roman"/>
+          <w:sz w:val="24"/>
+          <w:szCs w:val="24"/>
+        </w:rPr>
+        <w:t xml:space="preserve">The </w:t>
+      </w:r>
+      <w:r>
+        <w:rPr>
+          <w:rFonts w:ascii="Times New Roman" w:eastAsia="Times New Roman" w:hAnsi="Times New Roman" w:cs="Times New Roman"/>
+          <w:b/>
+          <w:bCs/>
+          <w:sz w:val="24"/>
+          <w:szCs w:val="24"/>
+        </w:rPr>
+        <w:t>Administrator</w:t>
+      </w:r>
+      <w:r>
+        <w:rPr>
+          <w:rFonts w:ascii="Times New Roman" w:eastAsia="Times New Roman" w:hAnsi="Times New Roman" w:cs="Times New Roman"/>
+          <w:sz w:val="24"/>
+          <w:szCs w:val="24"/>
+        </w:rPr>
+        <w:t xml:space="preserve"> has full control over the system and is responsible for managing users, monitoring activities, and maintaining system security.</w:t>
+      </w:r>
+    </w:p>
+    <w:p>
+      <w:pPr>
+        <w:spacing w:before="100" w:beforeAutospacing="1" w:after="100" w:afterAutospacing="1" w:line="240" w:lineRule="auto"/>
+        <w:rPr>
+          <w:rFonts w:ascii="Times New Roman" w:eastAsia="Times New Roman" w:hAnsi="Times New Roman" w:cs="Times New Roman"/>
+          <w:sz w:val="24"/>
+          <w:szCs w:val="24"/>
+        </w:rPr>
+      </w:pPr>
+      <w:r>
+        <w:rPr>
+          <w:rFonts w:ascii="Times New Roman" w:eastAsia="Times New Roman" w:hAnsi="Times New Roman" w:cs="Times New Roman"/>
+          <w:sz w:val="24"/>
+          <w:szCs w:val="24"/>
+        </w:rPr>
+        <w:t>Responsibilities:</w:t>
+      </w:r>
+    </w:p>
+    <w:p>
+      <w:pPr>
+        <w:numPr>
+          <w:ilvl w:val="0"/>
+          <w:numId w:val="19"/>
+        </w:numPr>
+        <w:spacing w:before="100" w:beforeAutospacing="1" w:after="100" w:afterAutospacing="1" w:line="240" w:lineRule="auto"/>
+        <w:rPr>
+          <w:rFonts w:ascii="Times New Roman" w:eastAsia="Times New Roman" w:hAnsi="Times New Roman" w:cs="Times New Roman"/>
+          <w:sz w:val="24"/>
+          <w:szCs w:val="24"/>
+        </w:rPr>
+      </w:pPr>
+      <w:r>
+        <w:rPr>
+          <w:rFonts w:ascii="Times New Roman" w:eastAsia="Times New Roman" w:hAnsi="Times New Roman" w:cs="Times New Roman"/>
+          <w:sz w:val="24"/>
+          <w:szCs w:val="24"/>
+        </w:rPr>
+        <w:t>Manage all user accounts and assign roles.</w:t>
+      </w:r>
+    </w:p>
+    <w:p>
+      <w:pPr>
+        <w:numPr>
+          <w:ilvl w:val="0"/>
+          <w:numId w:val="19"/>
+        </w:numPr>
+        <w:spacing w:before="100" w:beforeAutospacing="1" w:after="100" w:afterAutospacing="1" w:line="240" w:lineRule="auto"/>
+        <w:rPr>
+          <w:rFonts w:ascii="Times New Roman" w:eastAsia="Times New Roman" w:hAnsi="Times New Roman" w:cs="Times New Roman"/>
+          <w:sz w:val="24"/>
+          <w:szCs w:val="24"/>
+        </w:rPr>
+      </w:pPr>
+      <w:r>
+        <w:rPr>
+          <w:rFonts w:ascii="Times New Roman" w:eastAsia="Times New Roman" w:hAnsi="Times New Roman" w:cs="Times New Roman"/>
+          <w:sz w:val="24"/>
+          <w:szCs w:val="24"/>
+        </w:rPr>
+        <w:t>Approve or remove property listings.</w:t>
+      </w:r>
+    </w:p>
+    <w:p>
+      <w:pPr>
+        <w:numPr>
+          <w:ilvl w:val="0"/>
+          <w:numId w:val="19"/>
+        </w:numPr>
+        <w:spacing w:before="100" w:beforeAutospacing="1" w:after="100" w:afterAutospacing="1" w:line="240" w:lineRule="auto"/>
+        <w:rPr>
+          <w:rFonts w:ascii="Times New Roman" w:eastAsia="Times New Roman" w:hAnsi="Times New Roman" w:cs="Times New Roman"/>
+          <w:sz w:val="24"/>
+          <w:szCs w:val="24"/>
+        </w:rPr>
+      </w:pPr>
+      <w:r>
+        <w:rPr>
+          <w:rFonts w:ascii="Times New Roman" w:eastAsia="Times New Roman" w:hAnsi="Times New Roman" w:cs="Times New Roman"/>
+          <w:sz w:val="24"/>
+          <w:szCs w:val="24"/>
+        </w:rPr>
+        <w:t>Monitor bookings, payments, and transactions.</w:t>
+      </w:r>
+    </w:p>
+    <w:p>
+      <w:pPr>
+        <w:numPr>
+          <w:ilvl w:val="0"/>
+          <w:numId w:val="19"/>
+        </w:numPr>
+        <w:spacing w:before="100" w:beforeAutospacing="1" w:after="100" w:afterAutospacing="1" w:line="240" w:lineRule="auto"/>
+        <w:rPr>
+          <w:rFonts w:ascii="Times New Roman" w:eastAsia="Times New Roman" w:hAnsi="Times New Roman" w:cs="Times New Roman"/>
+          <w:sz w:val="24"/>
+          <w:szCs w:val="24"/>
+        </w:rPr>
+      </w:pPr>
+      <w:r>
+        <w:rPr>
+          <w:rFonts w:ascii="Times New Roman" w:eastAsia="Times New Roman" w:hAnsi="Times New Roman" w:cs="Times New Roman"/>
+          <w:sz w:val="24"/>
+          <w:szCs w:val="24"/>
+        </w:rPr>
+        <w:t>Generate system reports and statistics.</w:t>
+      </w:r>
+    </w:p>
+    <w:p>
+      <w:pPr>
+        <w:numPr>
+          <w:ilvl w:val="0"/>
+          <w:numId w:val="19"/>
+        </w:numPr>
+        <w:spacing w:before="100" w:beforeAutospacing="1" w:after="100" w:afterAutospacing="1" w:line="240" w:lineRule="auto"/>
+        <w:rPr>
+          <w:rFonts w:ascii="Times New Roman" w:eastAsia="Times New Roman" w:hAnsi="Times New Roman" w:cs="Times New Roman"/>
+          <w:sz w:val="24"/>
+          <w:szCs w:val="24"/>
+        </w:rPr>
+      </w:pPr>
+      <w:r>
+        <w:rPr>
+          <w:rFonts w:ascii="Times New Roman" w:eastAsia="Times New Roman" w:hAnsi="Times New Roman" w:cs="Times New Roman"/>
+          <w:sz w:val="24"/>
+          <w:szCs w:val="24"/>
+        </w:rPr>
+        <w:t>Manage system settings and security.</w:t>
+      </w:r>
+    </w:p>
+    <w:p>
+      <w:pPr>
+        <w:numPr>
+          <w:ilvl w:val="0"/>
+          <w:numId w:val="19"/>
+        </w:numPr>
+        <w:spacing w:before="100" w:beforeAutospacing="1" w:after="100" w:afterAutospacing="1" w:line="240" w:lineRule="auto"/>
+        <w:rPr>
+          <w:rFonts w:ascii="Times New Roman" w:eastAsia="Times New Roman" w:hAnsi="Times New Roman" w:cs="Times New Roman"/>
+          <w:sz w:val="24"/>
+          <w:szCs w:val="24"/>
+        </w:rPr>
+      </w:pPr>
+      <w:r>
+        <w:rPr>
+          <w:rFonts w:ascii="Times New Roman" w:eastAsia="Times New Roman" w:hAnsi="Times New Roman" w:cs="Times New Roman"/>
+          <w:sz w:val="24"/>
+          <w:szCs w:val="24"/>
+        </w:rPr>
+        <w:t>Ensure data backups and system maintenance.</w:t>
+      </w:r>
+    </w:p>
+    <w:p>
+      <w:pPr>
+        <w:spacing w:after="0" w:line="240" w:lineRule="auto"/>
+        <w:rPr>
+          <w:rFonts w:ascii="Times New Roman" w:eastAsia="Times New Roman" w:hAnsi="Times New Roman" w:cs="Times New Roman"/>
+          <w:sz w:val="24"/>
+          <w:szCs w:val="24"/>
+        </w:rPr>
+      </w:pPr>
+      <w:r>
+        <w:rPr>
+          <w:rFonts w:ascii="Times New Roman" w:eastAsia="Times New Roman" w:hAnsi="Times New Roman" w:cs="Times New Roman"/>
+          <w:sz w:val="24"/>
+          <w:szCs w:val="24"/>
+        </w:rPr>
+        <w:pict w14:anchorId="42EEFEC5">
+          <v:rect id="_x0000_i1079" style="width:0;height:1.5pt" o:hralign="center" o:hrstd="t" o:hr="t" fillcolor="#a0a0a0" stroked="f"/>
+        </w:pict>
+      </w:r>
+    </w:p>
+    <w:p>
+      <w:pPr>
+        <w:spacing w:before="100" w:beforeAutospacing="1" w:after="100" w:afterAutospacing="1" w:line="240" w:lineRule="auto"/>
+        <w:outlineLvl w:val="2"/>
+        <w:rPr>
+          <w:rFonts w:ascii="Times New Roman" w:eastAsia="Times New Roman" w:hAnsi="Times New Roman" w:cs="Times New Roman"/>
+          <w:b/>
+          <w:bCs/>
+          <w:sz w:val="27"/>
+          <w:szCs w:val="27"/>
+        </w:rPr>
+      </w:pPr>
+      <w:r>
+        <w:rPr>
+          <w:rFonts w:ascii="Times New Roman" w:eastAsia="Times New Roman" w:hAnsi="Times New Roman" w:cs="Times New Roman"/>
+          <w:b/>
+          <w:bCs/>
+          <w:sz w:val="27"/>
+          <w:szCs w:val="27"/>
+        </w:rPr>
+        <w:t>2. Property Owner / Landlord</w:t>
+      </w:r>
+    </w:p>
+    <w:p>
+      <w:pPr>
+        <w:spacing w:before="100" w:beforeAutospacing="1" w:after="100" w:afterAutospacing="1" w:line="240" w:lineRule="auto"/>
+        <w:rPr>
+          <w:rFonts w:ascii="Times New Roman" w:eastAsia="Times New Roman" w:hAnsi="Times New Roman" w:cs="Times New Roman"/>
+          <w:sz w:val="24"/>
+          <w:szCs w:val="24"/>
+        </w:rPr>
+      </w:pPr>
+      <w:r>
+        <w:rPr>
+          <w:rFonts w:ascii="Times New Roman" w:eastAsia="Times New Roman" w:hAnsi="Times New Roman" w:cs="Times New Roman"/>
+          <w:sz w:val="24"/>
+          <w:szCs w:val="24"/>
+        </w:rPr>
+        <w:t xml:space="preserve">The </w:t>
+      </w:r>
+      <w:r>
+        <w:rPr>
+          <w:rFonts w:ascii="Times New Roman" w:eastAsia="Times New Roman" w:hAnsi="Times New Roman" w:cs="Times New Roman"/>
+          <w:b/>
+          <w:bCs/>
+          <w:sz w:val="24"/>
+          <w:szCs w:val="24"/>
+        </w:rPr>
+        <w:t>Property Owner</w:t>
+      </w:r>
+      <w:r>
+        <w:rPr>
+          <w:rFonts w:ascii="Times New Roman" w:eastAsia="Times New Roman" w:hAnsi="Times New Roman" w:cs="Times New Roman"/>
+          <w:sz w:val="24"/>
+          <w:szCs w:val="24"/>
+        </w:rPr>
+        <w:t xml:space="preserve"> is responsible for listing and managing rental properties.</w:t>
+      </w:r>
+    </w:p>
+    <w:p>
+      <w:pPr>
+        <w:spacing w:before="100" w:beforeAutospacing="1" w:after="100" w:afterAutospacing="1" w:line="240" w:lineRule="auto"/>
+        <w:rPr>
+          <w:rFonts w:ascii="Times New Roman" w:eastAsia="Times New Roman" w:hAnsi="Times New Roman" w:cs="Times New Roman"/>
+          <w:sz w:val="24"/>
+          <w:szCs w:val="24"/>
+        </w:rPr>
+      </w:pPr>
+      <w:r>
+        <w:rPr>
+          <w:rFonts w:ascii="Times New Roman" w:eastAsia="Times New Roman" w:hAnsi="Times New Roman" w:cs="Times New Roman"/>
+          <w:sz w:val="24"/>
+          <w:szCs w:val="24"/>
+        </w:rPr>
+        <w:t>Responsibilities:</w:t>
+      </w:r>
+    </w:p>
+    <w:p>
+      <w:pPr>
+        <w:numPr>
+          <w:ilvl w:val="0"/>
+          <w:numId w:val="20"/>
+        </w:numPr>
+        <w:spacing w:before="100" w:beforeAutospacing="1" w:after="100" w:afterAutospacing="1" w:line="240" w:lineRule="auto"/>
+        <w:rPr>
+          <w:rFonts w:ascii="Times New Roman" w:eastAsia="Times New Roman" w:hAnsi="Times New Roman" w:cs="Times New Roman"/>
+          <w:sz w:val="24"/>
+          <w:szCs w:val="24"/>
+        </w:rPr>
+      </w:pPr>
+      <w:r>
+        <w:rPr>
+          <w:rFonts w:ascii="Times New Roman" w:eastAsia="Times New Roman" w:hAnsi="Times New Roman" w:cs="Times New Roman"/>
+          <w:sz w:val="24"/>
+          <w:szCs w:val="24"/>
+        </w:rPr>
+        <w:t>Add, update, or remove property listings.</w:t>
+      </w:r>
+    </w:p>
+    <w:p>
+      <w:pPr>
+        <w:numPr>
+          <w:ilvl w:val="0"/>
+          <w:numId w:val="20"/>
+        </w:numPr>
+        <w:spacing w:before="100" w:beforeAutospacing="1" w:after="100" w:afterAutospacing="1" w:line="240" w:lineRule="auto"/>
+        <w:rPr>
+          <w:rFonts w:ascii="Times New Roman" w:eastAsia="Times New Roman" w:hAnsi="Times New Roman" w:cs="Times New Roman"/>
+          <w:sz w:val="24"/>
+          <w:szCs w:val="24"/>
+        </w:rPr>
+      </w:pPr>
+      <w:r>
+        <w:rPr>
+          <w:rFonts w:ascii="Times New Roman" w:eastAsia="Times New Roman" w:hAnsi="Times New Roman" w:cs="Times New Roman"/>
+          <w:sz w:val="24"/>
+          <w:szCs w:val="24"/>
+        </w:rPr>
+        <w:t>Upload property details (price, location, description, photos, amenities).</w:t>
+      </w:r>
+    </w:p>
+    <w:p>
+      <w:pPr>
+        <w:numPr>
+          <w:ilvl w:val="0"/>
+          <w:numId w:val="20"/>
+        </w:numPr>
+        <w:spacing w:before="100" w:beforeAutospacing="1" w:after="100" w:afterAutospacing="1" w:line="240" w:lineRule="auto"/>
+        <w:rPr>
+          <w:rFonts w:ascii="Times New Roman" w:eastAsia="Times New Roman" w:hAnsi="Times New Roman" w:cs="Times New Roman"/>
+          <w:sz w:val="24"/>
+          <w:szCs w:val="24"/>
+        </w:rPr>
+      </w:pPr>
+      <w:r>
+        <w:rPr>
+          <w:rFonts w:ascii="Times New Roman" w:eastAsia="Times New Roman" w:hAnsi="Times New Roman" w:cs="Times New Roman"/>
+          <w:sz w:val="24"/>
+          <w:szCs w:val="24"/>
+        </w:rPr>
+        <w:t>Set property availability dates.</w:t>
+      </w:r>
+    </w:p>
+    <w:p>
+      <w:pPr>
+        <w:numPr>
+          <w:ilvl w:val="0"/>
+          <w:numId w:val="20"/>
+        </w:numPr>
+        <w:spacing w:before="100" w:beforeAutospacing="1" w:after="100" w:afterAutospacing="1" w:line="240" w:lineRule="auto"/>
+        <w:rPr>
+          <w:rFonts w:ascii="Times New Roman" w:eastAsia="Times New Roman" w:hAnsi="Times New Roman" w:cs="Times New Roman"/>
+          <w:sz w:val="24"/>
+          <w:szCs w:val="24"/>
+        </w:rPr>
+      </w:pPr>
+      <w:r>
+        <w:rPr>
+          <w:rFonts w:ascii="Times New Roman" w:eastAsia="Times New Roman" w:hAnsi="Times New Roman" w:cs="Times New Roman"/>
+          <w:sz w:val="24"/>
+          <w:szCs w:val="24"/>
+        </w:rPr>
+        <w:t>Review and approve tenant booking requests.</w:t>
+      </w:r>
+    </w:p>
+    <w:p>
+      <w:pPr>
+        <w:numPr>
+          <w:ilvl w:val="0"/>
+          <w:numId w:val="20"/>
+        </w:numPr>
+        <w:spacing w:before="100" w:beforeAutospacing="1" w:after="100" w:afterAutospacing="1" w:line="240" w:lineRule="auto"/>
+        <w:rPr>
+          <w:rFonts w:ascii="Times New Roman" w:eastAsia="Times New Roman" w:hAnsi="Times New Roman" w:cs="Times New Roman"/>
+          <w:sz w:val="24"/>
+          <w:szCs w:val="24"/>
+        </w:rPr>
+      </w:pPr>
+      <w:r>
+        <w:rPr>
+          <w:rFonts w:ascii="Times New Roman" w:eastAsia="Times New Roman" w:hAnsi="Times New Roman" w:cs="Times New Roman"/>
+          <w:sz w:val="24"/>
+          <w:szCs w:val="24"/>
+        </w:rPr>
+        <w:t>Manage rental agreements.</w:t>
+      </w:r>
+    </w:p>
+    <w:p>
+      <w:pPr>
+        <w:numPr>
+          <w:ilvl w:val="0"/>
+          <w:numId w:val="20"/>
+        </w:numPr>
+        <w:spacing w:before="100" w:beforeAutospacing="1" w:after="100" w:afterAutospacing="1" w:line="240" w:lineRule="auto"/>
+        <w:rPr>
+          <w:rFonts w:ascii="Times New Roman" w:eastAsia="Times New Roman" w:hAnsi="Times New Roman" w:cs="Times New Roman"/>
+          <w:sz w:val="24"/>
+          <w:szCs w:val="24"/>
+        </w:rPr>
+      </w:pPr>
+      <w:r>
+        <w:rPr>
+          <w:rFonts w:ascii="Times New Roman" w:eastAsia="Times New Roman" w:hAnsi="Times New Roman" w:cs="Times New Roman"/>
+          <w:sz w:val="24"/>
+          <w:szCs w:val="24"/>
+        </w:rPr>
+        <w:t>View tenant details and payment records.</w:t>
+      </w:r>
+    </w:p>
+    <w:p>
+      <w:pPr>
+        <w:numPr>
+          <w:ilvl w:val="0"/>
+          <w:numId w:val="20"/>
+        </w:numPr>
+        <w:spacing w:before="100" w:beforeAutospacing="1" w:after="100" w:afterAutospacing="1" w:line="240" w:lineRule="auto"/>
+        <w:rPr>
+          <w:rFonts w:ascii="Times New Roman" w:eastAsia="Times New Roman" w:hAnsi="Times New Roman" w:cs="Times New Roman"/>
+          <w:sz w:val="24"/>
+          <w:szCs w:val="24"/>
+        </w:rPr>
+      </w:pPr>
+      <w:r>
+        <w:rPr>
+          <w:rFonts w:ascii="Times New Roman" w:eastAsia="Times New Roman" w:hAnsi="Times New Roman" w:cs="Times New Roman"/>
+          <w:sz w:val="24"/>
+          <w:szCs w:val="24"/>
+        </w:rPr>
+        <w:t>Communicate with tenants or operators.</w:t>
+      </w:r>
+    </w:p>
+    <w:p>
+      <w:pPr>
+        <w:spacing w:after="0" w:line="240" w:lineRule="auto"/>
+        <w:rPr>
+          <w:rFonts w:ascii="Times New Roman" w:eastAsia="Times New Roman" w:hAnsi="Times New Roman" w:cs="Times New Roman"/>
+          <w:sz w:val="24"/>
+          <w:szCs w:val="24"/>
+        </w:rPr>
+      </w:pPr>
+      <w:r>
+        <w:rPr>
+          <w:rFonts w:ascii="Times New Roman" w:eastAsia="Times New Roman" w:hAnsi="Times New Roman" w:cs="Times New Roman"/>
+          <w:sz w:val="24"/>
+          <w:szCs w:val="24"/>
+        </w:rPr>
+        <w:pict w14:anchorId="65B0AAB9">
+          <v:rect id="_x0000_i1080" style="width:0;height:1.5pt" o:hralign="center" o:hrstd="t" o:hr="t" fillcolor="#a0a0a0" stroked="f"/>
+        </w:pict>
+      </w:r>
+    </w:p>
+    <w:p>
+      <w:pPr>
+        <w:spacing w:before="100" w:beforeAutospacing="1" w:after="100" w:afterAutospacing="1" w:line="240" w:lineRule="auto"/>
+        <w:outlineLvl w:val="2"/>
+        <w:rPr>
+          <w:rFonts w:ascii="Times New Roman" w:eastAsia="Times New Roman" w:hAnsi="Times New Roman" w:cs="Times New Roman"/>
+          <w:b/>
+          <w:bCs/>
+          <w:sz w:val="27"/>
+          <w:szCs w:val="27"/>
+        </w:rPr>
+      </w:pPr>
+      <w:r>
+        <w:rPr>
+          <w:rFonts w:ascii="Times New Roman" w:eastAsia="Times New Roman" w:hAnsi="Times New Roman" w:cs="Times New Roman"/>
+          <w:b/>
+          <w:bCs/>
+          <w:sz w:val="27"/>
+          <w:szCs w:val="27"/>
+        </w:rPr>
+        <w:t>3. Tenant / Customer</w:t>
+      </w:r>
+    </w:p>
+    <w:p>
+      <w:pPr>
+        <w:spacing w:before="100" w:beforeAutospacing="1" w:after="100" w:afterAutospacing="1" w:line="240" w:lineRule="auto"/>
+        <w:rPr>
+          <w:rFonts w:ascii="Times New Roman" w:eastAsia="Times New Roman" w:hAnsi="Times New Roman" w:cs="Times New Roman"/>
+          <w:sz w:val="24"/>
+          <w:szCs w:val="24"/>
+        </w:rPr>
+      </w:pPr>
+      <w:r>
+        <w:rPr>
+          <w:rFonts w:ascii="Times New Roman" w:eastAsia="Times New Roman" w:hAnsi="Times New Roman" w:cs="Times New Roman"/>
+          <w:sz w:val="24"/>
+          <w:szCs w:val="24"/>
+        </w:rPr>
+        <w:t xml:space="preserve">The </w:t>
+      </w:r>
+      <w:r>
+        <w:rPr>
+          <w:rFonts w:ascii="Times New Roman" w:eastAsia="Times New Roman" w:hAnsi="Times New Roman" w:cs="Times New Roman"/>
+          <w:b/>
+          <w:bCs/>
+          <w:sz w:val="24"/>
+          <w:szCs w:val="24"/>
+        </w:rPr>
+        <w:t>Tenant</w:t>
+      </w:r>
+      <w:r>
+        <w:rPr>
+          <w:rFonts w:ascii="Times New Roman" w:eastAsia="Times New Roman" w:hAnsi="Times New Roman" w:cs="Times New Roman"/>
+          <w:sz w:val="24"/>
+          <w:szCs w:val="24"/>
+        </w:rPr>
+        <w:t xml:space="preserve"> uses the platform to search for and rent properties.</w:t>
+      </w:r>
+    </w:p>
+    <w:p>
+      <w:pPr>
+        <w:spacing w:before="100" w:beforeAutospacing="1" w:after="100" w:afterAutospacing="1" w:line="240" w:lineRule="auto"/>
+        <w:rPr>
+          <w:rFonts w:ascii="Times New Roman" w:eastAsia="Times New Roman" w:hAnsi="Times New Roman" w:cs="Times New Roman"/>
+          <w:sz w:val="24"/>
+          <w:szCs w:val="24"/>
+        </w:rPr>
+      </w:pPr>
+      <w:r>
+        <w:rPr>
+          <w:rFonts w:ascii="Times New Roman" w:eastAsia="Times New Roman" w:hAnsi="Times New Roman" w:cs="Times New Roman"/>
+          <w:sz w:val="24"/>
+          <w:szCs w:val="24"/>
+        </w:rPr>
+        <w:t>Responsibilities:</w:t>
+      </w:r>
+    </w:p>
+    <w:p>
+      <w:pPr>
+        <w:numPr>
+          <w:ilvl w:val="0"/>
+          <w:numId w:val="21"/>
+        </w:numPr>
+        <w:spacing w:before="100" w:beforeAutospacing="1" w:after="100" w:afterAutospacing="1" w:line="240" w:lineRule="auto"/>
+        <w:rPr>
+          <w:rFonts w:ascii="Times New Roman" w:eastAsia="Times New Roman" w:hAnsi="Times New Roman" w:cs="Times New Roman"/>
+          <w:sz w:val="24"/>
+          <w:szCs w:val="24"/>
+        </w:rPr>
+      </w:pPr>
+      <w:r>
+        <w:rPr>
+          <w:rFonts w:ascii="Times New Roman" w:eastAsia="Times New Roman" w:hAnsi="Times New Roman" w:cs="Times New Roman"/>
+          <w:sz w:val="24"/>
+          <w:szCs w:val="24"/>
+        </w:rPr>
+        <w:t>Register and manage a personal account.</w:t>
+      </w:r>
+    </w:p>
+    <w:p>
+      <w:pPr>
+        <w:numPr>
+          <w:ilvl w:val="0"/>
+          <w:numId w:val="21"/>
+        </w:numPr>
+        <w:spacing w:before="100" w:beforeAutospacing="1" w:after="100" w:afterAutospacing="1" w:line="240" w:lineRule="auto"/>
+        <w:rPr>
+          <w:rFonts w:ascii="Times New Roman" w:eastAsia="Times New Roman" w:hAnsi="Times New Roman" w:cs="Times New Roman"/>
+          <w:sz w:val="24"/>
+          <w:szCs w:val="24"/>
+        </w:rPr>
+      </w:pPr>
+      <w:r>
+        <w:rPr>
+          <w:rFonts w:ascii="Times New Roman" w:eastAsia="Times New Roman" w:hAnsi="Times New Roman" w:cs="Times New Roman"/>
+          <w:sz w:val="24"/>
+          <w:szCs w:val="24"/>
+        </w:rPr>
+        <w:t>Search for available properties.</w:t>
+      </w:r>
+    </w:p>
+    <w:p>
+      <w:pPr>
+        <w:numPr>
+          <w:ilvl w:val="0"/>
+          <w:numId w:val="21"/>
+        </w:numPr>
+        <w:spacing w:before="100" w:beforeAutospacing="1" w:after="100" w:afterAutospacing="1" w:line="240" w:lineRule="auto"/>
+        <w:rPr>
+          <w:rFonts w:ascii="Times New Roman" w:eastAsia="Times New Roman" w:hAnsi="Times New Roman" w:cs="Times New Roman"/>
+          <w:sz w:val="24"/>
+          <w:szCs w:val="24"/>
+        </w:rPr>
+      </w:pPr>
+      <w:r>
+        <w:rPr>
+          <w:rFonts w:ascii="Times New Roman" w:eastAsia="Times New Roman" w:hAnsi="Times New Roman" w:cs="Times New Roman"/>
+          <w:sz w:val="24"/>
+          <w:szCs w:val="24"/>
+        </w:rPr>
+        <w:lastRenderedPageBreak/>
+        <w:t>Filter properties by location, price, type, and availability.</w:t>
+      </w:r>
+    </w:p>
+    <w:p>
+      <w:pPr>
+        <w:numPr>
+          <w:ilvl w:val="0"/>
+          <w:numId w:val="21"/>
+        </w:numPr>
+        <w:spacing w:before="100" w:beforeAutospacing="1" w:after="100" w:afterAutospacing="1" w:line="240" w:lineRule="auto"/>
+        <w:rPr>
+          <w:rFonts w:ascii="Times New Roman" w:eastAsia="Times New Roman" w:hAnsi="Times New Roman" w:cs="Times New Roman"/>
+          <w:sz w:val="24"/>
+          <w:szCs w:val="24"/>
+        </w:rPr>
+      </w:pPr>
+      <w:r>
+        <w:rPr>
+          <w:rFonts w:ascii="Times New Roman" w:eastAsia="Times New Roman" w:hAnsi="Times New Roman" w:cs="Times New Roman"/>
+          <w:sz w:val="24"/>
+          <w:szCs w:val="24"/>
+        </w:rPr>
+        <w:t>View detailed property information.</w:t>
+      </w:r>
+    </w:p>
+    <w:p>
+      <w:pPr>
+        <w:numPr>
+          <w:ilvl w:val="0"/>
+          <w:numId w:val="21"/>
+        </w:numPr>
+        <w:spacing w:before="100" w:beforeAutospacing="1" w:after="100" w:afterAutospacing="1" w:line="240" w:lineRule="auto"/>
+        <w:rPr>
+          <w:rFonts w:ascii="Times New Roman" w:eastAsia="Times New Roman" w:hAnsi="Times New Roman" w:cs="Times New Roman"/>
+          <w:sz w:val="24"/>
+          <w:szCs w:val="24"/>
+        </w:rPr>
+      </w:pPr>
+      <w:r>
+        <w:rPr>
+          <w:rFonts w:ascii="Times New Roman" w:eastAsia="Times New Roman" w:hAnsi="Times New Roman" w:cs="Times New Roman"/>
+          <w:sz w:val="24"/>
+          <w:szCs w:val="24"/>
+        </w:rPr>
+        <w:t>Submit rental or booking requests.</w:t>
+      </w:r>
+    </w:p>
+    <w:p>
+      <w:pPr>
+        <w:numPr>
+          <w:ilvl w:val="0"/>
+          <w:numId w:val="21"/>
+        </w:numPr>
+        <w:spacing w:before="100" w:beforeAutospacing="1" w:after="100" w:afterAutospacing="1" w:line="240" w:lineRule="auto"/>
+        <w:rPr>
+          <w:rFonts w:ascii="Times New Roman" w:eastAsia="Times New Roman" w:hAnsi="Times New Roman" w:cs="Times New Roman"/>
+          <w:sz w:val="24"/>
+          <w:szCs w:val="24"/>
+        </w:rPr>
+      </w:pPr>
+      <w:r>
+        <w:rPr>
+          <w:rFonts w:ascii="Times New Roman" w:eastAsia="Times New Roman" w:hAnsi="Times New Roman" w:cs="Times New Roman"/>
+          <w:sz w:val="24"/>
+          <w:szCs w:val="24"/>
+        </w:rPr>
+        <w:t>Make online payments.</w:t>
+      </w:r>
+    </w:p>
+    <w:p>
+      <w:pPr>
+        <w:numPr>
+          <w:ilvl w:val="0"/>
+          <w:numId w:val="21"/>
+        </w:numPr>
+        <w:spacing w:before="100" w:beforeAutospacing="1" w:after="100" w:afterAutospacing="1" w:line="240" w:lineRule="auto"/>
+        <w:rPr>
+          <w:rFonts w:ascii="Times New Roman" w:eastAsia="Times New Roman" w:hAnsi="Times New Roman" w:cs="Times New Roman"/>
+          <w:sz w:val="24"/>
+          <w:szCs w:val="24"/>
+        </w:rPr>
+      </w:pPr>
+      <w:r>
+        <w:rPr>
+          <w:rFonts w:ascii="Times New Roman" w:eastAsia="Times New Roman" w:hAnsi="Times New Roman" w:cs="Times New Roman"/>
+          <w:sz w:val="24"/>
+          <w:szCs w:val="24"/>
+        </w:rPr>
+        <w:t>View booking history and lease agreements.</w:t>
+      </w:r>
+    </w:p>
+    <w:p>
+      <w:pPr>
+        <w:numPr>
+          <w:ilvl w:val="0"/>
+          <w:numId w:val="21"/>
+        </w:numPr>
+        <w:spacing w:before="100" w:beforeAutospacing="1" w:after="100" w:afterAutospacing="1" w:line="240" w:lineRule="auto"/>
+        <w:rPr>
+          <w:rFonts w:ascii="Times New Roman" w:eastAsia="Times New Roman" w:hAnsi="Times New Roman" w:cs="Times New Roman"/>
+          <w:sz w:val="24"/>
+          <w:szCs w:val="24"/>
+        </w:rPr>
+      </w:pPr>
+      <w:r>
+        <w:rPr>
+          <w:rFonts w:ascii="Times New Roman" w:eastAsia="Times New Roman" w:hAnsi="Times New Roman" w:cs="Times New Roman"/>
+          <w:sz w:val="24"/>
+          <w:szCs w:val="24"/>
+        </w:rPr>
+        <w:t>Submit maintenance requests if needed.</w:t>
+      </w:r>
+    </w:p>
+    <w:p>
+      <w:pPr>
+        <w:spacing w:after="0" w:line="240" w:lineRule="auto"/>
+        <w:rPr>
+          <w:rFonts w:ascii="Times New Roman" w:eastAsia="Times New Roman" w:hAnsi="Times New Roman" w:cs="Times New Roman"/>
+          <w:sz w:val="24"/>
+          <w:szCs w:val="24"/>
+        </w:rPr>
+      </w:pPr>
+      <w:r>
+        <w:rPr>
+          <w:rFonts w:ascii="Times New Roman" w:eastAsia="Times New Roman" w:hAnsi="Times New Roman" w:cs="Times New Roman"/>
+          <w:sz w:val="24"/>
+          <w:szCs w:val="24"/>
+        </w:rPr>
+        <w:pict w14:anchorId="45926F45">
+          <v:rect id="_x0000_i1081" style="width:0;height:1.5pt" o:hralign="center" o:hrstd="t" o:hr="t" fillcolor="#a0a0a0" stroked="f"/>
+        </w:pict>
+      </w:r>
+    </w:p>
+    <w:p>
+      <w:pPr>
+        <w:spacing w:before="100" w:beforeAutospacing="1" w:after="100" w:afterAutospacing="1" w:line="240" w:lineRule="auto"/>
+        <w:outlineLvl w:val="2"/>
+        <w:rPr>
+          <w:rFonts w:ascii="Times New Roman" w:eastAsia="Times New Roman" w:hAnsi="Times New Roman" w:cs="Times New Roman"/>
+          <w:b/>
+          <w:bCs/>
+          <w:sz w:val="27"/>
+          <w:szCs w:val="27"/>
+        </w:rPr>
+      </w:pPr>
+      <w:r>
+        <w:rPr>
+          <w:rFonts w:ascii="Times New Roman" w:eastAsia="Times New Roman" w:hAnsi="Times New Roman" w:cs="Times New Roman"/>
+          <w:b/>
+          <w:bCs/>
+          <w:sz w:val="27"/>
+          <w:szCs w:val="27"/>
+        </w:rPr>
+        <w:t>4. Operator</w:t>
+      </w:r>
+    </w:p>
+    <w:p>
+      <w:pPr>
+        <w:spacing w:before="100" w:beforeAutospacing="1" w:after="100" w:afterAutospacing="1" w:line="240" w:lineRule="auto"/>
+        <w:rPr>
+          <w:rFonts w:ascii="Times New Roman" w:eastAsia="Times New Roman" w:hAnsi="Times New Roman" w:cs="Times New Roman"/>
+          <w:sz w:val="24"/>
+          <w:szCs w:val="24"/>
+        </w:rPr>
+      </w:pPr>
+      <w:r>
+        <w:rPr>
+          <w:rFonts w:ascii="Times New Roman" w:eastAsia="Times New Roman" w:hAnsi="Times New Roman" w:cs="Times New Roman"/>
+          <w:sz w:val="24"/>
+          <w:szCs w:val="24"/>
+        </w:rPr>
+        <w:t xml:space="preserve">The </w:t>
+      </w:r>
+      <w:r>
+        <w:rPr>
+          <w:rFonts w:ascii="Times New Roman" w:eastAsia="Times New Roman" w:hAnsi="Times New Roman" w:cs="Times New Roman"/>
+          <w:b/>
+          <w:bCs/>
+          <w:sz w:val="24"/>
+          <w:szCs w:val="24"/>
+        </w:rPr>
+        <w:t>Operator</w:t>
+      </w:r>
+      <w:r>
+        <w:rPr>
+          <w:rFonts w:ascii="Times New Roman" w:eastAsia="Times New Roman" w:hAnsi="Times New Roman" w:cs="Times New Roman"/>
+          <w:sz w:val="24"/>
+          <w:szCs w:val="24"/>
+        </w:rPr>
+        <w:t xml:space="preserve"> assists tenants and helps facilitate communication between tenants and property owners.</w:t>
+      </w:r>
+    </w:p>
+    <w:p>
+      <w:pPr>
+        <w:spacing w:before="100" w:beforeAutospacing="1" w:after="100" w:afterAutospacing="1" w:line="240" w:lineRule="auto"/>
+        <w:rPr>
+          <w:rFonts w:ascii="Times New Roman" w:eastAsia="Times New Roman" w:hAnsi="Times New Roman" w:cs="Times New Roman"/>
+          <w:sz w:val="24"/>
+          <w:szCs w:val="24"/>
+        </w:rPr>
+      </w:pPr>
+      <w:r>
+        <w:rPr>
+          <w:rFonts w:ascii="Times New Roman" w:eastAsia="Times New Roman" w:hAnsi="Times New Roman" w:cs="Times New Roman"/>
+          <w:sz w:val="24"/>
+          <w:szCs w:val="24"/>
+        </w:rPr>
+        <w:t>Responsibilities:</w:t>
+      </w:r>
+    </w:p>
+    <w:p>
+      <w:pPr>
+        <w:numPr>
+          <w:ilvl w:val="0"/>
+          <w:numId w:val="22"/>
+        </w:numPr>
+        <w:spacing w:before="100" w:beforeAutospacing="1" w:after="100" w:afterAutospacing="1" w:line="240" w:lineRule="auto"/>
+        <w:rPr>
+          <w:rFonts w:ascii="Times New Roman" w:eastAsia="Times New Roman" w:hAnsi="Times New Roman" w:cs="Times New Roman"/>
+          <w:sz w:val="24"/>
+          <w:szCs w:val="24"/>
+        </w:rPr>
+      </w:pPr>
+      <w:r>
+        <w:rPr>
+          <w:rFonts w:ascii="Times New Roman" w:eastAsia="Times New Roman" w:hAnsi="Times New Roman" w:cs="Times New Roman"/>
+          <w:sz w:val="24"/>
+          <w:szCs w:val="24"/>
+        </w:rPr>
+        <w:t>Help tenants search and find suitable properties.</w:t>
+      </w:r>
+    </w:p>
+    <w:p>
+      <w:pPr>
+        <w:numPr>
+          <w:ilvl w:val="0"/>
+          <w:numId w:val="22"/>
+        </w:numPr>
+        <w:spacing w:before="100" w:beforeAutospacing="1" w:after="100" w:afterAutospacing="1" w:line="240" w:lineRule="auto"/>
+        <w:rPr>
+          <w:rFonts w:ascii="Times New Roman" w:eastAsia="Times New Roman" w:hAnsi="Times New Roman" w:cs="Times New Roman"/>
+          <w:sz w:val="24"/>
+          <w:szCs w:val="24"/>
+        </w:rPr>
+      </w:pPr>
+      <w:r>
+        <w:rPr>
+          <w:rFonts w:ascii="Times New Roman" w:eastAsia="Times New Roman" w:hAnsi="Times New Roman" w:cs="Times New Roman"/>
+          <w:sz w:val="24"/>
+          <w:szCs w:val="24"/>
+        </w:rPr>
+        <w:t>Assist tenants with booking requests.</w:t>
+      </w:r>
+    </w:p>
+    <w:p>
+      <w:pPr>
+        <w:numPr>
+          <w:ilvl w:val="0"/>
+          <w:numId w:val="22"/>
+        </w:numPr>
+        <w:spacing w:before="100" w:beforeAutospacing="1" w:after="100" w:afterAutospacing="1" w:line="240" w:lineRule="auto"/>
+        <w:rPr>
+          <w:rFonts w:ascii="Times New Roman" w:eastAsia="Times New Roman" w:hAnsi="Times New Roman" w:cs="Times New Roman"/>
+          <w:sz w:val="24"/>
+          <w:szCs w:val="24"/>
+        </w:rPr>
+      </w:pPr>
+      <w:r>
+        <w:rPr>
+          <w:rFonts w:ascii="Times New Roman" w:eastAsia="Times New Roman" w:hAnsi="Times New Roman" w:cs="Times New Roman"/>
+          <w:sz w:val="24"/>
+          <w:szCs w:val="24"/>
+        </w:rPr>
+        <w:t>Answer customer questions and provide support.</w:t>
+      </w:r>
+    </w:p>
+    <w:p>
+      <w:pPr>
+        <w:numPr>
+          <w:ilvl w:val="0"/>
+          <w:numId w:val="22"/>
+        </w:numPr>
+        <w:spacing w:before="100" w:beforeAutospacing="1" w:after="100" w:afterAutospacing="1" w:line="240" w:lineRule="auto"/>
+        <w:rPr>
+          <w:rFonts w:ascii="Times New Roman" w:eastAsia="Times New Roman" w:hAnsi="Times New Roman" w:cs="Times New Roman"/>
+          <w:sz w:val="24"/>
+          <w:szCs w:val="24"/>
+        </w:rPr>
+      </w:pPr>
+      <w:r>
+        <w:rPr>
+          <w:rFonts w:ascii="Times New Roman" w:eastAsia="Times New Roman" w:hAnsi="Times New Roman" w:cs="Times New Roman"/>
+          <w:sz w:val="24"/>
+          <w:szCs w:val="24"/>
+        </w:rPr>
+        <w:t>Coordinate communication between tenants and property owners.</w:t>
+      </w:r>
+    </w:p>
+    <w:p>
+      <w:pPr>
+        <w:numPr>
+          <w:ilvl w:val="0"/>
+          <w:numId w:val="22"/>
+        </w:numPr>
+        <w:spacing w:before="100" w:beforeAutospacing="1" w:after="100" w:afterAutospacing="1" w:line="240" w:lineRule="auto"/>
+        <w:rPr>
+          <w:rFonts w:ascii="Times New Roman" w:eastAsia="Times New Roman" w:hAnsi="Times New Roman" w:cs="Times New Roman"/>
+          <w:sz w:val="24"/>
+          <w:szCs w:val="24"/>
+        </w:rPr>
+      </w:pPr>
+      <w:r>
+        <w:rPr>
+          <w:rFonts w:ascii="Times New Roman" w:eastAsia="Times New Roman" w:hAnsi="Times New Roman" w:cs="Times New Roman"/>
+          <w:sz w:val="24"/>
+          <w:szCs w:val="24"/>
+        </w:rPr>
+        <w:t>Help resolve booking issues or conflicts.</w:t>
+      </w:r>
+    </w:p>
+    <w:p>
+      <w:pPr>
+        <w:numPr>
+          <w:ilvl w:val="0"/>
+          <w:numId w:val="22"/>
+        </w:numPr>
+        <w:spacing w:before="100" w:beforeAutospacing="1" w:after="100" w:afterAutospacing="1" w:line="240" w:lineRule="auto"/>
+        <w:rPr>
+          <w:rFonts w:ascii="Times New Roman" w:eastAsia="Times New Roman" w:hAnsi="Times New Roman" w:cs="Times New Roman"/>
+          <w:sz w:val="24"/>
+          <w:szCs w:val="24"/>
+        </w:rPr>
+      </w:pPr>
+      <w:r>
+        <w:rPr>
+          <w:rFonts w:ascii="Times New Roman" w:eastAsia="Times New Roman" w:hAnsi="Times New Roman" w:cs="Times New Roman"/>
+          <w:sz w:val="24"/>
+          <w:szCs w:val="24"/>
+        </w:rPr>
+        <w:t>Monitor tenant requests and inquiries.</w:t>
+      </w:r>
+    </w:p>
+    <w:p>
+      <w:pPr>
+        <w:spacing w:after="0" w:line="240" w:lineRule="auto"/>
+        <w:rPr>
+          <w:rFonts w:ascii="Times New Roman" w:eastAsia="Times New Roman" w:hAnsi="Times New Roman" w:cs="Times New Roman"/>
+          <w:sz w:val="24"/>
+          <w:szCs w:val="24"/>
+        </w:rPr>
+      </w:pPr>
+      <w:r>
+        <w:rPr>
+          <w:rFonts w:ascii="Times New Roman" w:eastAsia="Times New Roman" w:hAnsi="Times New Roman" w:cs="Times New Roman"/>
+          <w:sz w:val="24"/>
+          <w:szCs w:val="24"/>
+        </w:rPr>
+        <w:pict w14:anchorId="1DC391C5">
+          <v:rect id="_x0000_i1082" style="width:0;height:1.5pt" o:hralign="center" o:hrstd="t" o:hr="t" fillcolor="#a0a0a0" stroked="f"/>
+        </w:pict>
+      </w:r>
+    </w:p>
+    <w:p>
+      <w:pPr>
+        <w:spacing w:before="100" w:beforeAutospacing="1" w:after="100" w:afterAutospacing="1" w:line="240" w:lineRule="auto"/>
+        <w:outlineLvl w:val="2"/>
+        <w:rPr>
+          <w:rFonts w:ascii="Times New Roman" w:eastAsia="Times New Roman" w:hAnsi="Times New Roman" w:cs="Times New Roman"/>
+          <w:b/>
+          <w:bCs/>
+          <w:sz w:val="27"/>
+          <w:szCs w:val="27"/>
+        </w:rPr>
+      </w:pPr>
+      <w:r>
+        <w:rPr>
+          <w:rFonts w:ascii="Times New Roman" w:eastAsia="Times New Roman" w:hAnsi="Times New Roman" w:cs="Times New Roman"/>
+          <w:b/>
+          <w:bCs/>
+          <w:sz w:val="27"/>
+          <w:szCs w:val="27"/>
+        </w:rPr>
+        <w:t>5. Housekeeping Staff</w:t>
+      </w:r>
+    </w:p>
+    <w:p>
+      <w:pPr>
+        <w:spacing w:before="100" w:beforeAutospacing="1" w:after="100" w:afterAutospacing="1" w:line="240" w:lineRule="auto"/>
+        <w:rPr>
+          <w:rFonts w:ascii="Times New Roman" w:eastAsia="Times New Roman" w:hAnsi="Times New Roman" w:cs="Times New Roman"/>
+          <w:sz w:val="24"/>
+          <w:szCs w:val="24"/>
+        </w:rPr>
+      </w:pPr>
+      <w:r>
+        <w:rPr>
+          <w:rFonts w:ascii="Times New Roman" w:eastAsia="Times New Roman" w:hAnsi="Times New Roman" w:cs="Times New Roman"/>
+          <w:sz w:val="24"/>
+          <w:szCs w:val="24"/>
+        </w:rPr>
+        <w:t xml:space="preserve">The </w:t>
+      </w:r>
+      <w:r>
+        <w:rPr>
+          <w:rFonts w:ascii="Times New Roman" w:eastAsia="Times New Roman" w:hAnsi="Times New Roman" w:cs="Times New Roman"/>
+          <w:b/>
+          <w:bCs/>
+          <w:sz w:val="24"/>
+          <w:szCs w:val="24"/>
+        </w:rPr>
+        <w:t>Housekeeping Staff</w:t>
+      </w:r>
+      <w:r>
+        <w:rPr>
+          <w:rFonts w:ascii="Times New Roman" w:eastAsia="Times New Roman" w:hAnsi="Times New Roman" w:cs="Times New Roman"/>
+          <w:sz w:val="24"/>
+          <w:szCs w:val="24"/>
+        </w:rPr>
+        <w:t xml:space="preserve"> is responsible for maintaining the cleanliness and condition of properties.</w:t>
+      </w:r>
+    </w:p>
+    <w:p>
+      <w:pPr>
+        <w:spacing w:before="100" w:beforeAutospacing="1" w:after="100" w:afterAutospacing="1" w:line="240" w:lineRule="auto"/>
+        <w:rPr>
+          <w:rFonts w:ascii="Times New Roman" w:eastAsia="Times New Roman" w:hAnsi="Times New Roman" w:cs="Times New Roman"/>
+          <w:sz w:val="24"/>
+          <w:szCs w:val="24"/>
+        </w:rPr>
+      </w:pPr>
+      <w:r>
+        <w:rPr>
+          <w:rFonts w:ascii="Times New Roman" w:eastAsia="Times New Roman" w:hAnsi="Times New Roman" w:cs="Times New Roman"/>
+          <w:sz w:val="24"/>
+          <w:szCs w:val="24"/>
+        </w:rPr>
+        <w:t>Responsibilities:</w:t>
+      </w:r>
+    </w:p>
+    <w:p>
+      <w:pPr>
+        <w:numPr>
+          <w:ilvl w:val="0"/>
+          <w:numId w:val="23"/>
+        </w:numPr>
+        <w:spacing w:before="100" w:beforeAutospacing="1" w:after="100" w:afterAutospacing="1" w:line="240" w:lineRule="auto"/>
+        <w:rPr>
+          <w:rFonts w:ascii="Times New Roman" w:eastAsia="Times New Roman" w:hAnsi="Times New Roman" w:cs="Times New Roman"/>
+          <w:sz w:val="24"/>
+          <w:szCs w:val="24"/>
+        </w:rPr>
+      </w:pPr>
+      <w:r>
+        <w:rPr>
+          <w:rFonts w:ascii="Times New Roman" w:eastAsia="Times New Roman" w:hAnsi="Times New Roman" w:cs="Times New Roman"/>
+          <w:sz w:val="24"/>
+          <w:szCs w:val="24"/>
+        </w:rPr>
+        <w:t>View assigned properties and work schedules.</w:t>
+      </w:r>
+    </w:p>
+    <w:p>
+      <w:pPr>
+        <w:numPr>
+          <w:ilvl w:val="0"/>
+          <w:numId w:val="23"/>
+        </w:numPr>
+        <w:spacing w:before="100" w:beforeAutospacing="1" w:after="100" w:afterAutospacing="1" w:line="240" w:lineRule="auto"/>
+        <w:rPr>
+          <w:rFonts w:ascii="Times New Roman" w:eastAsia="Times New Roman" w:hAnsi="Times New Roman" w:cs="Times New Roman"/>
+          <w:sz w:val="24"/>
+          <w:szCs w:val="24"/>
+        </w:rPr>
+      </w:pPr>
+      <w:r>
+        <w:rPr>
+          <w:rFonts w:ascii="Times New Roman" w:eastAsia="Times New Roman" w:hAnsi="Times New Roman" w:cs="Times New Roman"/>
+          <w:sz w:val="24"/>
+          <w:szCs w:val="24"/>
+        </w:rPr>
+        <w:t>Perform housekeeping and cleaning tasks.</w:t>
+      </w:r>
+    </w:p>
+    <w:p>
+      <w:pPr>
+        <w:numPr>
+          <w:ilvl w:val="0"/>
+          <w:numId w:val="23"/>
+        </w:numPr>
+        <w:spacing w:before="100" w:beforeAutospacing="1" w:after="100" w:afterAutospacing="1" w:line="240" w:lineRule="auto"/>
+        <w:rPr>
+          <w:rFonts w:ascii="Times New Roman" w:eastAsia="Times New Roman" w:hAnsi="Times New Roman" w:cs="Times New Roman"/>
+          <w:sz w:val="24"/>
+          <w:szCs w:val="24"/>
+        </w:rPr>
+      </w:pPr>
+      <w:r>
+        <w:rPr>
+          <w:rFonts w:ascii="Times New Roman" w:eastAsia="Times New Roman" w:hAnsi="Times New Roman" w:cs="Times New Roman"/>
+          <w:sz w:val="24"/>
+          <w:szCs w:val="24"/>
+        </w:rPr>
+        <w:t>Prepare properties before tenant check-in.</w:t>
+      </w:r>
+    </w:p>
+    <w:p>
+      <w:pPr>
+        <w:numPr>
+          <w:ilvl w:val="0"/>
+          <w:numId w:val="23"/>
+        </w:numPr>
+        <w:spacing w:before="100" w:beforeAutospacing="1" w:after="100" w:afterAutospacing="1" w:line="240" w:lineRule="auto"/>
+        <w:rPr>
+          <w:rFonts w:ascii="Times New Roman" w:eastAsia="Times New Roman" w:hAnsi="Times New Roman" w:cs="Times New Roman"/>
+          <w:sz w:val="24"/>
+          <w:szCs w:val="24"/>
+        </w:rPr>
+      </w:pPr>
+      <w:r>
+        <w:rPr>
+          <w:rFonts w:ascii="Times New Roman" w:eastAsia="Times New Roman" w:hAnsi="Times New Roman" w:cs="Times New Roman"/>
+          <w:sz w:val="24"/>
+          <w:szCs w:val="24"/>
+        </w:rPr>
+        <w:t>Report maintenance issues to the administrator or owner.</w:t>
+      </w:r>
+    </w:p>
+    <w:p>
+      <w:pPr>
+        <w:numPr>
+          <w:ilvl w:val="0"/>
+          <w:numId w:val="23"/>
+        </w:numPr>
+        <w:spacing w:before="100" w:beforeAutospacing="1" w:after="100" w:afterAutospacing="1" w:line="240" w:lineRule="auto"/>
+        <w:rPr>
+          <w:rFonts w:ascii="Times New Roman" w:eastAsia="Times New Roman" w:hAnsi="Times New Roman" w:cs="Times New Roman"/>
+          <w:sz w:val="24"/>
+          <w:szCs w:val="24"/>
+        </w:rPr>
+      </w:pPr>
+      <w:r>
+        <w:rPr>
+          <w:rFonts w:ascii="Times New Roman" w:eastAsia="Times New Roman" w:hAnsi="Times New Roman" w:cs="Times New Roman"/>
+          <w:sz w:val="24"/>
+          <w:szCs w:val="24"/>
+        </w:rPr>
+        <w:t>Update task status when work is completed.</w:t>
+      </w:r>
+    </w:p>
+    <w:p>
+      <w:pPr>
+        <w:numPr>
+          <w:ilvl w:val="0"/>
+          <w:numId w:val="23"/>
+        </w:numPr>
+        <w:spacing w:before="100" w:beforeAutospacing="1" w:after="100" w:afterAutospacing="1" w:line="240" w:lineRule="auto"/>
+        <w:rPr>
+          <w:rFonts w:ascii="Times New Roman" w:eastAsia="Times New Roman" w:hAnsi="Times New Roman" w:cs="Times New Roman"/>
+          <w:sz w:val="24"/>
+          <w:szCs w:val="24"/>
+        </w:rPr>
+      </w:pPr>
+      <w:r>
+        <w:rPr>
+          <w:rFonts w:ascii="Times New Roman" w:eastAsia="Times New Roman" w:hAnsi="Times New Roman" w:cs="Times New Roman"/>
+          <w:sz w:val="24"/>
+          <w:szCs w:val="24"/>
+        </w:rPr>
+        <w:t>Ensure the property meets cleanliness standards.</w:t>
+      </w:r>
+    </w:p>
+    <w:p>
+      <w:pPr>
+        <w:spacing w:after="0" w:line="240" w:lineRule="auto"/>
+        <w:rPr>
+          <w:rFonts w:ascii="Times New Roman" w:eastAsia="Times New Roman" w:hAnsi="Times New Roman" w:cs="Times New Roman"/>
+          <w:sz w:val="24"/>
+          <w:szCs w:val="24"/>
+        </w:rPr>
+      </w:pPr>
+      <w:r>
+        <w:rPr>
+          <w:rFonts w:ascii="Times New Roman" w:eastAsia="Times New Roman" w:hAnsi="Times New Roman" w:cs="Times New Roman"/>
+          <w:sz w:val="24"/>
+          <w:szCs w:val="24"/>
+        </w:rPr>
+        <w:pict w14:anchorId="72BBF506">
+          <v:rect id="_x0000_i1083" style="width:0;height:1.5pt" o:hralign="center" o:hrstd="t" o:hr="t" fillcolor="#a0a0a0" stroked="f"/>
+        </w:pict>
+      </w:r>
+    </w:p>
+    <w:p>
+      <w:pPr>
+        <w:spacing w:before="100" w:beforeAutospacing="1" w:after="100" w:afterAutospacing="1" w:line="240" w:lineRule="auto"/>
+        <w:outlineLvl w:val="2"/>
+        <w:rPr>
+          <w:rFonts w:ascii="Times New Roman" w:eastAsia="Times New Roman" w:hAnsi="Times New Roman" w:cs="Times New Roman"/>
+          <w:b/>
+          <w:bCs/>
+          <w:sz w:val="27"/>
+          <w:szCs w:val="27"/>
+        </w:rPr>
+      </w:pPr>
+      <w:r>
+        <w:rPr>
+          <w:rFonts w:ascii="Times New Roman" w:eastAsia="Times New Roman" w:hAnsi="Times New Roman" w:cs="Times New Roman"/>
+          <w:b/>
+          <w:bCs/>
+          <w:sz w:val="27"/>
+          <w:szCs w:val="27"/>
+        </w:rPr>
+        <w:t xml:space="preserve">6. Finance Manager / Accountant </w:t>
+      </w:r>
+    </w:p>
+    <w:p>
+      <w:pPr>
+        <w:spacing w:before="100" w:beforeAutospacing="1" w:after="100" w:afterAutospacing="1" w:line="240" w:lineRule="auto"/>
+        <w:rPr>
+          <w:rFonts w:ascii="Times New Roman" w:eastAsia="Times New Roman" w:hAnsi="Times New Roman" w:cs="Times New Roman"/>
+          <w:sz w:val="24"/>
+          <w:szCs w:val="24"/>
+        </w:rPr>
+      </w:pPr>
+      <w:r>
+        <w:rPr>
+          <w:rFonts w:ascii="Times New Roman" w:eastAsia="Times New Roman" w:hAnsi="Times New Roman" w:cs="Times New Roman"/>
+          <w:sz w:val="24"/>
+          <w:szCs w:val="24"/>
+        </w:rPr>
+        <w:t>This role manages financial operations in the system.</w:t>
+      </w:r>
+    </w:p>
+    <w:p>
+      <w:pPr>
+        <w:spacing w:before="100" w:beforeAutospacing="1" w:after="100" w:afterAutospacing="1" w:line="240" w:lineRule="auto"/>
+        <w:rPr>
+          <w:rFonts w:ascii="Times New Roman" w:eastAsia="Times New Roman" w:hAnsi="Times New Roman" w:cs="Times New Roman"/>
+          <w:sz w:val="24"/>
+          <w:szCs w:val="24"/>
+        </w:rPr>
+      </w:pPr>
+      <w:r>
+        <w:rPr>
+          <w:rFonts w:ascii="Times New Roman" w:eastAsia="Times New Roman" w:hAnsi="Times New Roman" w:cs="Times New Roman"/>
+          <w:sz w:val="24"/>
+          <w:szCs w:val="24"/>
+        </w:rPr>
+        <w:t>Responsibilities:</w:t>
+      </w:r>
+    </w:p>
+    <w:p>
+      <w:pPr>
+        <w:numPr>
+          <w:ilvl w:val="0"/>
+          <w:numId w:val="24"/>
+        </w:numPr>
+        <w:spacing w:before="100" w:beforeAutospacing="1" w:after="100" w:afterAutospacing="1" w:line="240" w:lineRule="auto"/>
+        <w:rPr>
+          <w:rFonts w:ascii="Times New Roman" w:eastAsia="Times New Roman" w:hAnsi="Times New Roman" w:cs="Times New Roman"/>
+          <w:sz w:val="24"/>
+          <w:szCs w:val="24"/>
+        </w:rPr>
+      </w:pPr>
+      <w:r>
+        <w:rPr>
+          <w:rFonts w:ascii="Times New Roman" w:eastAsia="Times New Roman" w:hAnsi="Times New Roman" w:cs="Times New Roman"/>
+          <w:sz w:val="24"/>
+          <w:szCs w:val="24"/>
+        </w:rPr>
+        <w:lastRenderedPageBreak/>
+        <w:t>Monitor payments and transactions.</w:t>
+      </w:r>
+    </w:p>
+    <w:p>
+      <w:pPr>
+        <w:numPr>
+          <w:ilvl w:val="0"/>
+          <w:numId w:val="24"/>
+        </w:numPr>
+        <w:spacing w:before="100" w:beforeAutospacing="1" w:after="100" w:afterAutospacing="1" w:line="240" w:lineRule="auto"/>
+        <w:rPr>
+          <w:rFonts w:ascii="Times New Roman" w:eastAsia="Times New Roman" w:hAnsi="Times New Roman" w:cs="Times New Roman"/>
+          <w:sz w:val="24"/>
+          <w:szCs w:val="24"/>
+        </w:rPr>
+      </w:pPr>
+      <w:r>
+        <w:rPr>
+          <w:rFonts w:ascii="Times New Roman" w:eastAsia="Times New Roman" w:hAnsi="Times New Roman" w:cs="Times New Roman"/>
+          <w:sz w:val="24"/>
+          <w:szCs w:val="24"/>
+        </w:rPr>
+        <w:t>Generate financial reports.</w:t>
+      </w:r>
+    </w:p>
+    <w:p>
+      <w:pPr>
+        <w:numPr>
+          <w:ilvl w:val="0"/>
+          <w:numId w:val="24"/>
+        </w:numPr>
+        <w:spacing w:before="100" w:beforeAutospacing="1" w:after="100" w:afterAutospacing="1" w:line="240" w:lineRule="auto"/>
+        <w:rPr>
+          <w:rFonts w:ascii="Times New Roman" w:eastAsia="Times New Roman" w:hAnsi="Times New Roman" w:cs="Times New Roman"/>
+          <w:sz w:val="24"/>
+          <w:szCs w:val="24"/>
+        </w:rPr>
+      </w:pPr>
+      <w:r>
+        <w:rPr>
+          <w:rFonts w:ascii="Times New Roman" w:eastAsia="Times New Roman" w:hAnsi="Times New Roman" w:cs="Times New Roman"/>
+          <w:sz w:val="24"/>
+          <w:szCs w:val="24"/>
+        </w:rPr>
+        <w:t>Track outstanding or overdue payments.</w:t>
+      </w:r>
+    </w:p>
+    <w:p>
+      <w:pPr>
+        <w:numPr>
+          <w:ilvl w:val="0"/>
+          <w:numId w:val="24"/>
+        </w:numPr>
+        <w:spacing w:before="100" w:beforeAutospacing="1" w:after="100" w:afterAutospacing="1" w:line="240" w:lineRule="auto"/>
+        <w:rPr>
+          <w:rFonts w:ascii="Times New Roman" w:eastAsia="Times New Roman" w:hAnsi="Times New Roman" w:cs="Times New Roman"/>
+          <w:sz w:val="24"/>
+          <w:szCs w:val="24"/>
+        </w:rPr>
+      </w:pPr>
+      <w:r>
+        <w:rPr>
+          <w:rFonts w:ascii="Times New Roman" w:eastAsia="Times New Roman" w:hAnsi="Times New Roman" w:cs="Times New Roman"/>
+          <w:sz w:val="24"/>
+          <w:szCs w:val="24"/>
+        </w:rPr>
+        <w:t>Manage invoices and receipts</w:t>
       </w:r>
     </w:p>
     <w:p/>
-    <w:p>
-      <w:r>
-        <w:t>Aim of the System:</w:t>
-      </w:r>
-    </w:p>
-    <w:p>
-      <w:r>
-        <w:t>The aim of the Property Rentals System is to provide an efficient platform for managing rental properties by automating property listings, tenant management, bookings, and payment processing. The system reduces manual work, improves accuracy of records, and enhances communication between property owners, tenants, and administrators.</w:t>
-      </w:r>
-    </w:p>
-    <w:p/>
-    <w:p>
-      <w:r>
-        <w:t>User Levels (Roles):</w:t>
-      </w:r>
-    </w:p>
-    <w:p/>
-    <w:p>
-      <w:r>
-        <w:t>Administrator – Manages the entire system, users, properties, and reports.</w:t>
-      </w:r>
-    </w:p>
-    <w:p>
-      <w:r>
-        <w:t>Property Owner/Landlord – Lists properties, sets rental prices, manages availability, and views tenant details and payments.</w:t>
-      </w:r>
-    </w:p>
-    <w:p>
-      <w:r>
-        <w:t xml:space="preserve">Tenant/Customer – Searches properties, views </w:t>
-      </w:r>
-      <w:proofErr w:type="gramStart"/>
-      <w:r>
-        <w:t>details</w:t>
-      </w:r>
-      <w:proofErr w:type="gramEnd"/>
-      <w:r>
-        <w:t>, makes rental requests/bookings, and completes payments.</w:t>
-      </w:r>
-    </w:p>
-    <w:p>
-      <w:r>
-        <w:t>Staff/Agent – Assists in managing properties and customer inquiries.</w:t>
-      </w:r>
-    </w:p>
-    <w:p/>
-    <w:p>
-      <w:r>
-        <w:t>General Requirements:</w:t>
-      </w:r>
-    </w:p>
-    <w:p/>
-    <w:p>
-      <w:r>
-        <w:t>-User registration, login, and role-based access control.</w:t>
-      </w:r>
-    </w:p>
-    <w:p>
-      <w:r>
-        <w:t>-Property listing management (add, update, delete, view properties).</w:t>
-      </w:r>
-    </w:p>
-    <w:p>
-      <w:r>
-        <w:t>-Property search and filtering (by location, price, type, availability).</w:t>
-      </w:r>
-    </w:p>
-    <w:p>
-      <w:r>
-        <w:t>-Rental booking and approval workflow.</w:t>
-      </w:r>
-    </w:p>
-    <w:p>
-      <w:r>
-        <w:t>-Payment processing and receipt generation.</w:t>
-      </w:r>
-    </w:p>
-    <w:p>
-      <w:r>
-        <w:t>-Contract/lease record management.</w:t>
-      </w:r>
-    </w:p>
-    <w:p>
-      <w:r>
-        <w:t>-Maintenance request and tracking feature.</w:t>
-      </w:r>
-    </w:p>
-    <w:p>
-      <w:r>
-        <w:t>-Notification system (email or in-app alerts).</w:t>
-      </w:r>
-    </w:p>
-    <w:p>
-      <w:r>
-        <w:t>-Reporting and data storage (tenants, properties, payments, and bookings).</w:t>
-      </w:r>
-    </w:p>
-    <w:p>
-      <w:r>
-        <w:t>-Security and data integrity (authentication, authorization, backups).</w:t>
-      </w:r>
-    </w:p>
     <w:sectPr>
       <w:pgSz w:w="12240" w:h="15840"/>
       <w:pgMar w:top="1440" w:right="1440" w:bottom="1440" w:left="1440" w:header="720" w:footer="720" w:gutter="0"/>
@@ -118,6 +1419,3659 @@
     </w:sectPr>
   </w:body>
 </w:document>
+</file>
+
+<file path=word/numbering.xml><?xml version="1.0" encoding="utf-8"?>
+<w:numbering xmlns:wpc="http://schemas.microsoft.com/office/word/2010/wordprocessingCanvas" xmlns:cx="http://schemas.microsoft.com/office/drawing/2014/chartex" xmlns:cx1="http://schemas.microsoft.com/office/drawing/2015/9/8/chartex" xmlns:cx2="http://schemas.microsoft.com/office/drawing/2015/10/21/chartex" xmlns:cx3="http://schemas.microsoft.com/office/drawing/2016/5/9/chartex" xmlns:cx4="http://schemas.microsoft.com/office/drawing/2016/5/10/chartex" xmlns:cx5="http://schemas.microsoft.com/office/drawing/2016/5/11/chartex" xmlns:cx6="http://schemas.microsoft.com/office/drawing/2016/5/12/chartex" xmlns:cx7="http://schemas.microsoft.com/office/drawing/2016/5/13/chartex" xmlns:cx8="http://schemas.microsoft.com/office/drawing/2016/5/14/chartex" xmlns:mc="http://schemas.openxmlformats.org/markup-compatibility/2006" xmlns:aink="http://schemas.microsoft.com/office/drawing/2016/ink" xmlns:am3d="http://schemas.microsoft.com/office/drawing/2017/model3d" xmlns:o="urn:schemas-microsoft-com:office:office" xmlns:r="http://schemas.openxmlformats.org/officeDocument/2006/relationships" xmlns:m="http://schemas.openxmlformats.org/officeDocument/2006/math" xmlns:v="urn:schemas-microsoft-com:vml" xmlns:wp14="http://schemas.microsoft.com/office/word/2010/wordprocessingDrawing" xmlns:wp="http://schemas.openxmlformats.org/drawingml/2006/wordprocessingDrawing" xmlns:w10="urn:schemas-microsoft-com:office:word" xmlns:w="http://schemas.openxmlformats.org/wordprocessingml/2006/main" xmlns:w14="http://schemas.microsoft.com/office/word/2010/wordml" xmlns:w15="http://schemas.microsoft.com/office/word/2012/wordml" xmlns:w16cex="http://schemas.microsoft.com/office/word/2018/wordml/cex" xmlns:w16cid="http://schemas.microsoft.com/office/word/2016/wordml/cid" xmlns:w16="http://schemas.microsoft.com/office/word/2018/wordml" xmlns:w16sdtdh="http://schemas.microsoft.com/office/word/2020/wordml/sdtdatahash" xmlns:w16se="http://schemas.microsoft.com/office/word/2015/wordml/symex" xmlns:wpg="http://schemas.microsoft.com/office/word/2010/wordprocessingGroup" xmlns:wpi="http://schemas.microsoft.com/office/word/2010/wordprocessingInk" xmlns:wne="http://schemas.microsoft.com/office/word/2006/wordml" xmlns:wps="http://schemas.microsoft.com/office/word/2010/wordprocessingShape" mc:Ignorable="w14 w15 w16se w16cid w16 w16cex w16sdtdh wp14">
+  <w:abstractNum w:abstractNumId="0" w15:restartNumberingAfterBreak="0">
+    <w:nsid w:val="0829479D"/>
+    <w:multiLevelType w:val="multilevel"/>
+    <w:tmpl w:val="49A82842"/>
+    <w:lvl w:ilvl="0">
+      <w:start w:val="1"/>
+      <w:numFmt w:val="bullet"/>
+      <w:lvlText w:val=""/>
+      <w:lvlJc w:val="left"/>
+      <w:pPr>
+        <w:tabs>
+          <w:tab w:val="num" w:pos="720"/>
+        </w:tabs>
+        <w:ind w:left="720" w:hanging="360"/>
+      </w:pPr>
+      <w:rPr>
+        <w:rFonts w:ascii="Symbol" w:hAnsi="Symbol" w:hint="default"/>
+        <w:sz w:val="20"/>
+      </w:rPr>
+    </w:lvl>
+    <w:lvl w:ilvl="1" w:tentative="1">
+      <w:start w:val="1"/>
+      <w:numFmt w:val="bullet"/>
+      <w:lvlText w:val="o"/>
+      <w:lvlJc w:val="left"/>
+      <w:pPr>
+        <w:tabs>
+          <w:tab w:val="num" w:pos="1440"/>
+        </w:tabs>
+        <w:ind w:left="1440" w:hanging="360"/>
+      </w:pPr>
+      <w:rPr>
+        <w:rFonts w:ascii="Courier New" w:hAnsi="Courier New" w:hint="default"/>
+        <w:sz w:val="20"/>
+      </w:rPr>
+    </w:lvl>
+    <w:lvl w:ilvl="2" w:tentative="1">
+      <w:start w:val="1"/>
+      <w:numFmt w:val="bullet"/>
+      <w:lvlText w:val=""/>
+      <w:lvlJc w:val="left"/>
+      <w:pPr>
+        <w:tabs>
+          <w:tab w:val="num" w:pos="2160"/>
+        </w:tabs>
+        <w:ind w:left="2160" w:hanging="360"/>
+      </w:pPr>
+      <w:rPr>
+        <w:rFonts w:ascii="Wingdings" w:hAnsi="Wingdings" w:hint="default"/>
+        <w:sz w:val="20"/>
+      </w:rPr>
+    </w:lvl>
+    <w:lvl w:ilvl="3" w:tentative="1">
+      <w:start w:val="1"/>
+      <w:numFmt w:val="bullet"/>
+      <w:lvlText w:val=""/>
+      <w:lvlJc w:val="left"/>
+      <w:pPr>
+        <w:tabs>
+          <w:tab w:val="num" w:pos="2880"/>
+        </w:tabs>
+        <w:ind w:left="2880" w:hanging="360"/>
+      </w:pPr>
+      <w:rPr>
+        <w:rFonts w:ascii="Wingdings" w:hAnsi="Wingdings" w:hint="default"/>
+        <w:sz w:val="20"/>
+      </w:rPr>
+    </w:lvl>
+    <w:lvl w:ilvl="4" w:tentative="1">
+      <w:start w:val="1"/>
+      <w:numFmt w:val="bullet"/>
+      <w:lvlText w:val=""/>
+      <w:lvlJc w:val="left"/>
+      <w:pPr>
+        <w:tabs>
+          <w:tab w:val="num" w:pos="3600"/>
+        </w:tabs>
+        <w:ind w:left="3600" w:hanging="360"/>
+      </w:pPr>
+      <w:rPr>
+        <w:rFonts w:ascii="Wingdings" w:hAnsi="Wingdings" w:hint="default"/>
+        <w:sz w:val="20"/>
+      </w:rPr>
+    </w:lvl>
+    <w:lvl w:ilvl="5" w:tentative="1">
+      <w:start w:val="1"/>
+      <w:numFmt w:val="bullet"/>
+      <w:lvlText w:val=""/>
+      <w:lvlJc w:val="left"/>
+      <w:pPr>
+        <w:tabs>
+          <w:tab w:val="num" w:pos="4320"/>
+        </w:tabs>
+        <w:ind w:left="4320" w:hanging="360"/>
+      </w:pPr>
+      <w:rPr>
+        <w:rFonts w:ascii="Wingdings" w:hAnsi="Wingdings" w:hint="default"/>
+        <w:sz w:val="20"/>
+      </w:rPr>
+    </w:lvl>
+    <w:lvl w:ilvl="6" w:tentative="1">
+      <w:start w:val="1"/>
+      <w:numFmt w:val="bullet"/>
+      <w:lvlText w:val=""/>
+      <w:lvlJc w:val="left"/>
+      <w:pPr>
+        <w:tabs>
+          <w:tab w:val="num" w:pos="5040"/>
+        </w:tabs>
+        <w:ind w:left="5040" w:hanging="360"/>
+      </w:pPr>
+      <w:rPr>
+        <w:rFonts w:ascii="Wingdings" w:hAnsi="Wingdings" w:hint="default"/>
+        <w:sz w:val="20"/>
+      </w:rPr>
+    </w:lvl>
+    <w:lvl w:ilvl="7" w:tentative="1">
+      <w:start w:val="1"/>
+      <w:numFmt w:val="bullet"/>
+      <w:lvlText w:val=""/>
+      <w:lvlJc w:val="left"/>
+      <w:pPr>
+        <w:tabs>
+          <w:tab w:val="num" w:pos="5760"/>
+        </w:tabs>
+        <w:ind w:left="5760" w:hanging="360"/>
+      </w:pPr>
+      <w:rPr>
+        <w:rFonts w:ascii="Wingdings" w:hAnsi="Wingdings" w:hint="default"/>
+        <w:sz w:val="20"/>
+      </w:rPr>
+    </w:lvl>
+    <w:lvl w:ilvl="8" w:tentative="1">
+      <w:start w:val="1"/>
+      <w:numFmt w:val="bullet"/>
+      <w:lvlText w:val=""/>
+      <w:lvlJc w:val="left"/>
+      <w:pPr>
+        <w:tabs>
+          <w:tab w:val="num" w:pos="6480"/>
+        </w:tabs>
+        <w:ind w:left="6480" w:hanging="360"/>
+      </w:pPr>
+      <w:rPr>
+        <w:rFonts w:ascii="Wingdings" w:hAnsi="Wingdings" w:hint="default"/>
+        <w:sz w:val="20"/>
+      </w:rPr>
+    </w:lvl>
+  </w:abstractNum>
+  <w:abstractNum w:abstractNumId="1" w15:restartNumberingAfterBreak="0">
+    <w:nsid w:val="0AE368D6"/>
+    <w:multiLevelType w:val="multilevel"/>
+    <w:tmpl w:val="3482DCF0"/>
+    <w:lvl w:ilvl="0">
+      <w:start w:val="1"/>
+      <w:numFmt w:val="bullet"/>
+      <w:lvlText w:val=""/>
+      <w:lvlJc w:val="left"/>
+      <w:pPr>
+        <w:tabs>
+          <w:tab w:val="num" w:pos="720"/>
+        </w:tabs>
+        <w:ind w:left="720" w:hanging="360"/>
+      </w:pPr>
+      <w:rPr>
+        <w:rFonts w:ascii="Symbol" w:hAnsi="Symbol" w:hint="default"/>
+        <w:sz w:val="20"/>
+      </w:rPr>
+    </w:lvl>
+    <w:lvl w:ilvl="1" w:tentative="1">
+      <w:start w:val="1"/>
+      <w:numFmt w:val="bullet"/>
+      <w:lvlText w:val="o"/>
+      <w:lvlJc w:val="left"/>
+      <w:pPr>
+        <w:tabs>
+          <w:tab w:val="num" w:pos="1440"/>
+        </w:tabs>
+        <w:ind w:left="1440" w:hanging="360"/>
+      </w:pPr>
+      <w:rPr>
+        <w:rFonts w:ascii="Courier New" w:hAnsi="Courier New" w:hint="default"/>
+        <w:sz w:val="20"/>
+      </w:rPr>
+    </w:lvl>
+    <w:lvl w:ilvl="2" w:tentative="1">
+      <w:start w:val="1"/>
+      <w:numFmt w:val="bullet"/>
+      <w:lvlText w:val=""/>
+      <w:lvlJc w:val="left"/>
+      <w:pPr>
+        <w:tabs>
+          <w:tab w:val="num" w:pos="2160"/>
+        </w:tabs>
+        <w:ind w:left="2160" w:hanging="360"/>
+      </w:pPr>
+      <w:rPr>
+        <w:rFonts w:ascii="Wingdings" w:hAnsi="Wingdings" w:hint="default"/>
+        <w:sz w:val="20"/>
+      </w:rPr>
+    </w:lvl>
+    <w:lvl w:ilvl="3" w:tentative="1">
+      <w:start w:val="1"/>
+      <w:numFmt w:val="bullet"/>
+      <w:lvlText w:val=""/>
+      <w:lvlJc w:val="left"/>
+      <w:pPr>
+        <w:tabs>
+          <w:tab w:val="num" w:pos="2880"/>
+        </w:tabs>
+        <w:ind w:left="2880" w:hanging="360"/>
+      </w:pPr>
+      <w:rPr>
+        <w:rFonts w:ascii="Wingdings" w:hAnsi="Wingdings" w:hint="default"/>
+        <w:sz w:val="20"/>
+      </w:rPr>
+    </w:lvl>
+    <w:lvl w:ilvl="4" w:tentative="1">
+      <w:start w:val="1"/>
+      <w:numFmt w:val="bullet"/>
+      <w:lvlText w:val=""/>
+      <w:lvlJc w:val="left"/>
+      <w:pPr>
+        <w:tabs>
+          <w:tab w:val="num" w:pos="3600"/>
+        </w:tabs>
+        <w:ind w:left="3600" w:hanging="360"/>
+      </w:pPr>
+      <w:rPr>
+        <w:rFonts w:ascii="Wingdings" w:hAnsi="Wingdings" w:hint="default"/>
+        <w:sz w:val="20"/>
+      </w:rPr>
+    </w:lvl>
+    <w:lvl w:ilvl="5" w:tentative="1">
+      <w:start w:val="1"/>
+      <w:numFmt w:val="bullet"/>
+      <w:lvlText w:val=""/>
+      <w:lvlJc w:val="left"/>
+      <w:pPr>
+        <w:tabs>
+          <w:tab w:val="num" w:pos="4320"/>
+        </w:tabs>
+        <w:ind w:left="4320" w:hanging="360"/>
+      </w:pPr>
+      <w:rPr>
+        <w:rFonts w:ascii="Wingdings" w:hAnsi="Wingdings" w:hint="default"/>
+        <w:sz w:val="20"/>
+      </w:rPr>
+    </w:lvl>
+    <w:lvl w:ilvl="6" w:tentative="1">
+      <w:start w:val="1"/>
+      <w:numFmt w:val="bullet"/>
+      <w:lvlText w:val=""/>
+      <w:lvlJc w:val="left"/>
+      <w:pPr>
+        <w:tabs>
+          <w:tab w:val="num" w:pos="5040"/>
+        </w:tabs>
+        <w:ind w:left="5040" w:hanging="360"/>
+      </w:pPr>
+      <w:rPr>
+        <w:rFonts w:ascii="Wingdings" w:hAnsi="Wingdings" w:hint="default"/>
+        <w:sz w:val="20"/>
+      </w:rPr>
+    </w:lvl>
+    <w:lvl w:ilvl="7" w:tentative="1">
+      <w:start w:val="1"/>
+      <w:numFmt w:val="bullet"/>
+      <w:lvlText w:val=""/>
+      <w:lvlJc w:val="left"/>
+      <w:pPr>
+        <w:tabs>
+          <w:tab w:val="num" w:pos="5760"/>
+        </w:tabs>
+        <w:ind w:left="5760" w:hanging="360"/>
+      </w:pPr>
+      <w:rPr>
+        <w:rFonts w:ascii="Wingdings" w:hAnsi="Wingdings" w:hint="default"/>
+        <w:sz w:val="20"/>
+      </w:rPr>
+    </w:lvl>
+    <w:lvl w:ilvl="8" w:tentative="1">
+      <w:start w:val="1"/>
+      <w:numFmt w:val="bullet"/>
+      <w:lvlText w:val=""/>
+      <w:lvlJc w:val="left"/>
+      <w:pPr>
+        <w:tabs>
+          <w:tab w:val="num" w:pos="6480"/>
+        </w:tabs>
+        <w:ind w:left="6480" w:hanging="360"/>
+      </w:pPr>
+      <w:rPr>
+        <w:rFonts w:ascii="Wingdings" w:hAnsi="Wingdings" w:hint="default"/>
+        <w:sz w:val="20"/>
+      </w:rPr>
+    </w:lvl>
+  </w:abstractNum>
+  <w:abstractNum w:abstractNumId="2" w15:restartNumberingAfterBreak="0">
+    <w:nsid w:val="113725E1"/>
+    <w:multiLevelType w:val="multilevel"/>
+    <w:tmpl w:val="ACEA2B4C"/>
+    <w:lvl w:ilvl="0">
+      <w:start w:val="1"/>
+      <w:numFmt w:val="bullet"/>
+      <w:lvlText w:val=""/>
+      <w:lvlJc w:val="left"/>
+      <w:pPr>
+        <w:tabs>
+          <w:tab w:val="num" w:pos="720"/>
+        </w:tabs>
+        <w:ind w:left="720" w:hanging="360"/>
+      </w:pPr>
+      <w:rPr>
+        <w:rFonts w:ascii="Symbol" w:hAnsi="Symbol" w:hint="default"/>
+        <w:sz w:val="20"/>
+      </w:rPr>
+    </w:lvl>
+    <w:lvl w:ilvl="1" w:tentative="1">
+      <w:start w:val="1"/>
+      <w:numFmt w:val="bullet"/>
+      <w:lvlText w:val="o"/>
+      <w:lvlJc w:val="left"/>
+      <w:pPr>
+        <w:tabs>
+          <w:tab w:val="num" w:pos="1440"/>
+        </w:tabs>
+        <w:ind w:left="1440" w:hanging="360"/>
+      </w:pPr>
+      <w:rPr>
+        <w:rFonts w:ascii="Courier New" w:hAnsi="Courier New" w:hint="default"/>
+        <w:sz w:val="20"/>
+      </w:rPr>
+    </w:lvl>
+    <w:lvl w:ilvl="2" w:tentative="1">
+      <w:start w:val="1"/>
+      <w:numFmt w:val="bullet"/>
+      <w:lvlText w:val=""/>
+      <w:lvlJc w:val="left"/>
+      <w:pPr>
+        <w:tabs>
+          <w:tab w:val="num" w:pos="2160"/>
+        </w:tabs>
+        <w:ind w:left="2160" w:hanging="360"/>
+      </w:pPr>
+      <w:rPr>
+        <w:rFonts w:ascii="Wingdings" w:hAnsi="Wingdings" w:hint="default"/>
+        <w:sz w:val="20"/>
+      </w:rPr>
+    </w:lvl>
+    <w:lvl w:ilvl="3" w:tentative="1">
+      <w:start w:val="1"/>
+      <w:numFmt w:val="bullet"/>
+      <w:lvlText w:val=""/>
+      <w:lvlJc w:val="left"/>
+      <w:pPr>
+        <w:tabs>
+          <w:tab w:val="num" w:pos="2880"/>
+        </w:tabs>
+        <w:ind w:left="2880" w:hanging="360"/>
+      </w:pPr>
+      <w:rPr>
+        <w:rFonts w:ascii="Wingdings" w:hAnsi="Wingdings" w:hint="default"/>
+        <w:sz w:val="20"/>
+      </w:rPr>
+    </w:lvl>
+    <w:lvl w:ilvl="4" w:tentative="1">
+      <w:start w:val="1"/>
+      <w:numFmt w:val="bullet"/>
+      <w:lvlText w:val=""/>
+      <w:lvlJc w:val="left"/>
+      <w:pPr>
+        <w:tabs>
+          <w:tab w:val="num" w:pos="3600"/>
+        </w:tabs>
+        <w:ind w:left="3600" w:hanging="360"/>
+      </w:pPr>
+      <w:rPr>
+        <w:rFonts w:ascii="Wingdings" w:hAnsi="Wingdings" w:hint="default"/>
+        <w:sz w:val="20"/>
+      </w:rPr>
+    </w:lvl>
+    <w:lvl w:ilvl="5" w:tentative="1">
+      <w:start w:val="1"/>
+      <w:numFmt w:val="bullet"/>
+      <w:lvlText w:val=""/>
+      <w:lvlJc w:val="left"/>
+      <w:pPr>
+        <w:tabs>
+          <w:tab w:val="num" w:pos="4320"/>
+        </w:tabs>
+        <w:ind w:left="4320" w:hanging="360"/>
+      </w:pPr>
+      <w:rPr>
+        <w:rFonts w:ascii="Wingdings" w:hAnsi="Wingdings" w:hint="default"/>
+        <w:sz w:val="20"/>
+      </w:rPr>
+    </w:lvl>
+    <w:lvl w:ilvl="6" w:tentative="1">
+      <w:start w:val="1"/>
+      <w:numFmt w:val="bullet"/>
+      <w:lvlText w:val=""/>
+      <w:lvlJc w:val="left"/>
+      <w:pPr>
+        <w:tabs>
+          <w:tab w:val="num" w:pos="5040"/>
+        </w:tabs>
+        <w:ind w:left="5040" w:hanging="360"/>
+      </w:pPr>
+      <w:rPr>
+        <w:rFonts w:ascii="Wingdings" w:hAnsi="Wingdings" w:hint="default"/>
+        <w:sz w:val="20"/>
+      </w:rPr>
+    </w:lvl>
+    <w:lvl w:ilvl="7" w:tentative="1">
+      <w:start w:val="1"/>
+      <w:numFmt w:val="bullet"/>
+      <w:lvlText w:val=""/>
+      <w:lvlJc w:val="left"/>
+      <w:pPr>
+        <w:tabs>
+          <w:tab w:val="num" w:pos="5760"/>
+        </w:tabs>
+        <w:ind w:left="5760" w:hanging="360"/>
+      </w:pPr>
+      <w:rPr>
+        <w:rFonts w:ascii="Wingdings" w:hAnsi="Wingdings" w:hint="default"/>
+        <w:sz w:val="20"/>
+      </w:rPr>
+    </w:lvl>
+    <w:lvl w:ilvl="8" w:tentative="1">
+      <w:start w:val="1"/>
+      <w:numFmt w:val="bullet"/>
+      <w:lvlText w:val=""/>
+      <w:lvlJc w:val="left"/>
+      <w:pPr>
+        <w:tabs>
+          <w:tab w:val="num" w:pos="6480"/>
+        </w:tabs>
+        <w:ind w:left="6480" w:hanging="360"/>
+      </w:pPr>
+      <w:rPr>
+        <w:rFonts w:ascii="Wingdings" w:hAnsi="Wingdings" w:hint="default"/>
+        <w:sz w:val="20"/>
+      </w:rPr>
+    </w:lvl>
+  </w:abstractNum>
+  <w:abstractNum w:abstractNumId="3" w15:restartNumberingAfterBreak="0">
+    <w:nsid w:val="18791479"/>
+    <w:multiLevelType w:val="multilevel"/>
+    <w:tmpl w:val="327E7234"/>
+    <w:lvl w:ilvl="0">
+      <w:start w:val="1"/>
+      <w:numFmt w:val="bullet"/>
+      <w:lvlText w:val=""/>
+      <w:lvlJc w:val="left"/>
+      <w:pPr>
+        <w:tabs>
+          <w:tab w:val="num" w:pos="720"/>
+        </w:tabs>
+        <w:ind w:left="720" w:hanging="360"/>
+      </w:pPr>
+      <w:rPr>
+        <w:rFonts w:ascii="Symbol" w:hAnsi="Symbol" w:hint="default"/>
+        <w:sz w:val="20"/>
+      </w:rPr>
+    </w:lvl>
+    <w:lvl w:ilvl="1" w:tentative="1">
+      <w:start w:val="1"/>
+      <w:numFmt w:val="bullet"/>
+      <w:lvlText w:val="o"/>
+      <w:lvlJc w:val="left"/>
+      <w:pPr>
+        <w:tabs>
+          <w:tab w:val="num" w:pos="1440"/>
+        </w:tabs>
+        <w:ind w:left="1440" w:hanging="360"/>
+      </w:pPr>
+      <w:rPr>
+        <w:rFonts w:ascii="Courier New" w:hAnsi="Courier New" w:hint="default"/>
+        <w:sz w:val="20"/>
+      </w:rPr>
+    </w:lvl>
+    <w:lvl w:ilvl="2" w:tentative="1">
+      <w:start w:val="1"/>
+      <w:numFmt w:val="bullet"/>
+      <w:lvlText w:val=""/>
+      <w:lvlJc w:val="left"/>
+      <w:pPr>
+        <w:tabs>
+          <w:tab w:val="num" w:pos="2160"/>
+        </w:tabs>
+        <w:ind w:left="2160" w:hanging="360"/>
+      </w:pPr>
+      <w:rPr>
+        <w:rFonts w:ascii="Wingdings" w:hAnsi="Wingdings" w:hint="default"/>
+        <w:sz w:val="20"/>
+      </w:rPr>
+    </w:lvl>
+    <w:lvl w:ilvl="3" w:tentative="1">
+      <w:start w:val="1"/>
+      <w:numFmt w:val="bullet"/>
+      <w:lvlText w:val=""/>
+      <w:lvlJc w:val="left"/>
+      <w:pPr>
+        <w:tabs>
+          <w:tab w:val="num" w:pos="2880"/>
+        </w:tabs>
+        <w:ind w:left="2880" w:hanging="360"/>
+      </w:pPr>
+      <w:rPr>
+        <w:rFonts w:ascii="Wingdings" w:hAnsi="Wingdings" w:hint="default"/>
+        <w:sz w:val="20"/>
+      </w:rPr>
+    </w:lvl>
+    <w:lvl w:ilvl="4" w:tentative="1">
+      <w:start w:val="1"/>
+      <w:numFmt w:val="bullet"/>
+      <w:lvlText w:val=""/>
+      <w:lvlJc w:val="left"/>
+      <w:pPr>
+        <w:tabs>
+          <w:tab w:val="num" w:pos="3600"/>
+        </w:tabs>
+        <w:ind w:left="3600" w:hanging="360"/>
+      </w:pPr>
+      <w:rPr>
+        <w:rFonts w:ascii="Wingdings" w:hAnsi="Wingdings" w:hint="default"/>
+        <w:sz w:val="20"/>
+      </w:rPr>
+    </w:lvl>
+    <w:lvl w:ilvl="5" w:tentative="1">
+      <w:start w:val="1"/>
+      <w:numFmt w:val="bullet"/>
+      <w:lvlText w:val=""/>
+      <w:lvlJc w:val="left"/>
+      <w:pPr>
+        <w:tabs>
+          <w:tab w:val="num" w:pos="4320"/>
+        </w:tabs>
+        <w:ind w:left="4320" w:hanging="360"/>
+      </w:pPr>
+      <w:rPr>
+        <w:rFonts w:ascii="Wingdings" w:hAnsi="Wingdings" w:hint="default"/>
+        <w:sz w:val="20"/>
+      </w:rPr>
+    </w:lvl>
+    <w:lvl w:ilvl="6" w:tentative="1">
+      <w:start w:val="1"/>
+      <w:numFmt w:val="bullet"/>
+      <w:lvlText w:val=""/>
+      <w:lvlJc w:val="left"/>
+      <w:pPr>
+        <w:tabs>
+          <w:tab w:val="num" w:pos="5040"/>
+        </w:tabs>
+        <w:ind w:left="5040" w:hanging="360"/>
+      </w:pPr>
+      <w:rPr>
+        <w:rFonts w:ascii="Wingdings" w:hAnsi="Wingdings" w:hint="default"/>
+        <w:sz w:val="20"/>
+      </w:rPr>
+    </w:lvl>
+    <w:lvl w:ilvl="7" w:tentative="1">
+      <w:start w:val="1"/>
+      <w:numFmt w:val="bullet"/>
+      <w:lvlText w:val=""/>
+      <w:lvlJc w:val="left"/>
+      <w:pPr>
+        <w:tabs>
+          <w:tab w:val="num" w:pos="5760"/>
+        </w:tabs>
+        <w:ind w:left="5760" w:hanging="360"/>
+      </w:pPr>
+      <w:rPr>
+        <w:rFonts w:ascii="Wingdings" w:hAnsi="Wingdings" w:hint="default"/>
+        <w:sz w:val="20"/>
+      </w:rPr>
+    </w:lvl>
+    <w:lvl w:ilvl="8" w:tentative="1">
+      <w:start w:val="1"/>
+      <w:numFmt w:val="bullet"/>
+      <w:lvlText w:val=""/>
+      <w:lvlJc w:val="left"/>
+      <w:pPr>
+        <w:tabs>
+          <w:tab w:val="num" w:pos="6480"/>
+        </w:tabs>
+        <w:ind w:left="6480" w:hanging="360"/>
+      </w:pPr>
+      <w:rPr>
+        <w:rFonts w:ascii="Wingdings" w:hAnsi="Wingdings" w:hint="default"/>
+        <w:sz w:val="20"/>
+      </w:rPr>
+    </w:lvl>
+  </w:abstractNum>
+  <w:abstractNum w:abstractNumId="4" w15:restartNumberingAfterBreak="0">
+    <w:nsid w:val="2AE1465F"/>
+    <w:multiLevelType w:val="multilevel"/>
+    <w:tmpl w:val="C15C794A"/>
+    <w:lvl w:ilvl="0">
+      <w:start w:val="1"/>
+      <w:numFmt w:val="bullet"/>
+      <w:lvlText w:val=""/>
+      <w:lvlJc w:val="left"/>
+      <w:pPr>
+        <w:tabs>
+          <w:tab w:val="num" w:pos="720"/>
+        </w:tabs>
+        <w:ind w:left="720" w:hanging="360"/>
+      </w:pPr>
+      <w:rPr>
+        <w:rFonts w:ascii="Symbol" w:hAnsi="Symbol" w:hint="default"/>
+        <w:sz w:val="20"/>
+      </w:rPr>
+    </w:lvl>
+    <w:lvl w:ilvl="1" w:tentative="1">
+      <w:start w:val="1"/>
+      <w:numFmt w:val="bullet"/>
+      <w:lvlText w:val="o"/>
+      <w:lvlJc w:val="left"/>
+      <w:pPr>
+        <w:tabs>
+          <w:tab w:val="num" w:pos="1440"/>
+        </w:tabs>
+        <w:ind w:left="1440" w:hanging="360"/>
+      </w:pPr>
+      <w:rPr>
+        <w:rFonts w:ascii="Courier New" w:hAnsi="Courier New" w:hint="default"/>
+        <w:sz w:val="20"/>
+      </w:rPr>
+    </w:lvl>
+    <w:lvl w:ilvl="2" w:tentative="1">
+      <w:start w:val="1"/>
+      <w:numFmt w:val="bullet"/>
+      <w:lvlText w:val=""/>
+      <w:lvlJc w:val="left"/>
+      <w:pPr>
+        <w:tabs>
+          <w:tab w:val="num" w:pos="2160"/>
+        </w:tabs>
+        <w:ind w:left="2160" w:hanging="360"/>
+      </w:pPr>
+      <w:rPr>
+        <w:rFonts w:ascii="Wingdings" w:hAnsi="Wingdings" w:hint="default"/>
+        <w:sz w:val="20"/>
+      </w:rPr>
+    </w:lvl>
+    <w:lvl w:ilvl="3" w:tentative="1">
+      <w:start w:val="1"/>
+      <w:numFmt w:val="bullet"/>
+      <w:lvlText w:val=""/>
+      <w:lvlJc w:val="left"/>
+      <w:pPr>
+        <w:tabs>
+          <w:tab w:val="num" w:pos="2880"/>
+        </w:tabs>
+        <w:ind w:left="2880" w:hanging="360"/>
+      </w:pPr>
+      <w:rPr>
+        <w:rFonts w:ascii="Wingdings" w:hAnsi="Wingdings" w:hint="default"/>
+        <w:sz w:val="20"/>
+      </w:rPr>
+    </w:lvl>
+    <w:lvl w:ilvl="4" w:tentative="1">
+      <w:start w:val="1"/>
+      <w:numFmt w:val="bullet"/>
+      <w:lvlText w:val=""/>
+      <w:lvlJc w:val="left"/>
+      <w:pPr>
+        <w:tabs>
+          <w:tab w:val="num" w:pos="3600"/>
+        </w:tabs>
+        <w:ind w:left="3600" w:hanging="360"/>
+      </w:pPr>
+      <w:rPr>
+        <w:rFonts w:ascii="Wingdings" w:hAnsi="Wingdings" w:hint="default"/>
+        <w:sz w:val="20"/>
+      </w:rPr>
+    </w:lvl>
+    <w:lvl w:ilvl="5" w:tentative="1">
+      <w:start w:val="1"/>
+      <w:numFmt w:val="bullet"/>
+      <w:lvlText w:val=""/>
+      <w:lvlJc w:val="left"/>
+      <w:pPr>
+        <w:tabs>
+          <w:tab w:val="num" w:pos="4320"/>
+        </w:tabs>
+        <w:ind w:left="4320" w:hanging="360"/>
+      </w:pPr>
+      <w:rPr>
+        <w:rFonts w:ascii="Wingdings" w:hAnsi="Wingdings" w:hint="default"/>
+        <w:sz w:val="20"/>
+      </w:rPr>
+    </w:lvl>
+    <w:lvl w:ilvl="6" w:tentative="1">
+      <w:start w:val="1"/>
+      <w:numFmt w:val="bullet"/>
+      <w:lvlText w:val=""/>
+      <w:lvlJc w:val="left"/>
+      <w:pPr>
+        <w:tabs>
+          <w:tab w:val="num" w:pos="5040"/>
+        </w:tabs>
+        <w:ind w:left="5040" w:hanging="360"/>
+      </w:pPr>
+      <w:rPr>
+        <w:rFonts w:ascii="Wingdings" w:hAnsi="Wingdings" w:hint="default"/>
+        <w:sz w:val="20"/>
+      </w:rPr>
+    </w:lvl>
+    <w:lvl w:ilvl="7" w:tentative="1">
+      <w:start w:val="1"/>
+      <w:numFmt w:val="bullet"/>
+      <w:lvlText w:val=""/>
+      <w:lvlJc w:val="left"/>
+      <w:pPr>
+        <w:tabs>
+          <w:tab w:val="num" w:pos="5760"/>
+        </w:tabs>
+        <w:ind w:left="5760" w:hanging="360"/>
+      </w:pPr>
+      <w:rPr>
+        <w:rFonts w:ascii="Wingdings" w:hAnsi="Wingdings" w:hint="default"/>
+        <w:sz w:val="20"/>
+      </w:rPr>
+    </w:lvl>
+    <w:lvl w:ilvl="8" w:tentative="1">
+      <w:start w:val="1"/>
+      <w:numFmt w:val="bullet"/>
+      <w:lvlText w:val=""/>
+      <w:lvlJc w:val="left"/>
+      <w:pPr>
+        <w:tabs>
+          <w:tab w:val="num" w:pos="6480"/>
+        </w:tabs>
+        <w:ind w:left="6480" w:hanging="360"/>
+      </w:pPr>
+      <w:rPr>
+        <w:rFonts w:ascii="Wingdings" w:hAnsi="Wingdings" w:hint="default"/>
+        <w:sz w:val="20"/>
+      </w:rPr>
+    </w:lvl>
+  </w:abstractNum>
+  <w:abstractNum w:abstractNumId="5" w15:restartNumberingAfterBreak="0">
+    <w:nsid w:val="2F0D519B"/>
+    <w:multiLevelType w:val="multilevel"/>
+    <w:tmpl w:val="E89C6AA4"/>
+    <w:lvl w:ilvl="0">
+      <w:start w:val="1"/>
+      <w:numFmt w:val="bullet"/>
+      <w:lvlText w:val=""/>
+      <w:lvlJc w:val="left"/>
+      <w:pPr>
+        <w:tabs>
+          <w:tab w:val="num" w:pos="720"/>
+        </w:tabs>
+        <w:ind w:left="720" w:hanging="360"/>
+      </w:pPr>
+      <w:rPr>
+        <w:rFonts w:ascii="Symbol" w:hAnsi="Symbol" w:hint="default"/>
+        <w:sz w:val="20"/>
+      </w:rPr>
+    </w:lvl>
+    <w:lvl w:ilvl="1">
+      <w:start w:val="1"/>
+      <w:numFmt w:val="bullet"/>
+      <w:lvlText w:val="o"/>
+      <w:lvlJc w:val="left"/>
+      <w:pPr>
+        <w:tabs>
+          <w:tab w:val="num" w:pos="1440"/>
+        </w:tabs>
+        <w:ind w:left="1440" w:hanging="360"/>
+      </w:pPr>
+      <w:rPr>
+        <w:rFonts w:ascii="Courier New" w:hAnsi="Courier New" w:hint="default"/>
+        <w:sz w:val="20"/>
+      </w:rPr>
+    </w:lvl>
+    <w:lvl w:ilvl="2" w:tentative="1">
+      <w:start w:val="1"/>
+      <w:numFmt w:val="bullet"/>
+      <w:lvlText w:val=""/>
+      <w:lvlJc w:val="left"/>
+      <w:pPr>
+        <w:tabs>
+          <w:tab w:val="num" w:pos="2160"/>
+        </w:tabs>
+        <w:ind w:left="2160" w:hanging="360"/>
+      </w:pPr>
+      <w:rPr>
+        <w:rFonts w:ascii="Wingdings" w:hAnsi="Wingdings" w:hint="default"/>
+        <w:sz w:val="20"/>
+      </w:rPr>
+    </w:lvl>
+    <w:lvl w:ilvl="3" w:tentative="1">
+      <w:start w:val="1"/>
+      <w:numFmt w:val="bullet"/>
+      <w:lvlText w:val=""/>
+      <w:lvlJc w:val="left"/>
+      <w:pPr>
+        <w:tabs>
+          <w:tab w:val="num" w:pos="2880"/>
+        </w:tabs>
+        <w:ind w:left="2880" w:hanging="360"/>
+      </w:pPr>
+      <w:rPr>
+        <w:rFonts w:ascii="Wingdings" w:hAnsi="Wingdings" w:hint="default"/>
+        <w:sz w:val="20"/>
+      </w:rPr>
+    </w:lvl>
+    <w:lvl w:ilvl="4" w:tentative="1">
+      <w:start w:val="1"/>
+      <w:numFmt w:val="bullet"/>
+      <w:lvlText w:val=""/>
+      <w:lvlJc w:val="left"/>
+      <w:pPr>
+        <w:tabs>
+          <w:tab w:val="num" w:pos="3600"/>
+        </w:tabs>
+        <w:ind w:left="3600" w:hanging="360"/>
+      </w:pPr>
+      <w:rPr>
+        <w:rFonts w:ascii="Wingdings" w:hAnsi="Wingdings" w:hint="default"/>
+        <w:sz w:val="20"/>
+      </w:rPr>
+    </w:lvl>
+    <w:lvl w:ilvl="5" w:tentative="1">
+      <w:start w:val="1"/>
+      <w:numFmt w:val="bullet"/>
+      <w:lvlText w:val=""/>
+      <w:lvlJc w:val="left"/>
+      <w:pPr>
+        <w:tabs>
+          <w:tab w:val="num" w:pos="4320"/>
+        </w:tabs>
+        <w:ind w:left="4320" w:hanging="360"/>
+      </w:pPr>
+      <w:rPr>
+        <w:rFonts w:ascii="Wingdings" w:hAnsi="Wingdings" w:hint="default"/>
+        <w:sz w:val="20"/>
+      </w:rPr>
+    </w:lvl>
+    <w:lvl w:ilvl="6" w:tentative="1">
+      <w:start w:val="1"/>
+      <w:numFmt w:val="bullet"/>
+      <w:lvlText w:val=""/>
+      <w:lvlJc w:val="left"/>
+      <w:pPr>
+        <w:tabs>
+          <w:tab w:val="num" w:pos="5040"/>
+        </w:tabs>
+        <w:ind w:left="5040" w:hanging="360"/>
+      </w:pPr>
+      <w:rPr>
+        <w:rFonts w:ascii="Wingdings" w:hAnsi="Wingdings" w:hint="default"/>
+        <w:sz w:val="20"/>
+      </w:rPr>
+    </w:lvl>
+    <w:lvl w:ilvl="7" w:tentative="1">
+      <w:start w:val="1"/>
+      <w:numFmt w:val="bullet"/>
+      <w:lvlText w:val=""/>
+      <w:lvlJc w:val="left"/>
+      <w:pPr>
+        <w:tabs>
+          <w:tab w:val="num" w:pos="5760"/>
+        </w:tabs>
+        <w:ind w:left="5760" w:hanging="360"/>
+      </w:pPr>
+      <w:rPr>
+        <w:rFonts w:ascii="Wingdings" w:hAnsi="Wingdings" w:hint="default"/>
+        <w:sz w:val="20"/>
+      </w:rPr>
+    </w:lvl>
+    <w:lvl w:ilvl="8" w:tentative="1">
+      <w:start w:val="1"/>
+      <w:numFmt w:val="bullet"/>
+      <w:lvlText w:val=""/>
+      <w:lvlJc w:val="left"/>
+      <w:pPr>
+        <w:tabs>
+          <w:tab w:val="num" w:pos="6480"/>
+        </w:tabs>
+        <w:ind w:left="6480" w:hanging="360"/>
+      </w:pPr>
+      <w:rPr>
+        <w:rFonts w:ascii="Wingdings" w:hAnsi="Wingdings" w:hint="default"/>
+        <w:sz w:val="20"/>
+      </w:rPr>
+    </w:lvl>
+  </w:abstractNum>
+  <w:abstractNum w:abstractNumId="6" w15:restartNumberingAfterBreak="0">
+    <w:nsid w:val="3A8F32C0"/>
+    <w:multiLevelType w:val="multilevel"/>
+    <w:tmpl w:val="47D89D68"/>
+    <w:lvl w:ilvl="0">
+      <w:start w:val="1"/>
+      <w:numFmt w:val="bullet"/>
+      <w:lvlText w:val=""/>
+      <w:lvlJc w:val="left"/>
+      <w:pPr>
+        <w:tabs>
+          <w:tab w:val="num" w:pos="720"/>
+        </w:tabs>
+        <w:ind w:left="720" w:hanging="360"/>
+      </w:pPr>
+      <w:rPr>
+        <w:rFonts w:ascii="Symbol" w:hAnsi="Symbol" w:hint="default"/>
+        <w:sz w:val="20"/>
+      </w:rPr>
+    </w:lvl>
+    <w:lvl w:ilvl="1" w:tentative="1">
+      <w:start w:val="1"/>
+      <w:numFmt w:val="bullet"/>
+      <w:lvlText w:val="o"/>
+      <w:lvlJc w:val="left"/>
+      <w:pPr>
+        <w:tabs>
+          <w:tab w:val="num" w:pos="1440"/>
+        </w:tabs>
+        <w:ind w:left="1440" w:hanging="360"/>
+      </w:pPr>
+      <w:rPr>
+        <w:rFonts w:ascii="Courier New" w:hAnsi="Courier New" w:hint="default"/>
+        <w:sz w:val="20"/>
+      </w:rPr>
+    </w:lvl>
+    <w:lvl w:ilvl="2" w:tentative="1">
+      <w:start w:val="1"/>
+      <w:numFmt w:val="bullet"/>
+      <w:lvlText w:val=""/>
+      <w:lvlJc w:val="left"/>
+      <w:pPr>
+        <w:tabs>
+          <w:tab w:val="num" w:pos="2160"/>
+        </w:tabs>
+        <w:ind w:left="2160" w:hanging="360"/>
+      </w:pPr>
+      <w:rPr>
+        <w:rFonts w:ascii="Wingdings" w:hAnsi="Wingdings" w:hint="default"/>
+        <w:sz w:val="20"/>
+      </w:rPr>
+    </w:lvl>
+    <w:lvl w:ilvl="3" w:tentative="1">
+      <w:start w:val="1"/>
+      <w:numFmt w:val="bullet"/>
+      <w:lvlText w:val=""/>
+      <w:lvlJc w:val="left"/>
+      <w:pPr>
+        <w:tabs>
+          <w:tab w:val="num" w:pos="2880"/>
+        </w:tabs>
+        <w:ind w:left="2880" w:hanging="360"/>
+      </w:pPr>
+      <w:rPr>
+        <w:rFonts w:ascii="Wingdings" w:hAnsi="Wingdings" w:hint="default"/>
+        <w:sz w:val="20"/>
+      </w:rPr>
+    </w:lvl>
+    <w:lvl w:ilvl="4" w:tentative="1">
+      <w:start w:val="1"/>
+      <w:numFmt w:val="bullet"/>
+      <w:lvlText w:val=""/>
+      <w:lvlJc w:val="left"/>
+      <w:pPr>
+        <w:tabs>
+          <w:tab w:val="num" w:pos="3600"/>
+        </w:tabs>
+        <w:ind w:left="3600" w:hanging="360"/>
+      </w:pPr>
+      <w:rPr>
+        <w:rFonts w:ascii="Wingdings" w:hAnsi="Wingdings" w:hint="default"/>
+        <w:sz w:val="20"/>
+      </w:rPr>
+    </w:lvl>
+    <w:lvl w:ilvl="5" w:tentative="1">
+      <w:start w:val="1"/>
+      <w:numFmt w:val="bullet"/>
+      <w:lvlText w:val=""/>
+      <w:lvlJc w:val="left"/>
+      <w:pPr>
+        <w:tabs>
+          <w:tab w:val="num" w:pos="4320"/>
+        </w:tabs>
+        <w:ind w:left="4320" w:hanging="360"/>
+      </w:pPr>
+      <w:rPr>
+        <w:rFonts w:ascii="Wingdings" w:hAnsi="Wingdings" w:hint="default"/>
+        <w:sz w:val="20"/>
+      </w:rPr>
+    </w:lvl>
+    <w:lvl w:ilvl="6" w:tentative="1">
+      <w:start w:val="1"/>
+      <w:numFmt w:val="bullet"/>
+      <w:lvlText w:val=""/>
+      <w:lvlJc w:val="left"/>
+      <w:pPr>
+        <w:tabs>
+          <w:tab w:val="num" w:pos="5040"/>
+        </w:tabs>
+        <w:ind w:left="5040" w:hanging="360"/>
+      </w:pPr>
+      <w:rPr>
+        <w:rFonts w:ascii="Wingdings" w:hAnsi="Wingdings" w:hint="default"/>
+        <w:sz w:val="20"/>
+      </w:rPr>
+    </w:lvl>
+    <w:lvl w:ilvl="7" w:tentative="1">
+      <w:start w:val="1"/>
+      <w:numFmt w:val="bullet"/>
+      <w:lvlText w:val=""/>
+      <w:lvlJc w:val="left"/>
+      <w:pPr>
+        <w:tabs>
+          <w:tab w:val="num" w:pos="5760"/>
+        </w:tabs>
+        <w:ind w:left="5760" w:hanging="360"/>
+      </w:pPr>
+      <w:rPr>
+        <w:rFonts w:ascii="Wingdings" w:hAnsi="Wingdings" w:hint="default"/>
+        <w:sz w:val="20"/>
+      </w:rPr>
+    </w:lvl>
+    <w:lvl w:ilvl="8" w:tentative="1">
+      <w:start w:val="1"/>
+      <w:numFmt w:val="bullet"/>
+      <w:lvlText w:val=""/>
+      <w:lvlJc w:val="left"/>
+      <w:pPr>
+        <w:tabs>
+          <w:tab w:val="num" w:pos="6480"/>
+        </w:tabs>
+        <w:ind w:left="6480" w:hanging="360"/>
+      </w:pPr>
+      <w:rPr>
+        <w:rFonts w:ascii="Wingdings" w:hAnsi="Wingdings" w:hint="default"/>
+        <w:sz w:val="20"/>
+      </w:rPr>
+    </w:lvl>
+  </w:abstractNum>
+  <w:abstractNum w:abstractNumId="7" w15:restartNumberingAfterBreak="0">
+    <w:nsid w:val="40A11A9B"/>
+    <w:multiLevelType w:val="multilevel"/>
+    <w:tmpl w:val="E7D8D730"/>
+    <w:lvl w:ilvl="0">
+      <w:start w:val="1"/>
+      <w:numFmt w:val="bullet"/>
+      <w:lvlText w:val=""/>
+      <w:lvlJc w:val="left"/>
+      <w:pPr>
+        <w:tabs>
+          <w:tab w:val="num" w:pos="720"/>
+        </w:tabs>
+        <w:ind w:left="720" w:hanging="360"/>
+      </w:pPr>
+      <w:rPr>
+        <w:rFonts w:ascii="Symbol" w:hAnsi="Symbol" w:hint="default"/>
+        <w:sz w:val="20"/>
+      </w:rPr>
+    </w:lvl>
+    <w:lvl w:ilvl="1" w:tentative="1">
+      <w:start w:val="1"/>
+      <w:numFmt w:val="bullet"/>
+      <w:lvlText w:val="o"/>
+      <w:lvlJc w:val="left"/>
+      <w:pPr>
+        <w:tabs>
+          <w:tab w:val="num" w:pos="1440"/>
+        </w:tabs>
+        <w:ind w:left="1440" w:hanging="360"/>
+      </w:pPr>
+      <w:rPr>
+        <w:rFonts w:ascii="Courier New" w:hAnsi="Courier New" w:hint="default"/>
+        <w:sz w:val="20"/>
+      </w:rPr>
+    </w:lvl>
+    <w:lvl w:ilvl="2" w:tentative="1">
+      <w:start w:val="1"/>
+      <w:numFmt w:val="bullet"/>
+      <w:lvlText w:val=""/>
+      <w:lvlJc w:val="left"/>
+      <w:pPr>
+        <w:tabs>
+          <w:tab w:val="num" w:pos="2160"/>
+        </w:tabs>
+        <w:ind w:left="2160" w:hanging="360"/>
+      </w:pPr>
+      <w:rPr>
+        <w:rFonts w:ascii="Wingdings" w:hAnsi="Wingdings" w:hint="default"/>
+        <w:sz w:val="20"/>
+      </w:rPr>
+    </w:lvl>
+    <w:lvl w:ilvl="3" w:tentative="1">
+      <w:start w:val="1"/>
+      <w:numFmt w:val="bullet"/>
+      <w:lvlText w:val=""/>
+      <w:lvlJc w:val="left"/>
+      <w:pPr>
+        <w:tabs>
+          <w:tab w:val="num" w:pos="2880"/>
+        </w:tabs>
+        <w:ind w:left="2880" w:hanging="360"/>
+      </w:pPr>
+      <w:rPr>
+        <w:rFonts w:ascii="Wingdings" w:hAnsi="Wingdings" w:hint="default"/>
+        <w:sz w:val="20"/>
+      </w:rPr>
+    </w:lvl>
+    <w:lvl w:ilvl="4" w:tentative="1">
+      <w:start w:val="1"/>
+      <w:numFmt w:val="bullet"/>
+      <w:lvlText w:val=""/>
+      <w:lvlJc w:val="left"/>
+      <w:pPr>
+        <w:tabs>
+          <w:tab w:val="num" w:pos="3600"/>
+        </w:tabs>
+        <w:ind w:left="3600" w:hanging="360"/>
+      </w:pPr>
+      <w:rPr>
+        <w:rFonts w:ascii="Wingdings" w:hAnsi="Wingdings" w:hint="default"/>
+        <w:sz w:val="20"/>
+      </w:rPr>
+    </w:lvl>
+    <w:lvl w:ilvl="5" w:tentative="1">
+      <w:start w:val="1"/>
+      <w:numFmt w:val="bullet"/>
+      <w:lvlText w:val=""/>
+      <w:lvlJc w:val="left"/>
+      <w:pPr>
+        <w:tabs>
+          <w:tab w:val="num" w:pos="4320"/>
+        </w:tabs>
+        <w:ind w:left="4320" w:hanging="360"/>
+      </w:pPr>
+      <w:rPr>
+        <w:rFonts w:ascii="Wingdings" w:hAnsi="Wingdings" w:hint="default"/>
+        <w:sz w:val="20"/>
+      </w:rPr>
+    </w:lvl>
+    <w:lvl w:ilvl="6" w:tentative="1">
+      <w:start w:val="1"/>
+      <w:numFmt w:val="bullet"/>
+      <w:lvlText w:val=""/>
+      <w:lvlJc w:val="left"/>
+      <w:pPr>
+        <w:tabs>
+          <w:tab w:val="num" w:pos="5040"/>
+        </w:tabs>
+        <w:ind w:left="5040" w:hanging="360"/>
+      </w:pPr>
+      <w:rPr>
+        <w:rFonts w:ascii="Wingdings" w:hAnsi="Wingdings" w:hint="default"/>
+        <w:sz w:val="20"/>
+      </w:rPr>
+    </w:lvl>
+    <w:lvl w:ilvl="7" w:tentative="1">
+      <w:start w:val="1"/>
+      <w:numFmt w:val="bullet"/>
+      <w:lvlText w:val=""/>
+      <w:lvlJc w:val="left"/>
+      <w:pPr>
+        <w:tabs>
+          <w:tab w:val="num" w:pos="5760"/>
+        </w:tabs>
+        <w:ind w:left="5760" w:hanging="360"/>
+      </w:pPr>
+      <w:rPr>
+        <w:rFonts w:ascii="Wingdings" w:hAnsi="Wingdings" w:hint="default"/>
+        <w:sz w:val="20"/>
+      </w:rPr>
+    </w:lvl>
+    <w:lvl w:ilvl="8" w:tentative="1">
+      <w:start w:val="1"/>
+      <w:numFmt w:val="bullet"/>
+      <w:lvlText w:val=""/>
+      <w:lvlJc w:val="left"/>
+      <w:pPr>
+        <w:tabs>
+          <w:tab w:val="num" w:pos="6480"/>
+        </w:tabs>
+        <w:ind w:left="6480" w:hanging="360"/>
+      </w:pPr>
+      <w:rPr>
+        <w:rFonts w:ascii="Wingdings" w:hAnsi="Wingdings" w:hint="default"/>
+        <w:sz w:val="20"/>
+      </w:rPr>
+    </w:lvl>
+  </w:abstractNum>
+  <w:abstractNum w:abstractNumId="8" w15:restartNumberingAfterBreak="0">
+    <w:nsid w:val="463C38E3"/>
+    <w:multiLevelType w:val="multilevel"/>
+    <w:tmpl w:val="54C8FB8C"/>
+    <w:lvl w:ilvl="0">
+      <w:start w:val="1"/>
+      <w:numFmt w:val="bullet"/>
+      <w:lvlText w:val=""/>
+      <w:lvlJc w:val="left"/>
+      <w:pPr>
+        <w:tabs>
+          <w:tab w:val="num" w:pos="720"/>
+        </w:tabs>
+        <w:ind w:left="720" w:hanging="360"/>
+      </w:pPr>
+      <w:rPr>
+        <w:rFonts w:ascii="Symbol" w:hAnsi="Symbol" w:hint="default"/>
+        <w:sz w:val="20"/>
+      </w:rPr>
+    </w:lvl>
+    <w:lvl w:ilvl="1" w:tentative="1">
+      <w:start w:val="1"/>
+      <w:numFmt w:val="bullet"/>
+      <w:lvlText w:val="o"/>
+      <w:lvlJc w:val="left"/>
+      <w:pPr>
+        <w:tabs>
+          <w:tab w:val="num" w:pos="1440"/>
+        </w:tabs>
+        <w:ind w:left="1440" w:hanging="360"/>
+      </w:pPr>
+      <w:rPr>
+        <w:rFonts w:ascii="Courier New" w:hAnsi="Courier New" w:hint="default"/>
+        <w:sz w:val="20"/>
+      </w:rPr>
+    </w:lvl>
+    <w:lvl w:ilvl="2" w:tentative="1">
+      <w:start w:val="1"/>
+      <w:numFmt w:val="bullet"/>
+      <w:lvlText w:val=""/>
+      <w:lvlJc w:val="left"/>
+      <w:pPr>
+        <w:tabs>
+          <w:tab w:val="num" w:pos="2160"/>
+        </w:tabs>
+        <w:ind w:left="2160" w:hanging="360"/>
+      </w:pPr>
+      <w:rPr>
+        <w:rFonts w:ascii="Wingdings" w:hAnsi="Wingdings" w:hint="default"/>
+        <w:sz w:val="20"/>
+      </w:rPr>
+    </w:lvl>
+    <w:lvl w:ilvl="3" w:tentative="1">
+      <w:start w:val="1"/>
+      <w:numFmt w:val="bullet"/>
+      <w:lvlText w:val=""/>
+      <w:lvlJc w:val="left"/>
+      <w:pPr>
+        <w:tabs>
+          <w:tab w:val="num" w:pos="2880"/>
+        </w:tabs>
+        <w:ind w:left="2880" w:hanging="360"/>
+      </w:pPr>
+      <w:rPr>
+        <w:rFonts w:ascii="Wingdings" w:hAnsi="Wingdings" w:hint="default"/>
+        <w:sz w:val="20"/>
+      </w:rPr>
+    </w:lvl>
+    <w:lvl w:ilvl="4" w:tentative="1">
+      <w:start w:val="1"/>
+      <w:numFmt w:val="bullet"/>
+      <w:lvlText w:val=""/>
+      <w:lvlJc w:val="left"/>
+      <w:pPr>
+        <w:tabs>
+          <w:tab w:val="num" w:pos="3600"/>
+        </w:tabs>
+        <w:ind w:left="3600" w:hanging="360"/>
+      </w:pPr>
+      <w:rPr>
+        <w:rFonts w:ascii="Wingdings" w:hAnsi="Wingdings" w:hint="default"/>
+        <w:sz w:val="20"/>
+      </w:rPr>
+    </w:lvl>
+    <w:lvl w:ilvl="5" w:tentative="1">
+      <w:start w:val="1"/>
+      <w:numFmt w:val="bullet"/>
+      <w:lvlText w:val=""/>
+      <w:lvlJc w:val="left"/>
+      <w:pPr>
+        <w:tabs>
+          <w:tab w:val="num" w:pos="4320"/>
+        </w:tabs>
+        <w:ind w:left="4320" w:hanging="360"/>
+      </w:pPr>
+      <w:rPr>
+        <w:rFonts w:ascii="Wingdings" w:hAnsi="Wingdings" w:hint="default"/>
+        <w:sz w:val="20"/>
+      </w:rPr>
+    </w:lvl>
+    <w:lvl w:ilvl="6" w:tentative="1">
+      <w:start w:val="1"/>
+      <w:numFmt w:val="bullet"/>
+      <w:lvlText w:val=""/>
+      <w:lvlJc w:val="left"/>
+      <w:pPr>
+        <w:tabs>
+          <w:tab w:val="num" w:pos="5040"/>
+        </w:tabs>
+        <w:ind w:left="5040" w:hanging="360"/>
+      </w:pPr>
+      <w:rPr>
+        <w:rFonts w:ascii="Wingdings" w:hAnsi="Wingdings" w:hint="default"/>
+        <w:sz w:val="20"/>
+      </w:rPr>
+    </w:lvl>
+    <w:lvl w:ilvl="7" w:tentative="1">
+      <w:start w:val="1"/>
+      <w:numFmt w:val="bullet"/>
+      <w:lvlText w:val=""/>
+      <w:lvlJc w:val="left"/>
+      <w:pPr>
+        <w:tabs>
+          <w:tab w:val="num" w:pos="5760"/>
+        </w:tabs>
+        <w:ind w:left="5760" w:hanging="360"/>
+      </w:pPr>
+      <w:rPr>
+        <w:rFonts w:ascii="Wingdings" w:hAnsi="Wingdings" w:hint="default"/>
+        <w:sz w:val="20"/>
+      </w:rPr>
+    </w:lvl>
+    <w:lvl w:ilvl="8" w:tentative="1">
+      <w:start w:val="1"/>
+      <w:numFmt w:val="bullet"/>
+      <w:lvlText w:val=""/>
+      <w:lvlJc w:val="left"/>
+      <w:pPr>
+        <w:tabs>
+          <w:tab w:val="num" w:pos="6480"/>
+        </w:tabs>
+        <w:ind w:left="6480" w:hanging="360"/>
+      </w:pPr>
+      <w:rPr>
+        <w:rFonts w:ascii="Wingdings" w:hAnsi="Wingdings" w:hint="default"/>
+        <w:sz w:val="20"/>
+      </w:rPr>
+    </w:lvl>
+  </w:abstractNum>
+  <w:abstractNum w:abstractNumId="9" w15:restartNumberingAfterBreak="0">
+    <w:nsid w:val="496C668D"/>
+    <w:multiLevelType w:val="multilevel"/>
+    <w:tmpl w:val="1172BD90"/>
+    <w:lvl w:ilvl="0">
+      <w:start w:val="1"/>
+      <w:numFmt w:val="bullet"/>
+      <w:lvlText w:val=""/>
+      <w:lvlJc w:val="left"/>
+      <w:pPr>
+        <w:tabs>
+          <w:tab w:val="num" w:pos="720"/>
+        </w:tabs>
+        <w:ind w:left="720" w:hanging="360"/>
+      </w:pPr>
+      <w:rPr>
+        <w:rFonts w:ascii="Symbol" w:hAnsi="Symbol" w:hint="default"/>
+        <w:sz w:val="20"/>
+      </w:rPr>
+    </w:lvl>
+    <w:lvl w:ilvl="1" w:tentative="1">
+      <w:start w:val="1"/>
+      <w:numFmt w:val="bullet"/>
+      <w:lvlText w:val="o"/>
+      <w:lvlJc w:val="left"/>
+      <w:pPr>
+        <w:tabs>
+          <w:tab w:val="num" w:pos="1440"/>
+        </w:tabs>
+        <w:ind w:left="1440" w:hanging="360"/>
+      </w:pPr>
+      <w:rPr>
+        <w:rFonts w:ascii="Courier New" w:hAnsi="Courier New" w:hint="default"/>
+        <w:sz w:val="20"/>
+      </w:rPr>
+    </w:lvl>
+    <w:lvl w:ilvl="2" w:tentative="1">
+      <w:start w:val="1"/>
+      <w:numFmt w:val="bullet"/>
+      <w:lvlText w:val=""/>
+      <w:lvlJc w:val="left"/>
+      <w:pPr>
+        <w:tabs>
+          <w:tab w:val="num" w:pos="2160"/>
+        </w:tabs>
+        <w:ind w:left="2160" w:hanging="360"/>
+      </w:pPr>
+      <w:rPr>
+        <w:rFonts w:ascii="Wingdings" w:hAnsi="Wingdings" w:hint="default"/>
+        <w:sz w:val="20"/>
+      </w:rPr>
+    </w:lvl>
+    <w:lvl w:ilvl="3" w:tentative="1">
+      <w:start w:val="1"/>
+      <w:numFmt w:val="bullet"/>
+      <w:lvlText w:val=""/>
+      <w:lvlJc w:val="left"/>
+      <w:pPr>
+        <w:tabs>
+          <w:tab w:val="num" w:pos="2880"/>
+        </w:tabs>
+        <w:ind w:left="2880" w:hanging="360"/>
+      </w:pPr>
+      <w:rPr>
+        <w:rFonts w:ascii="Wingdings" w:hAnsi="Wingdings" w:hint="default"/>
+        <w:sz w:val="20"/>
+      </w:rPr>
+    </w:lvl>
+    <w:lvl w:ilvl="4" w:tentative="1">
+      <w:start w:val="1"/>
+      <w:numFmt w:val="bullet"/>
+      <w:lvlText w:val=""/>
+      <w:lvlJc w:val="left"/>
+      <w:pPr>
+        <w:tabs>
+          <w:tab w:val="num" w:pos="3600"/>
+        </w:tabs>
+        <w:ind w:left="3600" w:hanging="360"/>
+      </w:pPr>
+      <w:rPr>
+        <w:rFonts w:ascii="Wingdings" w:hAnsi="Wingdings" w:hint="default"/>
+        <w:sz w:val="20"/>
+      </w:rPr>
+    </w:lvl>
+    <w:lvl w:ilvl="5" w:tentative="1">
+      <w:start w:val="1"/>
+      <w:numFmt w:val="bullet"/>
+      <w:lvlText w:val=""/>
+      <w:lvlJc w:val="left"/>
+      <w:pPr>
+        <w:tabs>
+          <w:tab w:val="num" w:pos="4320"/>
+        </w:tabs>
+        <w:ind w:left="4320" w:hanging="360"/>
+      </w:pPr>
+      <w:rPr>
+        <w:rFonts w:ascii="Wingdings" w:hAnsi="Wingdings" w:hint="default"/>
+        <w:sz w:val="20"/>
+      </w:rPr>
+    </w:lvl>
+    <w:lvl w:ilvl="6" w:tentative="1">
+      <w:start w:val="1"/>
+      <w:numFmt w:val="bullet"/>
+      <w:lvlText w:val=""/>
+      <w:lvlJc w:val="left"/>
+      <w:pPr>
+        <w:tabs>
+          <w:tab w:val="num" w:pos="5040"/>
+        </w:tabs>
+        <w:ind w:left="5040" w:hanging="360"/>
+      </w:pPr>
+      <w:rPr>
+        <w:rFonts w:ascii="Wingdings" w:hAnsi="Wingdings" w:hint="default"/>
+        <w:sz w:val="20"/>
+      </w:rPr>
+    </w:lvl>
+    <w:lvl w:ilvl="7" w:tentative="1">
+      <w:start w:val="1"/>
+      <w:numFmt w:val="bullet"/>
+      <w:lvlText w:val=""/>
+      <w:lvlJc w:val="left"/>
+      <w:pPr>
+        <w:tabs>
+          <w:tab w:val="num" w:pos="5760"/>
+        </w:tabs>
+        <w:ind w:left="5760" w:hanging="360"/>
+      </w:pPr>
+      <w:rPr>
+        <w:rFonts w:ascii="Wingdings" w:hAnsi="Wingdings" w:hint="default"/>
+        <w:sz w:val="20"/>
+      </w:rPr>
+    </w:lvl>
+    <w:lvl w:ilvl="8" w:tentative="1">
+      <w:start w:val="1"/>
+      <w:numFmt w:val="bullet"/>
+      <w:lvlText w:val=""/>
+      <w:lvlJc w:val="left"/>
+      <w:pPr>
+        <w:tabs>
+          <w:tab w:val="num" w:pos="6480"/>
+        </w:tabs>
+        <w:ind w:left="6480" w:hanging="360"/>
+      </w:pPr>
+      <w:rPr>
+        <w:rFonts w:ascii="Wingdings" w:hAnsi="Wingdings" w:hint="default"/>
+        <w:sz w:val="20"/>
+      </w:rPr>
+    </w:lvl>
+  </w:abstractNum>
+  <w:abstractNum w:abstractNumId="10" w15:restartNumberingAfterBreak="0">
+    <w:nsid w:val="4E1D6902"/>
+    <w:multiLevelType w:val="multilevel"/>
+    <w:tmpl w:val="7AD23B58"/>
+    <w:lvl w:ilvl="0">
+      <w:start w:val="1"/>
+      <w:numFmt w:val="bullet"/>
+      <w:lvlText w:val=""/>
+      <w:lvlJc w:val="left"/>
+      <w:pPr>
+        <w:tabs>
+          <w:tab w:val="num" w:pos="720"/>
+        </w:tabs>
+        <w:ind w:left="720" w:hanging="360"/>
+      </w:pPr>
+      <w:rPr>
+        <w:rFonts w:ascii="Symbol" w:hAnsi="Symbol" w:hint="default"/>
+        <w:sz w:val="20"/>
+      </w:rPr>
+    </w:lvl>
+    <w:lvl w:ilvl="1" w:tentative="1">
+      <w:start w:val="1"/>
+      <w:numFmt w:val="bullet"/>
+      <w:lvlText w:val="o"/>
+      <w:lvlJc w:val="left"/>
+      <w:pPr>
+        <w:tabs>
+          <w:tab w:val="num" w:pos="1440"/>
+        </w:tabs>
+        <w:ind w:left="1440" w:hanging="360"/>
+      </w:pPr>
+      <w:rPr>
+        <w:rFonts w:ascii="Courier New" w:hAnsi="Courier New" w:hint="default"/>
+        <w:sz w:val="20"/>
+      </w:rPr>
+    </w:lvl>
+    <w:lvl w:ilvl="2" w:tentative="1">
+      <w:start w:val="1"/>
+      <w:numFmt w:val="bullet"/>
+      <w:lvlText w:val=""/>
+      <w:lvlJc w:val="left"/>
+      <w:pPr>
+        <w:tabs>
+          <w:tab w:val="num" w:pos="2160"/>
+        </w:tabs>
+        <w:ind w:left="2160" w:hanging="360"/>
+      </w:pPr>
+      <w:rPr>
+        <w:rFonts w:ascii="Wingdings" w:hAnsi="Wingdings" w:hint="default"/>
+        <w:sz w:val="20"/>
+      </w:rPr>
+    </w:lvl>
+    <w:lvl w:ilvl="3" w:tentative="1">
+      <w:start w:val="1"/>
+      <w:numFmt w:val="bullet"/>
+      <w:lvlText w:val=""/>
+      <w:lvlJc w:val="left"/>
+      <w:pPr>
+        <w:tabs>
+          <w:tab w:val="num" w:pos="2880"/>
+        </w:tabs>
+        <w:ind w:left="2880" w:hanging="360"/>
+      </w:pPr>
+      <w:rPr>
+        <w:rFonts w:ascii="Wingdings" w:hAnsi="Wingdings" w:hint="default"/>
+        <w:sz w:val="20"/>
+      </w:rPr>
+    </w:lvl>
+    <w:lvl w:ilvl="4" w:tentative="1">
+      <w:start w:val="1"/>
+      <w:numFmt w:val="bullet"/>
+      <w:lvlText w:val=""/>
+      <w:lvlJc w:val="left"/>
+      <w:pPr>
+        <w:tabs>
+          <w:tab w:val="num" w:pos="3600"/>
+        </w:tabs>
+        <w:ind w:left="3600" w:hanging="360"/>
+      </w:pPr>
+      <w:rPr>
+        <w:rFonts w:ascii="Wingdings" w:hAnsi="Wingdings" w:hint="default"/>
+        <w:sz w:val="20"/>
+      </w:rPr>
+    </w:lvl>
+    <w:lvl w:ilvl="5" w:tentative="1">
+      <w:start w:val="1"/>
+      <w:numFmt w:val="bullet"/>
+      <w:lvlText w:val=""/>
+      <w:lvlJc w:val="left"/>
+      <w:pPr>
+        <w:tabs>
+          <w:tab w:val="num" w:pos="4320"/>
+        </w:tabs>
+        <w:ind w:left="4320" w:hanging="360"/>
+      </w:pPr>
+      <w:rPr>
+        <w:rFonts w:ascii="Wingdings" w:hAnsi="Wingdings" w:hint="default"/>
+        <w:sz w:val="20"/>
+      </w:rPr>
+    </w:lvl>
+    <w:lvl w:ilvl="6" w:tentative="1">
+      <w:start w:val="1"/>
+      <w:numFmt w:val="bullet"/>
+      <w:lvlText w:val=""/>
+      <w:lvlJc w:val="left"/>
+      <w:pPr>
+        <w:tabs>
+          <w:tab w:val="num" w:pos="5040"/>
+        </w:tabs>
+        <w:ind w:left="5040" w:hanging="360"/>
+      </w:pPr>
+      <w:rPr>
+        <w:rFonts w:ascii="Wingdings" w:hAnsi="Wingdings" w:hint="default"/>
+        <w:sz w:val="20"/>
+      </w:rPr>
+    </w:lvl>
+    <w:lvl w:ilvl="7" w:tentative="1">
+      <w:start w:val="1"/>
+      <w:numFmt w:val="bullet"/>
+      <w:lvlText w:val=""/>
+      <w:lvlJc w:val="left"/>
+      <w:pPr>
+        <w:tabs>
+          <w:tab w:val="num" w:pos="5760"/>
+        </w:tabs>
+        <w:ind w:left="5760" w:hanging="360"/>
+      </w:pPr>
+      <w:rPr>
+        <w:rFonts w:ascii="Wingdings" w:hAnsi="Wingdings" w:hint="default"/>
+        <w:sz w:val="20"/>
+      </w:rPr>
+    </w:lvl>
+    <w:lvl w:ilvl="8" w:tentative="1">
+      <w:start w:val="1"/>
+      <w:numFmt w:val="bullet"/>
+      <w:lvlText w:val=""/>
+      <w:lvlJc w:val="left"/>
+      <w:pPr>
+        <w:tabs>
+          <w:tab w:val="num" w:pos="6480"/>
+        </w:tabs>
+        <w:ind w:left="6480" w:hanging="360"/>
+      </w:pPr>
+      <w:rPr>
+        <w:rFonts w:ascii="Wingdings" w:hAnsi="Wingdings" w:hint="default"/>
+        <w:sz w:val="20"/>
+      </w:rPr>
+    </w:lvl>
+  </w:abstractNum>
+  <w:abstractNum w:abstractNumId="11" w15:restartNumberingAfterBreak="0">
+    <w:nsid w:val="51945D2A"/>
+    <w:multiLevelType w:val="multilevel"/>
+    <w:tmpl w:val="A1966978"/>
+    <w:lvl w:ilvl="0">
+      <w:start w:val="1"/>
+      <w:numFmt w:val="bullet"/>
+      <w:lvlText w:val=""/>
+      <w:lvlJc w:val="left"/>
+      <w:pPr>
+        <w:tabs>
+          <w:tab w:val="num" w:pos="720"/>
+        </w:tabs>
+        <w:ind w:left="720" w:hanging="360"/>
+      </w:pPr>
+      <w:rPr>
+        <w:rFonts w:ascii="Symbol" w:hAnsi="Symbol" w:hint="default"/>
+        <w:sz w:val="20"/>
+      </w:rPr>
+    </w:lvl>
+    <w:lvl w:ilvl="1">
+      <w:start w:val="1"/>
+      <w:numFmt w:val="bullet"/>
+      <w:lvlText w:val="o"/>
+      <w:lvlJc w:val="left"/>
+      <w:pPr>
+        <w:tabs>
+          <w:tab w:val="num" w:pos="1440"/>
+        </w:tabs>
+        <w:ind w:left="1440" w:hanging="360"/>
+      </w:pPr>
+      <w:rPr>
+        <w:rFonts w:ascii="Courier New" w:hAnsi="Courier New" w:hint="default"/>
+        <w:sz w:val="20"/>
+      </w:rPr>
+    </w:lvl>
+    <w:lvl w:ilvl="2" w:tentative="1">
+      <w:start w:val="1"/>
+      <w:numFmt w:val="bullet"/>
+      <w:lvlText w:val=""/>
+      <w:lvlJc w:val="left"/>
+      <w:pPr>
+        <w:tabs>
+          <w:tab w:val="num" w:pos="2160"/>
+        </w:tabs>
+        <w:ind w:left="2160" w:hanging="360"/>
+      </w:pPr>
+      <w:rPr>
+        <w:rFonts w:ascii="Wingdings" w:hAnsi="Wingdings" w:hint="default"/>
+        <w:sz w:val="20"/>
+      </w:rPr>
+    </w:lvl>
+    <w:lvl w:ilvl="3" w:tentative="1">
+      <w:start w:val="1"/>
+      <w:numFmt w:val="bullet"/>
+      <w:lvlText w:val=""/>
+      <w:lvlJc w:val="left"/>
+      <w:pPr>
+        <w:tabs>
+          <w:tab w:val="num" w:pos="2880"/>
+        </w:tabs>
+        <w:ind w:left="2880" w:hanging="360"/>
+      </w:pPr>
+      <w:rPr>
+        <w:rFonts w:ascii="Wingdings" w:hAnsi="Wingdings" w:hint="default"/>
+        <w:sz w:val="20"/>
+      </w:rPr>
+    </w:lvl>
+    <w:lvl w:ilvl="4" w:tentative="1">
+      <w:start w:val="1"/>
+      <w:numFmt w:val="bullet"/>
+      <w:lvlText w:val=""/>
+      <w:lvlJc w:val="left"/>
+      <w:pPr>
+        <w:tabs>
+          <w:tab w:val="num" w:pos="3600"/>
+        </w:tabs>
+        <w:ind w:left="3600" w:hanging="360"/>
+      </w:pPr>
+      <w:rPr>
+        <w:rFonts w:ascii="Wingdings" w:hAnsi="Wingdings" w:hint="default"/>
+        <w:sz w:val="20"/>
+      </w:rPr>
+    </w:lvl>
+    <w:lvl w:ilvl="5" w:tentative="1">
+      <w:start w:val="1"/>
+      <w:numFmt w:val="bullet"/>
+      <w:lvlText w:val=""/>
+      <w:lvlJc w:val="left"/>
+      <w:pPr>
+        <w:tabs>
+          <w:tab w:val="num" w:pos="4320"/>
+        </w:tabs>
+        <w:ind w:left="4320" w:hanging="360"/>
+      </w:pPr>
+      <w:rPr>
+        <w:rFonts w:ascii="Wingdings" w:hAnsi="Wingdings" w:hint="default"/>
+        <w:sz w:val="20"/>
+      </w:rPr>
+    </w:lvl>
+    <w:lvl w:ilvl="6" w:tentative="1">
+      <w:start w:val="1"/>
+      <w:numFmt w:val="bullet"/>
+      <w:lvlText w:val=""/>
+      <w:lvlJc w:val="left"/>
+      <w:pPr>
+        <w:tabs>
+          <w:tab w:val="num" w:pos="5040"/>
+        </w:tabs>
+        <w:ind w:left="5040" w:hanging="360"/>
+      </w:pPr>
+      <w:rPr>
+        <w:rFonts w:ascii="Wingdings" w:hAnsi="Wingdings" w:hint="default"/>
+        <w:sz w:val="20"/>
+      </w:rPr>
+    </w:lvl>
+    <w:lvl w:ilvl="7" w:tentative="1">
+      <w:start w:val="1"/>
+      <w:numFmt w:val="bullet"/>
+      <w:lvlText w:val=""/>
+      <w:lvlJc w:val="left"/>
+      <w:pPr>
+        <w:tabs>
+          <w:tab w:val="num" w:pos="5760"/>
+        </w:tabs>
+        <w:ind w:left="5760" w:hanging="360"/>
+      </w:pPr>
+      <w:rPr>
+        <w:rFonts w:ascii="Wingdings" w:hAnsi="Wingdings" w:hint="default"/>
+        <w:sz w:val="20"/>
+      </w:rPr>
+    </w:lvl>
+    <w:lvl w:ilvl="8" w:tentative="1">
+      <w:start w:val="1"/>
+      <w:numFmt w:val="bullet"/>
+      <w:lvlText w:val=""/>
+      <w:lvlJc w:val="left"/>
+      <w:pPr>
+        <w:tabs>
+          <w:tab w:val="num" w:pos="6480"/>
+        </w:tabs>
+        <w:ind w:left="6480" w:hanging="360"/>
+      </w:pPr>
+      <w:rPr>
+        <w:rFonts w:ascii="Wingdings" w:hAnsi="Wingdings" w:hint="default"/>
+        <w:sz w:val="20"/>
+      </w:rPr>
+    </w:lvl>
+  </w:abstractNum>
+  <w:abstractNum w:abstractNumId="12" w15:restartNumberingAfterBreak="0">
+    <w:nsid w:val="560E1671"/>
+    <w:multiLevelType w:val="multilevel"/>
+    <w:tmpl w:val="448C0DFE"/>
+    <w:lvl w:ilvl="0">
+      <w:start w:val="1"/>
+      <w:numFmt w:val="bullet"/>
+      <w:lvlText w:val=""/>
+      <w:lvlJc w:val="left"/>
+      <w:pPr>
+        <w:tabs>
+          <w:tab w:val="num" w:pos="720"/>
+        </w:tabs>
+        <w:ind w:left="720" w:hanging="360"/>
+      </w:pPr>
+      <w:rPr>
+        <w:rFonts w:ascii="Symbol" w:hAnsi="Symbol" w:hint="default"/>
+        <w:sz w:val="20"/>
+      </w:rPr>
+    </w:lvl>
+    <w:lvl w:ilvl="1" w:tentative="1">
+      <w:start w:val="1"/>
+      <w:numFmt w:val="bullet"/>
+      <w:lvlText w:val="o"/>
+      <w:lvlJc w:val="left"/>
+      <w:pPr>
+        <w:tabs>
+          <w:tab w:val="num" w:pos="1440"/>
+        </w:tabs>
+        <w:ind w:left="1440" w:hanging="360"/>
+      </w:pPr>
+      <w:rPr>
+        <w:rFonts w:ascii="Courier New" w:hAnsi="Courier New" w:hint="default"/>
+        <w:sz w:val="20"/>
+      </w:rPr>
+    </w:lvl>
+    <w:lvl w:ilvl="2" w:tentative="1">
+      <w:start w:val="1"/>
+      <w:numFmt w:val="bullet"/>
+      <w:lvlText w:val=""/>
+      <w:lvlJc w:val="left"/>
+      <w:pPr>
+        <w:tabs>
+          <w:tab w:val="num" w:pos="2160"/>
+        </w:tabs>
+        <w:ind w:left="2160" w:hanging="360"/>
+      </w:pPr>
+      <w:rPr>
+        <w:rFonts w:ascii="Wingdings" w:hAnsi="Wingdings" w:hint="default"/>
+        <w:sz w:val="20"/>
+      </w:rPr>
+    </w:lvl>
+    <w:lvl w:ilvl="3" w:tentative="1">
+      <w:start w:val="1"/>
+      <w:numFmt w:val="bullet"/>
+      <w:lvlText w:val=""/>
+      <w:lvlJc w:val="left"/>
+      <w:pPr>
+        <w:tabs>
+          <w:tab w:val="num" w:pos="2880"/>
+        </w:tabs>
+        <w:ind w:left="2880" w:hanging="360"/>
+      </w:pPr>
+      <w:rPr>
+        <w:rFonts w:ascii="Wingdings" w:hAnsi="Wingdings" w:hint="default"/>
+        <w:sz w:val="20"/>
+      </w:rPr>
+    </w:lvl>
+    <w:lvl w:ilvl="4" w:tentative="1">
+      <w:start w:val="1"/>
+      <w:numFmt w:val="bullet"/>
+      <w:lvlText w:val=""/>
+      <w:lvlJc w:val="left"/>
+      <w:pPr>
+        <w:tabs>
+          <w:tab w:val="num" w:pos="3600"/>
+        </w:tabs>
+        <w:ind w:left="3600" w:hanging="360"/>
+      </w:pPr>
+      <w:rPr>
+        <w:rFonts w:ascii="Wingdings" w:hAnsi="Wingdings" w:hint="default"/>
+        <w:sz w:val="20"/>
+      </w:rPr>
+    </w:lvl>
+    <w:lvl w:ilvl="5" w:tentative="1">
+      <w:start w:val="1"/>
+      <w:numFmt w:val="bullet"/>
+      <w:lvlText w:val=""/>
+      <w:lvlJc w:val="left"/>
+      <w:pPr>
+        <w:tabs>
+          <w:tab w:val="num" w:pos="4320"/>
+        </w:tabs>
+        <w:ind w:left="4320" w:hanging="360"/>
+      </w:pPr>
+      <w:rPr>
+        <w:rFonts w:ascii="Wingdings" w:hAnsi="Wingdings" w:hint="default"/>
+        <w:sz w:val="20"/>
+      </w:rPr>
+    </w:lvl>
+    <w:lvl w:ilvl="6" w:tentative="1">
+      <w:start w:val="1"/>
+      <w:numFmt w:val="bullet"/>
+      <w:lvlText w:val=""/>
+      <w:lvlJc w:val="left"/>
+      <w:pPr>
+        <w:tabs>
+          <w:tab w:val="num" w:pos="5040"/>
+        </w:tabs>
+        <w:ind w:left="5040" w:hanging="360"/>
+      </w:pPr>
+      <w:rPr>
+        <w:rFonts w:ascii="Wingdings" w:hAnsi="Wingdings" w:hint="default"/>
+        <w:sz w:val="20"/>
+      </w:rPr>
+    </w:lvl>
+    <w:lvl w:ilvl="7" w:tentative="1">
+      <w:start w:val="1"/>
+      <w:numFmt w:val="bullet"/>
+      <w:lvlText w:val=""/>
+      <w:lvlJc w:val="left"/>
+      <w:pPr>
+        <w:tabs>
+          <w:tab w:val="num" w:pos="5760"/>
+        </w:tabs>
+        <w:ind w:left="5760" w:hanging="360"/>
+      </w:pPr>
+      <w:rPr>
+        <w:rFonts w:ascii="Wingdings" w:hAnsi="Wingdings" w:hint="default"/>
+        <w:sz w:val="20"/>
+      </w:rPr>
+    </w:lvl>
+    <w:lvl w:ilvl="8" w:tentative="1">
+      <w:start w:val="1"/>
+      <w:numFmt w:val="bullet"/>
+      <w:lvlText w:val=""/>
+      <w:lvlJc w:val="left"/>
+      <w:pPr>
+        <w:tabs>
+          <w:tab w:val="num" w:pos="6480"/>
+        </w:tabs>
+        <w:ind w:left="6480" w:hanging="360"/>
+      </w:pPr>
+      <w:rPr>
+        <w:rFonts w:ascii="Wingdings" w:hAnsi="Wingdings" w:hint="default"/>
+        <w:sz w:val="20"/>
+      </w:rPr>
+    </w:lvl>
+  </w:abstractNum>
+  <w:abstractNum w:abstractNumId="13" w15:restartNumberingAfterBreak="0">
+    <w:nsid w:val="5941495A"/>
+    <w:multiLevelType w:val="multilevel"/>
+    <w:tmpl w:val="97C4D122"/>
+    <w:lvl w:ilvl="0">
+      <w:start w:val="1"/>
+      <w:numFmt w:val="bullet"/>
+      <w:lvlText w:val=""/>
+      <w:lvlJc w:val="left"/>
+      <w:pPr>
+        <w:tabs>
+          <w:tab w:val="num" w:pos="720"/>
+        </w:tabs>
+        <w:ind w:left="720" w:hanging="360"/>
+      </w:pPr>
+      <w:rPr>
+        <w:rFonts w:ascii="Symbol" w:hAnsi="Symbol" w:hint="default"/>
+        <w:sz w:val="20"/>
+      </w:rPr>
+    </w:lvl>
+    <w:lvl w:ilvl="1" w:tentative="1">
+      <w:start w:val="1"/>
+      <w:numFmt w:val="bullet"/>
+      <w:lvlText w:val="o"/>
+      <w:lvlJc w:val="left"/>
+      <w:pPr>
+        <w:tabs>
+          <w:tab w:val="num" w:pos="1440"/>
+        </w:tabs>
+        <w:ind w:left="1440" w:hanging="360"/>
+      </w:pPr>
+      <w:rPr>
+        <w:rFonts w:ascii="Courier New" w:hAnsi="Courier New" w:hint="default"/>
+        <w:sz w:val="20"/>
+      </w:rPr>
+    </w:lvl>
+    <w:lvl w:ilvl="2" w:tentative="1">
+      <w:start w:val="1"/>
+      <w:numFmt w:val="bullet"/>
+      <w:lvlText w:val=""/>
+      <w:lvlJc w:val="left"/>
+      <w:pPr>
+        <w:tabs>
+          <w:tab w:val="num" w:pos="2160"/>
+        </w:tabs>
+        <w:ind w:left="2160" w:hanging="360"/>
+      </w:pPr>
+      <w:rPr>
+        <w:rFonts w:ascii="Wingdings" w:hAnsi="Wingdings" w:hint="default"/>
+        <w:sz w:val="20"/>
+      </w:rPr>
+    </w:lvl>
+    <w:lvl w:ilvl="3" w:tentative="1">
+      <w:start w:val="1"/>
+      <w:numFmt w:val="bullet"/>
+      <w:lvlText w:val=""/>
+      <w:lvlJc w:val="left"/>
+      <w:pPr>
+        <w:tabs>
+          <w:tab w:val="num" w:pos="2880"/>
+        </w:tabs>
+        <w:ind w:left="2880" w:hanging="360"/>
+      </w:pPr>
+      <w:rPr>
+        <w:rFonts w:ascii="Wingdings" w:hAnsi="Wingdings" w:hint="default"/>
+        <w:sz w:val="20"/>
+      </w:rPr>
+    </w:lvl>
+    <w:lvl w:ilvl="4" w:tentative="1">
+      <w:start w:val="1"/>
+      <w:numFmt w:val="bullet"/>
+      <w:lvlText w:val=""/>
+      <w:lvlJc w:val="left"/>
+      <w:pPr>
+        <w:tabs>
+          <w:tab w:val="num" w:pos="3600"/>
+        </w:tabs>
+        <w:ind w:left="3600" w:hanging="360"/>
+      </w:pPr>
+      <w:rPr>
+        <w:rFonts w:ascii="Wingdings" w:hAnsi="Wingdings" w:hint="default"/>
+        <w:sz w:val="20"/>
+      </w:rPr>
+    </w:lvl>
+    <w:lvl w:ilvl="5" w:tentative="1">
+      <w:start w:val="1"/>
+      <w:numFmt w:val="bullet"/>
+      <w:lvlText w:val=""/>
+      <w:lvlJc w:val="left"/>
+      <w:pPr>
+        <w:tabs>
+          <w:tab w:val="num" w:pos="4320"/>
+        </w:tabs>
+        <w:ind w:left="4320" w:hanging="360"/>
+      </w:pPr>
+      <w:rPr>
+        <w:rFonts w:ascii="Wingdings" w:hAnsi="Wingdings" w:hint="default"/>
+        <w:sz w:val="20"/>
+      </w:rPr>
+    </w:lvl>
+    <w:lvl w:ilvl="6" w:tentative="1">
+      <w:start w:val="1"/>
+      <w:numFmt w:val="bullet"/>
+      <w:lvlText w:val=""/>
+      <w:lvlJc w:val="left"/>
+      <w:pPr>
+        <w:tabs>
+          <w:tab w:val="num" w:pos="5040"/>
+        </w:tabs>
+        <w:ind w:left="5040" w:hanging="360"/>
+      </w:pPr>
+      <w:rPr>
+        <w:rFonts w:ascii="Wingdings" w:hAnsi="Wingdings" w:hint="default"/>
+        <w:sz w:val="20"/>
+      </w:rPr>
+    </w:lvl>
+    <w:lvl w:ilvl="7" w:tentative="1">
+      <w:start w:val="1"/>
+      <w:numFmt w:val="bullet"/>
+      <w:lvlText w:val=""/>
+      <w:lvlJc w:val="left"/>
+      <w:pPr>
+        <w:tabs>
+          <w:tab w:val="num" w:pos="5760"/>
+        </w:tabs>
+        <w:ind w:left="5760" w:hanging="360"/>
+      </w:pPr>
+      <w:rPr>
+        <w:rFonts w:ascii="Wingdings" w:hAnsi="Wingdings" w:hint="default"/>
+        <w:sz w:val="20"/>
+      </w:rPr>
+    </w:lvl>
+    <w:lvl w:ilvl="8" w:tentative="1">
+      <w:start w:val="1"/>
+      <w:numFmt w:val="bullet"/>
+      <w:lvlText w:val=""/>
+      <w:lvlJc w:val="left"/>
+      <w:pPr>
+        <w:tabs>
+          <w:tab w:val="num" w:pos="6480"/>
+        </w:tabs>
+        <w:ind w:left="6480" w:hanging="360"/>
+      </w:pPr>
+      <w:rPr>
+        <w:rFonts w:ascii="Wingdings" w:hAnsi="Wingdings" w:hint="default"/>
+        <w:sz w:val="20"/>
+      </w:rPr>
+    </w:lvl>
+  </w:abstractNum>
+  <w:abstractNum w:abstractNumId="14" w15:restartNumberingAfterBreak="0">
+    <w:nsid w:val="5B103F83"/>
+    <w:multiLevelType w:val="multilevel"/>
+    <w:tmpl w:val="A9F4AA1C"/>
+    <w:lvl w:ilvl="0">
+      <w:start w:val="1"/>
+      <w:numFmt w:val="bullet"/>
+      <w:lvlText w:val=""/>
+      <w:lvlJc w:val="left"/>
+      <w:pPr>
+        <w:tabs>
+          <w:tab w:val="num" w:pos="720"/>
+        </w:tabs>
+        <w:ind w:left="720" w:hanging="360"/>
+      </w:pPr>
+      <w:rPr>
+        <w:rFonts w:ascii="Symbol" w:hAnsi="Symbol" w:hint="default"/>
+        <w:sz w:val="20"/>
+      </w:rPr>
+    </w:lvl>
+    <w:lvl w:ilvl="1" w:tentative="1">
+      <w:start w:val="1"/>
+      <w:numFmt w:val="bullet"/>
+      <w:lvlText w:val="o"/>
+      <w:lvlJc w:val="left"/>
+      <w:pPr>
+        <w:tabs>
+          <w:tab w:val="num" w:pos="1440"/>
+        </w:tabs>
+        <w:ind w:left="1440" w:hanging="360"/>
+      </w:pPr>
+      <w:rPr>
+        <w:rFonts w:ascii="Courier New" w:hAnsi="Courier New" w:hint="default"/>
+        <w:sz w:val="20"/>
+      </w:rPr>
+    </w:lvl>
+    <w:lvl w:ilvl="2" w:tentative="1">
+      <w:start w:val="1"/>
+      <w:numFmt w:val="bullet"/>
+      <w:lvlText w:val=""/>
+      <w:lvlJc w:val="left"/>
+      <w:pPr>
+        <w:tabs>
+          <w:tab w:val="num" w:pos="2160"/>
+        </w:tabs>
+        <w:ind w:left="2160" w:hanging="360"/>
+      </w:pPr>
+      <w:rPr>
+        <w:rFonts w:ascii="Wingdings" w:hAnsi="Wingdings" w:hint="default"/>
+        <w:sz w:val="20"/>
+      </w:rPr>
+    </w:lvl>
+    <w:lvl w:ilvl="3" w:tentative="1">
+      <w:start w:val="1"/>
+      <w:numFmt w:val="bullet"/>
+      <w:lvlText w:val=""/>
+      <w:lvlJc w:val="left"/>
+      <w:pPr>
+        <w:tabs>
+          <w:tab w:val="num" w:pos="2880"/>
+        </w:tabs>
+        <w:ind w:left="2880" w:hanging="360"/>
+      </w:pPr>
+      <w:rPr>
+        <w:rFonts w:ascii="Wingdings" w:hAnsi="Wingdings" w:hint="default"/>
+        <w:sz w:val="20"/>
+      </w:rPr>
+    </w:lvl>
+    <w:lvl w:ilvl="4" w:tentative="1">
+      <w:start w:val="1"/>
+      <w:numFmt w:val="bullet"/>
+      <w:lvlText w:val=""/>
+      <w:lvlJc w:val="left"/>
+      <w:pPr>
+        <w:tabs>
+          <w:tab w:val="num" w:pos="3600"/>
+        </w:tabs>
+        <w:ind w:left="3600" w:hanging="360"/>
+      </w:pPr>
+      <w:rPr>
+        <w:rFonts w:ascii="Wingdings" w:hAnsi="Wingdings" w:hint="default"/>
+        <w:sz w:val="20"/>
+      </w:rPr>
+    </w:lvl>
+    <w:lvl w:ilvl="5" w:tentative="1">
+      <w:start w:val="1"/>
+      <w:numFmt w:val="bullet"/>
+      <w:lvlText w:val=""/>
+      <w:lvlJc w:val="left"/>
+      <w:pPr>
+        <w:tabs>
+          <w:tab w:val="num" w:pos="4320"/>
+        </w:tabs>
+        <w:ind w:left="4320" w:hanging="360"/>
+      </w:pPr>
+      <w:rPr>
+        <w:rFonts w:ascii="Wingdings" w:hAnsi="Wingdings" w:hint="default"/>
+        <w:sz w:val="20"/>
+      </w:rPr>
+    </w:lvl>
+    <w:lvl w:ilvl="6" w:tentative="1">
+      <w:start w:val="1"/>
+      <w:numFmt w:val="bullet"/>
+      <w:lvlText w:val=""/>
+      <w:lvlJc w:val="left"/>
+      <w:pPr>
+        <w:tabs>
+          <w:tab w:val="num" w:pos="5040"/>
+        </w:tabs>
+        <w:ind w:left="5040" w:hanging="360"/>
+      </w:pPr>
+      <w:rPr>
+        <w:rFonts w:ascii="Wingdings" w:hAnsi="Wingdings" w:hint="default"/>
+        <w:sz w:val="20"/>
+      </w:rPr>
+    </w:lvl>
+    <w:lvl w:ilvl="7" w:tentative="1">
+      <w:start w:val="1"/>
+      <w:numFmt w:val="bullet"/>
+      <w:lvlText w:val=""/>
+      <w:lvlJc w:val="left"/>
+      <w:pPr>
+        <w:tabs>
+          <w:tab w:val="num" w:pos="5760"/>
+        </w:tabs>
+        <w:ind w:left="5760" w:hanging="360"/>
+      </w:pPr>
+      <w:rPr>
+        <w:rFonts w:ascii="Wingdings" w:hAnsi="Wingdings" w:hint="default"/>
+        <w:sz w:val="20"/>
+      </w:rPr>
+    </w:lvl>
+    <w:lvl w:ilvl="8" w:tentative="1">
+      <w:start w:val="1"/>
+      <w:numFmt w:val="bullet"/>
+      <w:lvlText w:val=""/>
+      <w:lvlJc w:val="left"/>
+      <w:pPr>
+        <w:tabs>
+          <w:tab w:val="num" w:pos="6480"/>
+        </w:tabs>
+        <w:ind w:left="6480" w:hanging="360"/>
+      </w:pPr>
+      <w:rPr>
+        <w:rFonts w:ascii="Wingdings" w:hAnsi="Wingdings" w:hint="default"/>
+        <w:sz w:val="20"/>
+      </w:rPr>
+    </w:lvl>
+  </w:abstractNum>
+  <w:abstractNum w:abstractNumId="15" w15:restartNumberingAfterBreak="0">
+    <w:nsid w:val="643C27DC"/>
+    <w:multiLevelType w:val="multilevel"/>
+    <w:tmpl w:val="BAC007BC"/>
+    <w:lvl w:ilvl="0">
+      <w:start w:val="1"/>
+      <w:numFmt w:val="bullet"/>
+      <w:lvlText w:val=""/>
+      <w:lvlJc w:val="left"/>
+      <w:pPr>
+        <w:tabs>
+          <w:tab w:val="num" w:pos="720"/>
+        </w:tabs>
+        <w:ind w:left="720" w:hanging="360"/>
+      </w:pPr>
+      <w:rPr>
+        <w:rFonts w:ascii="Symbol" w:hAnsi="Symbol" w:hint="default"/>
+        <w:sz w:val="20"/>
+      </w:rPr>
+    </w:lvl>
+    <w:lvl w:ilvl="1">
+      <w:start w:val="1"/>
+      <w:numFmt w:val="bullet"/>
+      <w:lvlText w:val="o"/>
+      <w:lvlJc w:val="left"/>
+      <w:pPr>
+        <w:tabs>
+          <w:tab w:val="num" w:pos="1440"/>
+        </w:tabs>
+        <w:ind w:left="1440" w:hanging="360"/>
+      </w:pPr>
+      <w:rPr>
+        <w:rFonts w:ascii="Courier New" w:hAnsi="Courier New" w:hint="default"/>
+        <w:sz w:val="20"/>
+      </w:rPr>
+    </w:lvl>
+    <w:lvl w:ilvl="2" w:tentative="1">
+      <w:start w:val="1"/>
+      <w:numFmt w:val="bullet"/>
+      <w:lvlText w:val=""/>
+      <w:lvlJc w:val="left"/>
+      <w:pPr>
+        <w:tabs>
+          <w:tab w:val="num" w:pos="2160"/>
+        </w:tabs>
+        <w:ind w:left="2160" w:hanging="360"/>
+      </w:pPr>
+      <w:rPr>
+        <w:rFonts w:ascii="Wingdings" w:hAnsi="Wingdings" w:hint="default"/>
+        <w:sz w:val="20"/>
+      </w:rPr>
+    </w:lvl>
+    <w:lvl w:ilvl="3" w:tentative="1">
+      <w:start w:val="1"/>
+      <w:numFmt w:val="bullet"/>
+      <w:lvlText w:val=""/>
+      <w:lvlJc w:val="left"/>
+      <w:pPr>
+        <w:tabs>
+          <w:tab w:val="num" w:pos="2880"/>
+        </w:tabs>
+        <w:ind w:left="2880" w:hanging="360"/>
+      </w:pPr>
+      <w:rPr>
+        <w:rFonts w:ascii="Wingdings" w:hAnsi="Wingdings" w:hint="default"/>
+        <w:sz w:val="20"/>
+      </w:rPr>
+    </w:lvl>
+    <w:lvl w:ilvl="4" w:tentative="1">
+      <w:start w:val="1"/>
+      <w:numFmt w:val="bullet"/>
+      <w:lvlText w:val=""/>
+      <w:lvlJc w:val="left"/>
+      <w:pPr>
+        <w:tabs>
+          <w:tab w:val="num" w:pos="3600"/>
+        </w:tabs>
+        <w:ind w:left="3600" w:hanging="360"/>
+      </w:pPr>
+      <w:rPr>
+        <w:rFonts w:ascii="Wingdings" w:hAnsi="Wingdings" w:hint="default"/>
+        <w:sz w:val="20"/>
+      </w:rPr>
+    </w:lvl>
+    <w:lvl w:ilvl="5" w:tentative="1">
+      <w:start w:val="1"/>
+      <w:numFmt w:val="bullet"/>
+      <w:lvlText w:val=""/>
+      <w:lvlJc w:val="left"/>
+      <w:pPr>
+        <w:tabs>
+          <w:tab w:val="num" w:pos="4320"/>
+        </w:tabs>
+        <w:ind w:left="4320" w:hanging="360"/>
+      </w:pPr>
+      <w:rPr>
+        <w:rFonts w:ascii="Wingdings" w:hAnsi="Wingdings" w:hint="default"/>
+        <w:sz w:val="20"/>
+      </w:rPr>
+    </w:lvl>
+    <w:lvl w:ilvl="6" w:tentative="1">
+      <w:start w:val="1"/>
+      <w:numFmt w:val="bullet"/>
+      <w:lvlText w:val=""/>
+      <w:lvlJc w:val="left"/>
+      <w:pPr>
+        <w:tabs>
+          <w:tab w:val="num" w:pos="5040"/>
+        </w:tabs>
+        <w:ind w:left="5040" w:hanging="360"/>
+      </w:pPr>
+      <w:rPr>
+        <w:rFonts w:ascii="Wingdings" w:hAnsi="Wingdings" w:hint="default"/>
+        <w:sz w:val="20"/>
+      </w:rPr>
+    </w:lvl>
+    <w:lvl w:ilvl="7" w:tentative="1">
+      <w:start w:val="1"/>
+      <w:numFmt w:val="bullet"/>
+      <w:lvlText w:val=""/>
+      <w:lvlJc w:val="left"/>
+      <w:pPr>
+        <w:tabs>
+          <w:tab w:val="num" w:pos="5760"/>
+        </w:tabs>
+        <w:ind w:left="5760" w:hanging="360"/>
+      </w:pPr>
+      <w:rPr>
+        <w:rFonts w:ascii="Wingdings" w:hAnsi="Wingdings" w:hint="default"/>
+        <w:sz w:val="20"/>
+      </w:rPr>
+    </w:lvl>
+    <w:lvl w:ilvl="8" w:tentative="1">
+      <w:start w:val="1"/>
+      <w:numFmt w:val="bullet"/>
+      <w:lvlText w:val=""/>
+      <w:lvlJc w:val="left"/>
+      <w:pPr>
+        <w:tabs>
+          <w:tab w:val="num" w:pos="6480"/>
+        </w:tabs>
+        <w:ind w:left="6480" w:hanging="360"/>
+      </w:pPr>
+      <w:rPr>
+        <w:rFonts w:ascii="Wingdings" w:hAnsi="Wingdings" w:hint="default"/>
+        <w:sz w:val="20"/>
+      </w:rPr>
+    </w:lvl>
+  </w:abstractNum>
+  <w:abstractNum w:abstractNumId="16" w15:restartNumberingAfterBreak="0">
+    <w:nsid w:val="67236B04"/>
+    <w:multiLevelType w:val="multilevel"/>
+    <w:tmpl w:val="7AE661D0"/>
+    <w:lvl w:ilvl="0">
+      <w:start w:val="1"/>
+      <w:numFmt w:val="bullet"/>
+      <w:lvlText w:val=""/>
+      <w:lvlJc w:val="left"/>
+      <w:pPr>
+        <w:tabs>
+          <w:tab w:val="num" w:pos="720"/>
+        </w:tabs>
+        <w:ind w:left="720" w:hanging="360"/>
+      </w:pPr>
+      <w:rPr>
+        <w:rFonts w:ascii="Symbol" w:hAnsi="Symbol" w:hint="default"/>
+        <w:sz w:val="20"/>
+      </w:rPr>
+    </w:lvl>
+    <w:lvl w:ilvl="1" w:tentative="1">
+      <w:start w:val="1"/>
+      <w:numFmt w:val="bullet"/>
+      <w:lvlText w:val="o"/>
+      <w:lvlJc w:val="left"/>
+      <w:pPr>
+        <w:tabs>
+          <w:tab w:val="num" w:pos="1440"/>
+        </w:tabs>
+        <w:ind w:left="1440" w:hanging="360"/>
+      </w:pPr>
+      <w:rPr>
+        <w:rFonts w:ascii="Courier New" w:hAnsi="Courier New" w:hint="default"/>
+        <w:sz w:val="20"/>
+      </w:rPr>
+    </w:lvl>
+    <w:lvl w:ilvl="2" w:tentative="1">
+      <w:start w:val="1"/>
+      <w:numFmt w:val="bullet"/>
+      <w:lvlText w:val=""/>
+      <w:lvlJc w:val="left"/>
+      <w:pPr>
+        <w:tabs>
+          <w:tab w:val="num" w:pos="2160"/>
+        </w:tabs>
+        <w:ind w:left="2160" w:hanging="360"/>
+      </w:pPr>
+      <w:rPr>
+        <w:rFonts w:ascii="Wingdings" w:hAnsi="Wingdings" w:hint="default"/>
+        <w:sz w:val="20"/>
+      </w:rPr>
+    </w:lvl>
+    <w:lvl w:ilvl="3" w:tentative="1">
+      <w:start w:val="1"/>
+      <w:numFmt w:val="bullet"/>
+      <w:lvlText w:val=""/>
+      <w:lvlJc w:val="left"/>
+      <w:pPr>
+        <w:tabs>
+          <w:tab w:val="num" w:pos="2880"/>
+        </w:tabs>
+        <w:ind w:left="2880" w:hanging="360"/>
+      </w:pPr>
+      <w:rPr>
+        <w:rFonts w:ascii="Wingdings" w:hAnsi="Wingdings" w:hint="default"/>
+        <w:sz w:val="20"/>
+      </w:rPr>
+    </w:lvl>
+    <w:lvl w:ilvl="4" w:tentative="1">
+      <w:start w:val="1"/>
+      <w:numFmt w:val="bullet"/>
+      <w:lvlText w:val=""/>
+      <w:lvlJc w:val="left"/>
+      <w:pPr>
+        <w:tabs>
+          <w:tab w:val="num" w:pos="3600"/>
+        </w:tabs>
+        <w:ind w:left="3600" w:hanging="360"/>
+      </w:pPr>
+      <w:rPr>
+        <w:rFonts w:ascii="Wingdings" w:hAnsi="Wingdings" w:hint="default"/>
+        <w:sz w:val="20"/>
+      </w:rPr>
+    </w:lvl>
+    <w:lvl w:ilvl="5" w:tentative="1">
+      <w:start w:val="1"/>
+      <w:numFmt w:val="bullet"/>
+      <w:lvlText w:val=""/>
+      <w:lvlJc w:val="left"/>
+      <w:pPr>
+        <w:tabs>
+          <w:tab w:val="num" w:pos="4320"/>
+        </w:tabs>
+        <w:ind w:left="4320" w:hanging="360"/>
+      </w:pPr>
+      <w:rPr>
+        <w:rFonts w:ascii="Wingdings" w:hAnsi="Wingdings" w:hint="default"/>
+        <w:sz w:val="20"/>
+      </w:rPr>
+    </w:lvl>
+    <w:lvl w:ilvl="6" w:tentative="1">
+      <w:start w:val="1"/>
+      <w:numFmt w:val="bullet"/>
+      <w:lvlText w:val=""/>
+      <w:lvlJc w:val="left"/>
+      <w:pPr>
+        <w:tabs>
+          <w:tab w:val="num" w:pos="5040"/>
+        </w:tabs>
+        <w:ind w:left="5040" w:hanging="360"/>
+      </w:pPr>
+      <w:rPr>
+        <w:rFonts w:ascii="Wingdings" w:hAnsi="Wingdings" w:hint="default"/>
+        <w:sz w:val="20"/>
+      </w:rPr>
+    </w:lvl>
+    <w:lvl w:ilvl="7" w:tentative="1">
+      <w:start w:val="1"/>
+      <w:numFmt w:val="bullet"/>
+      <w:lvlText w:val=""/>
+      <w:lvlJc w:val="left"/>
+      <w:pPr>
+        <w:tabs>
+          <w:tab w:val="num" w:pos="5760"/>
+        </w:tabs>
+        <w:ind w:left="5760" w:hanging="360"/>
+      </w:pPr>
+      <w:rPr>
+        <w:rFonts w:ascii="Wingdings" w:hAnsi="Wingdings" w:hint="default"/>
+        <w:sz w:val="20"/>
+      </w:rPr>
+    </w:lvl>
+    <w:lvl w:ilvl="8" w:tentative="1">
+      <w:start w:val="1"/>
+      <w:numFmt w:val="bullet"/>
+      <w:lvlText w:val=""/>
+      <w:lvlJc w:val="left"/>
+      <w:pPr>
+        <w:tabs>
+          <w:tab w:val="num" w:pos="6480"/>
+        </w:tabs>
+        <w:ind w:left="6480" w:hanging="360"/>
+      </w:pPr>
+      <w:rPr>
+        <w:rFonts w:ascii="Wingdings" w:hAnsi="Wingdings" w:hint="default"/>
+        <w:sz w:val="20"/>
+      </w:rPr>
+    </w:lvl>
+  </w:abstractNum>
+  <w:abstractNum w:abstractNumId="17" w15:restartNumberingAfterBreak="0">
+    <w:nsid w:val="69441822"/>
+    <w:multiLevelType w:val="multilevel"/>
+    <w:tmpl w:val="04DA6DB4"/>
+    <w:lvl w:ilvl="0">
+      <w:start w:val="1"/>
+      <w:numFmt w:val="bullet"/>
+      <w:lvlText w:val=""/>
+      <w:lvlJc w:val="left"/>
+      <w:pPr>
+        <w:tabs>
+          <w:tab w:val="num" w:pos="720"/>
+        </w:tabs>
+        <w:ind w:left="720" w:hanging="360"/>
+      </w:pPr>
+      <w:rPr>
+        <w:rFonts w:ascii="Symbol" w:hAnsi="Symbol" w:hint="default"/>
+        <w:sz w:val="20"/>
+      </w:rPr>
+    </w:lvl>
+    <w:lvl w:ilvl="1" w:tentative="1">
+      <w:start w:val="1"/>
+      <w:numFmt w:val="bullet"/>
+      <w:lvlText w:val="o"/>
+      <w:lvlJc w:val="left"/>
+      <w:pPr>
+        <w:tabs>
+          <w:tab w:val="num" w:pos="1440"/>
+        </w:tabs>
+        <w:ind w:left="1440" w:hanging="360"/>
+      </w:pPr>
+      <w:rPr>
+        <w:rFonts w:ascii="Courier New" w:hAnsi="Courier New" w:hint="default"/>
+        <w:sz w:val="20"/>
+      </w:rPr>
+    </w:lvl>
+    <w:lvl w:ilvl="2" w:tentative="1">
+      <w:start w:val="1"/>
+      <w:numFmt w:val="bullet"/>
+      <w:lvlText w:val=""/>
+      <w:lvlJc w:val="left"/>
+      <w:pPr>
+        <w:tabs>
+          <w:tab w:val="num" w:pos="2160"/>
+        </w:tabs>
+        <w:ind w:left="2160" w:hanging="360"/>
+      </w:pPr>
+      <w:rPr>
+        <w:rFonts w:ascii="Wingdings" w:hAnsi="Wingdings" w:hint="default"/>
+        <w:sz w:val="20"/>
+      </w:rPr>
+    </w:lvl>
+    <w:lvl w:ilvl="3" w:tentative="1">
+      <w:start w:val="1"/>
+      <w:numFmt w:val="bullet"/>
+      <w:lvlText w:val=""/>
+      <w:lvlJc w:val="left"/>
+      <w:pPr>
+        <w:tabs>
+          <w:tab w:val="num" w:pos="2880"/>
+        </w:tabs>
+        <w:ind w:left="2880" w:hanging="360"/>
+      </w:pPr>
+      <w:rPr>
+        <w:rFonts w:ascii="Wingdings" w:hAnsi="Wingdings" w:hint="default"/>
+        <w:sz w:val="20"/>
+      </w:rPr>
+    </w:lvl>
+    <w:lvl w:ilvl="4" w:tentative="1">
+      <w:start w:val="1"/>
+      <w:numFmt w:val="bullet"/>
+      <w:lvlText w:val=""/>
+      <w:lvlJc w:val="left"/>
+      <w:pPr>
+        <w:tabs>
+          <w:tab w:val="num" w:pos="3600"/>
+        </w:tabs>
+        <w:ind w:left="3600" w:hanging="360"/>
+      </w:pPr>
+      <w:rPr>
+        <w:rFonts w:ascii="Wingdings" w:hAnsi="Wingdings" w:hint="default"/>
+        <w:sz w:val="20"/>
+      </w:rPr>
+    </w:lvl>
+    <w:lvl w:ilvl="5" w:tentative="1">
+      <w:start w:val="1"/>
+      <w:numFmt w:val="bullet"/>
+      <w:lvlText w:val=""/>
+      <w:lvlJc w:val="left"/>
+      <w:pPr>
+        <w:tabs>
+          <w:tab w:val="num" w:pos="4320"/>
+        </w:tabs>
+        <w:ind w:left="4320" w:hanging="360"/>
+      </w:pPr>
+      <w:rPr>
+        <w:rFonts w:ascii="Wingdings" w:hAnsi="Wingdings" w:hint="default"/>
+        <w:sz w:val="20"/>
+      </w:rPr>
+    </w:lvl>
+    <w:lvl w:ilvl="6" w:tentative="1">
+      <w:start w:val="1"/>
+      <w:numFmt w:val="bullet"/>
+      <w:lvlText w:val=""/>
+      <w:lvlJc w:val="left"/>
+      <w:pPr>
+        <w:tabs>
+          <w:tab w:val="num" w:pos="5040"/>
+        </w:tabs>
+        <w:ind w:left="5040" w:hanging="360"/>
+      </w:pPr>
+      <w:rPr>
+        <w:rFonts w:ascii="Wingdings" w:hAnsi="Wingdings" w:hint="default"/>
+        <w:sz w:val="20"/>
+      </w:rPr>
+    </w:lvl>
+    <w:lvl w:ilvl="7" w:tentative="1">
+      <w:start w:val="1"/>
+      <w:numFmt w:val="bullet"/>
+      <w:lvlText w:val=""/>
+      <w:lvlJc w:val="left"/>
+      <w:pPr>
+        <w:tabs>
+          <w:tab w:val="num" w:pos="5760"/>
+        </w:tabs>
+        <w:ind w:left="5760" w:hanging="360"/>
+      </w:pPr>
+      <w:rPr>
+        <w:rFonts w:ascii="Wingdings" w:hAnsi="Wingdings" w:hint="default"/>
+        <w:sz w:val="20"/>
+      </w:rPr>
+    </w:lvl>
+    <w:lvl w:ilvl="8" w:tentative="1">
+      <w:start w:val="1"/>
+      <w:numFmt w:val="bullet"/>
+      <w:lvlText w:val=""/>
+      <w:lvlJc w:val="left"/>
+      <w:pPr>
+        <w:tabs>
+          <w:tab w:val="num" w:pos="6480"/>
+        </w:tabs>
+        <w:ind w:left="6480" w:hanging="360"/>
+      </w:pPr>
+      <w:rPr>
+        <w:rFonts w:ascii="Wingdings" w:hAnsi="Wingdings" w:hint="default"/>
+        <w:sz w:val="20"/>
+      </w:rPr>
+    </w:lvl>
+  </w:abstractNum>
+  <w:abstractNum w:abstractNumId="18" w15:restartNumberingAfterBreak="0">
+    <w:nsid w:val="6C8B6643"/>
+    <w:multiLevelType w:val="multilevel"/>
+    <w:tmpl w:val="D8F01726"/>
+    <w:lvl w:ilvl="0">
+      <w:start w:val="1"/>
+      <w:numFmt w:val="bullet"/>
+      <w:lvlText w:val=""/>
+      <w:lvlJc w:val="left"/>
+      <w:pPr>
+        <w:tabs>
+          <w:tab w:val="num" w:pos="720"/>
+        </w:tabs>
+        <w:ind w:left="720" w:hanging="360"/>
+      </w:pPr>
+      <w:rPr>
+        <w:rFonts w:ascii="Symbol" w:hAnsi="Symbol" w:hint="default"/>
+        <w:sz w:val="20"/>
+      </w:rPr>
+    </w:lvl>
+    <w:lvl w:ilvl="1" w:tentative="1">
+      <w:start w:val="1"/>
+      <w:numFmt w:val="bullet"/>
+      <w:lvlText w:val="o"/>
+      <w:lvlJc w:val="left"/>
+      <w:pPr>
+        <w:tabs>
+          <w:tab w:val="num" w:pos="1440"/>
+        </w:tabs>
+        <w:ind w:left="1440" w:hanging="360"/>
+      </w:pPr>
+      <w:rPr>
+        <w:rFonts w:ascii="Courier New" w:hAnsi="Courier New" w:hint="default"/>
+        <w:sz w:val="20"/>
+      </w:rPr>
+    </w:lvl>
+    <w:lvl w:ilvl="2" w:tentative="1">
+      <w:start w:val="1"/>
+      <w:numFmt w:val="bullet"/>
+      <w:lvlText w:val=""/>
+      <w:lvlJc w:val="left"/>
+      <w:pPr>
+        <w:tabs>
+          <w:tab w:val="num" w:pos="2160"/>
+        </w:tabs>
+        <w:ind w:left="2160" w:hanging="360"/>
+      </w:pPr>
+      <w:rPr>
+        <w:rFonts w:ascii="Wingdings" w:hAnsi="Wingdings" w:hint="default"/>
+        <w:sz w:val="20"/>
+      </w:rPr>
+    </w:lvl>
+    <w:lvl w:ilvl="3" w:tentative="1">
+      <w:start w:val="1"/>
+      <w:numFmt w:val="bullet"/>
+      <w:lvlText w:val=""/>
+      <w:lvlJc w:val="left"/>
+      <w:pPr>
+        <w:tabs>
+          <w:tab w:val="num" w:pos="2880"/>
+        </w:tabs>
+        <w:ind w:left="2880" w:hanging="360"/>
+      </w:pPr>
+      <w:rPr>
+        <w:rFonts w:ascii="Wingdings" w:hAnsi="Wingdings" w:hint="default"/>
+        <w:sz w:val="20"/>
+      </w:rPr>
+    </w:lvl>
+    <w:lvl w:ilvl="4" w:tentative="1">
+      <w:start w:val="1"/>
+      <w:numFmt w:val="bullet"/>
+      <w:lvlText w:val=""/>
+      <w:lvlJc w:val="left"/>
+      <w:pPr>
+        <w:tabs>
+          <w:tab w:val="num" w:pos="3600"/>
+        </w:tabs>
+        <w:ind w:left="3600" w:hanging="360"/>
+      </w:pPr>
+      <w:rPr>
+        <w:rFonts w:ascii="Wingdings" w:hAnsi="Wingdings" w:hint="default"/>
+        <w:sz w:val="20"/>
+      </w:rPr>
+    </w:lvl>
+    <w:lvl w:ilvl="5" w:tentative="1">
+      <w:start w:val="1"/>
+      <w:numFmt w:val="bullet"/>
+      <w:lvlText w:val=""/>
+      <w:lvlJc w:val="left"/>
+      <w:pPr>
+        <w:tabs>
+          <w:tab w:val="num" w:pos="4320"/>
+        </w:tabs>
+        <w:ind w:left="4320" w:hanging="360"/>
+      </w:pPr>
+      <w:rPr>
+        <w:rFonts w:ascii="Wingdings" w:hAnsi="Wingdings" w:hint="default"/>
+        <w:sz w:val="20"/>
+      </w:rPr>
+    </w:lvl>
+    <w:lvl w:ilvl="6" w:tentative="1">
+      <w:start w:val="1"/>
+      <w:numFmt w:val="bullet"/>
+      <w:lvlText w:val=""/>
+      <w:lvlJc w:val="left"/>
+      <w:pPr>
+        <w:tabs>
+          <w:tab w:val="num" w:pos="5040"/>
+        </w:tabs>
+        <w:ind w:left="5040" w:hanging="360"/>
+      </w:pPr>
+      <w:rPr>
+        <w:rFonts w:ascii="Wingdings" w:hAnsi="Wingdings" w:hint="default"/>
+        <w:sz w:val="20"/>
+      </w:rPr>
+    </w:lvl>
+    <w:lvl w:ilvl="7" w:tentative="1">
+      <w:start w:val="1"/>
+      <w:numFmt w:val="bullet"/>
+      <w:lvlText w:val=""/>
+      <w:lvlJc w:val="left"/>
+      <w:pPr>
+        <w:tabs>
+          <w:tab w:val="num" w:pos="5760"/>
+        </w:tabs>
+        <w:ind w:left="5760" w:hanging="360"/>
+      </w:pPr>
+      <w:rPr>
+        <w:rFonts w:ascii="Wingdings" w:hAnsi="Wingdings" w:hint="default"/>
+        <w:sz w:val="20"/>
+      </w:rPr>
+    </w:lvl>
+    <w:lvl w:ilvl="8" w:tentative="1">
+      <w:start w:val="1"/>
+      <w:numFmt w:val="bullet"/>
+      <w:lvlText w:val=""/>
+      <w:lvlJc w:val="left"/>
+      <w:pPr>
+        <w:tabs>
+          <w:tab w:val="num" w:pos="6480"/>
+        </w:tabs>
+        <w:ind w:left="6480" w:hanging="360"/>
+      </w:pPr>
+      <w:rPr>
+        <w:rFonts w:ascii="Wingdings" w:hAnsi="Wingdings" w:hint="default"/>
+        <w:sz w:val="20"/>
+      </w:rPr>
+    </w:lvl>
+  </w:abstractNum>
+  <w:abstractNum w:abstractNumId="19" w15:restartNumberingAfterBreak="0">
+    <w:nsid w:val="6DBB0090"/>
+    <w:multiLevelType w:val="multilevel"/>
+    <w:tmpl w:val="7ADE3BBC"/>
+    <w:lvl w:ilvl="0">
+      <w:start w:val="1"/>
+      <w:numFmt w:val="bullet"/>
+      <w:lvlText w:val=""/>
+      <w:lvlJc w:val="left"/>
+      <w:pPr>
+        <w:tabs>
+          <w:tab w:val="num" w:pos="720"/>
+        </w:tabs>
+        <w:ind w:left="720" w:hanging="360"/>
+      </w:pPr>
+      <w:rPr>
+        <w:rFonts w:ascii="Symbol" w:hAnsi="Symbol" w:hint="default"/>
+        <w:sz w:val="20"/>
+      </w:rPr>
+    </w:lvl>
+    <w:lvl w:ilvl="1" w:tentative="1">
+      <w:start w:val="1"/>
+      <w:numFmt w:val="bullet"/>
+      <w:lvlText w:val="o"/>
+      <w:lvlJc w:val="left"/>
+      <w:pPr>
+        <w:tabs>
+          <w:tab w:val="num" w:pos="1440"/>
+        </w:tabs>
+        <w:ind w:left="1440" w:hanging="360"/>
+      </w:pPr>
+      <w:rPr>
+        <w:rFonts w:ascii="Courier New" w:hAnsi="Courier New" w:hint="default"/>
+        <w:sz w:val="20"/>
+      </w:rPr>
+    </w:lvl>
+    <w:lvl w:ilvl="2" w:tentative="1">
+      <w:start w:val="1"/>
+      <w:numFmt w:val="bullet"/>
+      <w:lvlText w:val=""/>
+      <w:lvlJc w:val="left"/>
+      <w:pPr>
+        <w:tabs>
+          <w:tab w:val="num" w:pos="2160"/>
+        </w:tabs>
+        <w:ind w:left="2160" w:hanging="360"/>
+      </w:pPr>
+      <w:rPr>
+        <w:rFonts w:ascii="Wingdings" w:hAnsi="Wingdings" w:hint="default"/>
+        <w:sz w:val="20"/>
+      </w:rPr>
+    </w:lvl>
+    <w:lvl w:ilvl="3" w:tentative="1">
+      <w:start w:val="1"/>
+      <w:numFmt w:val="bullet"/>
+      <w:lvlText w:val=""/>
+      <w:lvlJc w:val="left"/>
+      <w:pPr>
+        <w:tabs>
+          <w:tab w:val="num" w:pos="2880"/>
+        </w:tabs>
+        <w:ind w:left="2880" w:hanging="360"/>
+      </w:pPr>
+      <w:rPr>
+        <w:rFonts w:ascii="Wingdings" w:hAnsi="Wingdings" w:hint="default"/>
+        <w:sz w:val="20"/>
+      </w:rPr>
+    </w:lvl>
+    <w:lvl w:ilvl="4" w:tentative="1">
+      <w:start w:val="1"/>
+      <w:numFmt w:val="bullet"/>
+      <w:lvlText w:val=""/>
+      <w:lvlJc w:val="left"/>
+      <w:pPr>
+        <w:tabs>
+          <w:tab w:val="num" w:pos="3600"/>
+        </w:tabs>
+        <w:ind w:left="3600" w:hanging="360"/>
+      </w:pPr>
+      <w:rPr>
+        <w:rFonts w:ascii="Wingdings" w:hAnsi="Wingdings" w:hint="default"/>
+        <w:sz w:val="20"/>
+      </w:rPr>
+    </w:lvl>
+    <w:lvl w:ilvl="5" w:tentative="1">
+      <w:start w:val="1"/>
+      <w:numFmt w:val="bullet"/>
+      <w:lvlText w:val=""/>
+      <w:lvlJc w:val="left"/>
+      <w:pPr>
+        <w:tabs>
+          <w:tab w:val="num" w:pos="4320"/>
+        </w:tabs>
+        <w:ind w:left="4320" w:hanging="360"/>
+      </w:pPr>
+      <w:rPr>
+        <w:rFonts w:ascii="Wingdings" w:hAnsi="Wingdings" w:hint="default"/>
+        <w:sz w:val="20"/>
+      </w:rPr>
+    </w:lvl>
+    <w:lvl w:ilvl="6" w:tentative="1">
+      <w:start w:val="1"/>
+      <w:numFmt w:val="bullet"/>
+      <w:lvlText w:val=""/>
+      <w:lvlJc w:val="left"/>
+      <w:pPr>
+        <w:tabs>
+          <w:tab w:val="num" w:pos="5040"/>
+        </w:tabs>
+        <w:ind w:left="5040" w:hanging="360"/>
+      </w:pPr>
+      <w:rPr>
+        <w:rFonts w:ascii="Wingdings" w:hAnsi="Wingdings" w:hint="default"/>
+        <w:sz w:val="20"/>
+      </w:rPr>
+    </w:lvl>
+    <w:lvl w:ilvl="7" w:tentative="1">
+      <w:start w:val="1"/>
+      <w:numFmt w:val="bullet"/>
+      <w:lvlText w:val=""/>
+      <w:lvlJc w:val="left"/>
+      <w:pPr>
+        <w:tabs>
+          <w:tab w:val="num" w:pos="5760"/>
+        </w:tabs>
+        <w:ind w:left="5760" w:hanging="360"/>
+      </w:pPr>
+      <w:rPr>
+        <w:rFonts w:ascii="Wingdings" w:hAnsi="Wingdings" w:hint="default"/>
+        <w:sz w:val="20"/>
+      </w:rPr>
+    </w:lvl>
+    <w:lvl w:ilvl="8" w:tentative="1">
+      <w:start w:val="1"/>
+      <w:numFmt w:val="bullet"/>
+      <w:lvlText w:val=""/>
+      <w:lvlJc w:val="left"/>
+      <w:pPr>
+        <w:tabs>
+          <w:tab w:val="num" w:pos="6480"/>
+        </w:tabs>
+        <w:ind w:left="6480" w:hanging="360"/>
+      </w:pPr>
+      <w:rPr>
+        <w:rFonts w:ascii="Wingdings" w:hAnsi="Wingdings" w:hint="default"/>
+        <w:sz w:val="20"/>
+      </w:rPr>
+    </w:lvl>
+  </w:abstractNum>
+  <w:abstractNum w:abstractNumId="20" w15:restartNumberingAfterBreak="0">
+    <w:nsid w:val="75657733"/>
+    <w:multiLevelType w:val="multilevel"/>
+    <w:tmpl w:val="6562F8C2"/>
+    <w:lvl w:ilvl="0">
+      <w:start w:val="1"/>
+      <w:numFmt w:val="bullet"/>
+      <w:lvlText w:val=""/>
+      <w:lvlJc w:val="left"/>
+      <w:pPr>
+        <w:tabs>
+          <w:tab w:val="num" w:pos="720"/>
+        </w:tabs>
+        <w:ind w:left="720" w:hanging="360"/>
+      </w:pPr>
+      <w:rPr>
+        <w:rFonts w:ascii="Symbol" w:hAnsi="Symbol" w:hint="default"/>
+        <w:sz w:val="20"/>
+      </w:rPr>
+    </w:lvl>
+    <w:lvl w:ilvl="1" w:tentative="1">
+      <w:start w:val="1"/>
+      <w:numFmt w:val="bullet"/>
+      <w:lvlText w:val="o"/>
+      <w:lvlJc w:val="left"/>
+      <w:pPr>
+        <w:tabs>
+          <w:tab w:val="num" w:pos="1440"/>
+        </w:tabs>
+        <w:ind w:left="1440" w:hanging="360"/>
+      </w:pPr>
+      <w:rPr>
+        <w:rFonts w:ascii="Courier New" w:hAnsi="Courier New" w:hint="default"/>
+        <w:sz w:val="20"/>
+      </w:rPr>
+    </w:lvl>
+    <w:lvl w:ilvl="2" w:tentative="1">
+      <w:start w:val="1"/>
+      <w:numFmt w:val="bullet"/>
+      <w:lvlText w:val=""/>
+      <w:lvlJc w:val="left"/>
+      <w:pPr>
+        <w:tabs>
+          <w:tab w:val="num" w:pos="2160"/>
+        </w:tabs>
+        <w:ind w:left="2160" w:hanging="360"/>
+      </w:pPr>
+      <w:rPr>
+        <w:rFonts w:ascii="Wingdings" w:hAnsi="Wingdings" w:hint="default"/>
+        <w:sz w:val="20"/>
+      </w:rPr>
+    </w:lvl>
+    <w:lvl w:ilvl="3" w:tentative="1">
+      <w:start w:val="1"/>
+      <w:numFmt w:val="bullet"/>
+      <w:lvlText w:val=""/>
+      <w:lvlJc w:val="left"/>
+      <w:pPr>
+        <w:tabs>
+          <w:tab w:val="num" w:pos="2880"/>
+        </w:tabs>
+        <w:ind w:left="2880" w:hanging="360"/>
+      </w:pPr>
+      <w:rPr>
+        <w:rFonts w:ascii="Wingdings" w:hAnsi="Wingdings" w:hint="default"/>
+        <w:sz w:val="20"/>
+      </w:rPr>
+    </w:lvl>
+    <w:lvl w:ilvl="4" w:tentative="1">
+      <w:start w:val="1"/>
+      <w:numFmt w:val="bullet"/>
+      <w:lvlText w:val=""/>
+      <w:lvlJc w:val="left"/>
+      <w:pPr>
+        <w:tabs>
+          <w:tab w:val="num" w:pos="3600"/>
+        </w:tabs>
+        <w:ind w:left="3600" w:hanging="360"/>
+      </w:pPr>
+      <w:rPr>
+        <w:rFonts w:ascii="Wingdings" w:hAnsi="Wingdings" w:hint="default"/>
+        <w:sz w:val="20"/>
+      </w:rPr>
+    </w:lvl>
+    <w:lvl w:ilvl="5" w:tentative="1">
+      <w:start w:val="1"/>
+      <w:numFmt w:val="bullet"/>
+      <w:lvlText w:val=""/>
+      <w:lvlJc w:val="left"/>
+      <w:pPr>
+        <w:tabs>
+          <w:tab w:val="num" w:pos="4320"/>
+        </w:tabs>
+        <w:ind w:left="4320" w:hanging="360"/>
+      </w:pPr>
+      <w:rPr>
+        <w:rFonts w:ascii="Wingdings" w:hAnsi="Wingdings" w:hint="default"/>
+        <w:sz w:val="20"/>
+      </w:rPr>
+    </w:lvl>
+    <w:lvl w:ilvl="6" w:tentative="1">
+      <w:start w:val="1"/>
+      <w:numFmt w:val="bullet"/>
+      <w:lvlText w:val=""/>
+      <w:lvlJc w:val="left"/>
+      <w:pPr>
+        <w:tabs>
+          <w:tab w:val="num" w:pos="5040"/>
+        </w:tabs>
+        <w:ind w:left="5040" w:hanging="360"/>
+      </w:pPr>
+      <w:rPr>
+        <w:rFonts w:ascii="Wingdings" w:hAnsi="Wingdings" w:hint="default"/>
+        <w:sz w:val="20"/>
+      </w:rPr>
+    </w:lvl>
+    <w:lvl w:ilvl="7" w:tentative="1">
+      <w:start w:val="1"/>
+      <w:numFmt w:val="bullet"/>
+      <w:lvlText w:val=""/>
+      <w:lvlJc w:val="left"/>
+      <w:pPr>
+        <w:tabs>
+          <w:tab w:val="num" w:pos="5760"/>
+        </w:tabs>
+        <w:ind w:left="5760" w:hanging="360"/>
+      </w:pPr>
+      <w:rPr>
+        <w:rFonts w:ascii="Wingdings" w:hAnsi="Wingdings" w:hint="default"/>
+        <w:sz w:val="20"/>
+      </w:rPr>
+    </w:lvl>
+    <w:lvl w:ilvl="8" w:tentative="1">
+      <w:start w:val="1"/>
+      <w:numFmt w:val="bullet"/>
+      <w:lvlText w:val=""/>
+      <w:lvlJc w:val="left"/>
+      <w:pPr>
+        <w:tabs>
+          <w:tab w:val="num" w:pos="6480"/>
+        </w:tabs>
+        <w:ind w:left="6480" w:hanging="360"/>
+      </w:pPr>
+      <w:rPr>
+        <w:rFonts w:ascii="Wingdings" w:hAnsi="Wingdings" w:hint="default"/>
+        <w:sz w:val="20"/>
+      </w:rPr>
+    </w:lvl>
+  </w:abstractNum>
+  <w:abstractNum w:abstractNumId="21" w15:restartNumberingAfterBreak="0">
+    <w:nsid w:val="7E7A5D57"/>
+    <w:multiLevelType w:val="multilevel"/>
+    <w:tmpl w:val="5D3C3A2C"/>
+    <w:lvl w:ilvl="0">
+      <w:start w:val="1"/>
+      <w:numFmt w:val="bullet"/>
+      <w:lvlText w:val=""/>
+      <w:lvlJc w:val="left"/>
+      <w:pPr>
+        <w:tabs>
+          <w:tab w:val="num" w:pos="720"/>
+        </w:tabs>
+        <w:ind w:left="720" w:hanging="360"/>
+      </w:pPr>
+      <w:rPr>
+        <w:rFonts w:ascii="Symbol" w:hAnsi="Symbol" w:hint="default"/>
+        <w:sz w:val="20"/>
+      </w:rPr>
+    </w:lvl>
+    <w:lvl w:ilvl="1" w:tentative="1">
+      <w:start w:val="1"/>
+      <w:numFmt w:val="bullet"/>
+      <w:lvlText w:val="o"/>
+      <w:lvlJc w:val="left"/>
+      <w:pPr>
+        <w:tabs>
+          <w:tab w:val="num" w:pos="1440"/>
+        </w:tabs>
+        <w:ind w:left="1440" w:hanging="360"/>
+      </w:pPr>
+      <w:rPr>
+        <w:rFonts w:ascii="Courier New" w:hAnsi="Courier New" w:hint="default"/>
+        <w:sz w:val="20"/>
+      </w:rPr>
+    </w:lvl>
+    <w:lvl w:ilvl="2" w:tentative="1">
+      <w:start w:val="1"/>
+      <w:numFmt w:val="bullet"/>
+      <w:lvlText w:val=""/>
+      <w:lvlJc w:val="left"/>
+      <w:pPr>
+        <w:tabs>
+          <w:tab w:val="num" w:pos="2160"/>
+        </w:tabs>
+        <w:ind w:left="2160" w:hanging="360"/>
+      </w:pPr>
+      <w:rPr>
+        <w:rFonts w:ascii="Wingdings" w:hAnsi="Wingdings" w:hint="default"/>
+        <w:sz w:val="20"/>
+      </w:rPr>
+    </w:lvl>
+    <w:lvl w:ilvl="3" w:tentative="1">
+      <w:start w:val="1"/>
+      <w:numFmt w:val="bullet"/>
+      <w:lvlText w:val=""/>
+      <w:lvlJc w:val="left"/>
+      <w:pPr>
+        <w:tabs>
+          <w:tab w:val="num" w:pos="2880"/>
+        </w:tabs>
+        <w:ind w:left="2880" w:hanging="360"/>
+      </w:pPr>
+      <w:rPr>
+        <w:rFonts w:ascii="Wingdings" w:hAnsi="Wingdings" w:hint="default"/>
+        <w:sz w:val="20"/>
+      </w:rPr>
+    </w:lvl>
+    <w:lvl w:ilvl="4" w:tentative="1">
+      <w:start w:val="1"/>
+      <w:numFmt w:val="bullet"/>
+      <w:lvlText w:val=""/>
+      <w:lvlJc w:val="left"/>
+      <w:pPr>
+        <w:tabs>
+          <w:tab w:val="num" w:pos="3600"/>
+        </w:tabs>
+        <w:ind w:left="3600" w:hanging="360"/>
+      </w:pPr>
+      <w:rPr>
+        <w:rFonts w:ascii="Wingdings" w:hAnsi="Wingdings" w:hint="default"/>
+        <w:sz w:val="20"/>
+      </w:rPr>
+    </w:lvl>
+    <w:lvl w:ilvl="5" w:tentative="1">
+      <w:start w:val="1"/>
+      <w:numFmt w:val="bullet"/>
+      <w:lvlText w:val=""/>
+      <w:lvlJc w:val="left"/>
+      <w:pPr>
+        <w:tabs>
+          <w:tab w:val="num" w:pos="4320"/>
+        </w:tabs>
+        <w:ind w:left="4320" w:hanging="360"/>
+      </w:pPr>
+      <w:rPr>
+        <w:rFonts w:ascii="Wingdings" w:hAnsi="Wingdings" w:hint="default"/>
+        <w:sz w:val="20"/>
+      </w:rPr>
+    </w:lvl>
+    <w:lvl w:ilvl="6" w:tentative="1">
+      <w:start w:val="1"/>
+      <w:numFmt w:val="bullet"/>
+      <w:lvlText w:val=""/>
+      <w:lvlJc w:val="left"/>
+      <w:pPr>
+        <w:tabs>
+          <w:tab w:val="num" w:pos="5040"/>
+        </w:tabs>
+        <w:ind w:left="5040" w:hanging="360"/>
+      </w:pPr>
+      <w:rPr>
+        <w:rFonts w:ascii="Wingdings" w:hAnsi="Wingdings" w:hint="default"/>
+        <w:sz w:val="20"/>
+      </w:rPr>
+    </w:lvl>
+    <w:lvl w:ilvl="7" w:tentative="1">
+      <w:start w:val="1"/>
+      <w:numFmt w:val="bullet"/>
+      <w:lvlText w:val=""/>
+      <w:lvlJc w:val="left"/>
+      <w:pPr>
+        <w:tabs>
+          <w:tab w:val="num" w:pos="5760"/>
+        </w:tabs>
+        <w:ind w:left="5760" w:hanging="360"/>
+      </w:pPr>
+      <w:rPr>
+        <w:rFonts w:ascii="Wingdings" w:hAnsi="Wingdings" w:hint="default"/>
+        <w:sz w:val="20"/>
+      </w:rPr>
+    </w:lvl>
+    <w:lvl w:ilvl="8" w:tentative="1">
+      <w:start w:val="1"/>
+      <w:numFmt w:val="bullet"/>
+      <w:lvlText w:val=""/>
+      <w:lvlJc w:val="left"/>
+      <w:pPr>
+        <w:tabs>
+          <w:tab w:val="num" w:pos="6480"/>
+        </w:tabs>
+        <w:ind w:left="6480" w:hanging="360"/>
+      </w:pPr>
+      <w:rPr>
+        <w:rFonts w:ascii="Wingdings" w:hAnsi="Wingdings" w:hint="default"/>
+        <w:sz w:val="20"/>
+      </w:rPr>
+    </w:lvl>
+  </w:abstractNum>
+  <w:abstractNum w:abstractNumId="22" w15:restartNumberingAfterBreak="0">
+    <w:nsid w:val="7F1F25B5"/>
+    <w:multiLevelType w:val="multilevel"/>
+    <w:tmpl w:val="9182B046"/>
+    <w:lvl w:ilvl="0">
+      <w:start w:val="1"/>
+      <w:numFmt w:val="bullet"/>
+      <w:lvlText w:val=""/>
+      <w:lvlJc w:val="left"/>
+      <w:pPr>
+        <w:tabs>
+          <w:tab w:val="num" w:pos="720"/>
+        </w:tabs>
+        <w:ind w:left="720" w:hanging="360"/>
+      </w:pPr>
+      <w:rPr>
+        <w:rFonts w:ascii="Symbol" w:hAnsi="Symbol" w:hint="default"/>
+        <w:sz w:val="20"/>
+      </w:rPr>
+    </w:lvl>
+    <w:lvl w:ilvl="1">
+      <w:start w:val="1"/>
+      <w:numFmt w:val="bullet"/>
+      <w:lvlText w:val="o"/>
+      <w:lvlJc w:val="left"/>
+      <w:pPr>
+        <w:tabs>
+          <w:tab w:val="num" w:pos="1440"/>
+        </w:tabs>
+        <w:ind w:left="1440" w:hanging="360"/>
+      </w:pPr>
+      <w:rPr>
+        <w:rFonts w:ascii="Courier New" w:hAnsi="Courier New" w:hint="default"/>
+        <w:sz w:val="20"/>
+      </w:rPr>
+    </w:lvl>
+    <w:lvl w:ilvl="2" w:tentative="1">
+      <w:start w:val="1"/>
+      <w:numFmt w:val="bullet"/>
+      <w:lvlText w:val=""/>
+      <w:lvlJc w:val="left"/>
+      <w:pPr>
+        <w:tabs>
+          <w:tab w:val="num" w:pos="2160"/>
+        </w:tabs>
+        <w:ind w:left="2160" w:hanging="360"/>
+      </w:pPr>
+      <w:rPr>
+        <w:rFonts w:ascii="Wingdings" w:hAnsi="Wingdings" w:hint="default"/>
+        <w:sz w:val="20"/>
+      </w:rPr>
+    </w:lvl>
+    <w:lvl w:ilvl="3" w:tentative="1">
+      <w:start w:val="1"/>
+      <w:numFmt w:val="bullet"/>
+      <w:lvlText w:val=""/>
+      <w:lvlJc w:val="left"/>
+      <w:pPr>
+        <w:tabs>
+          <w:tab w:val="num" w:pos="2880"/>
+        </w:tabs>
+        <w:ind w:left="2880" w:hanging="360"/>
+      </w:pPr>
+      <w:rPr>
+        <w:rFonts w:ascii="Wingdings" w:hAnsi="Wingdings" w:hint="default"/>
+        <w:sz w:val="20"/>
+      </w:rPr>
+    </w:lvl>
+    <w:lvl w:ilvl="4" w:tentative="1">
+      <w:start w:val="1"/>
+      <w:numFmt w:val="bullet"/>
+      <w:lvlText w:val=""/>
+      <w:lvlJc w:val="left"/>
+      <w:pPr>
+        <w:tabs>
+          <w:tab w:val="num" w:pos="3600"/>
+        </w:tabs>
+        <w:ind w:left="3600" w:hanging="360"/>
+      </w:pPr>
+      <w:rPr>
+        <w:rFonts w:ascii="Wingdings" w:hAnsi="Wingdings" w:hint="default"/>
+        <w:sz w:val="20"/>
+      </w:rPr>
+    </w:lvl>
+    <w:lvl w:ilvl="5" w:tentative="1">
+      <w:start w:val="1"/>
+      <w:numFmt w:val="bullet"/>
+      <w:lvlText w:val=""/>
+      <w:lvlJc w:val="left"/>
+      <w:pPr>
+        <w:tabs>
+          <w:tab w:val="num" w:pos="4320"/>
+        </w:tabs>
+        <w:ind w:left="4320" w:hanging="360"/>
+      </w:pPr>
+      <w:rPr>
+        <w:rFonts w:ascii="Wingdings" w:hAnsi="Wingdings" w:hint="default"/>
+        <w:sz w:val="20"/>
+      </w:rPr>
+    </w:lvl>
+    <w:lvl w:ilvl="6" w:tentative="1">
+      <w:start w:val="1"/>
+      <w:numFmt w:val="bullet"/>
+      <w:lvlText w:val=""/>
+      <w:lvlJc w:val="left"/>
+      <w:pPr>
+        <w:tabs>
+          <w:tab w:val="num" w:pos="5040"/>
+        </w:tabs>
+        <w:ind w:left="5040" w:hanging="360"/>
+      </w:pPr>
+      <w:rPr>
+        <w:rFonts w:ascii="Wingdings" w:hAnsi="Wingdings" w:hint="default"/>
+        <w:sz w:val="20"/>
+      </w:rPr>
+    </w:lvl>
+    <w:lvl w:ilvl="7" w:tentative="1">
+      <w:start w:val="1"/>
+      <w:numFmt w:val="bullet"/>
+      <w:lvlText w:val=""/>
+      <w:lvlJc w:val="left"/>
+      <w:pPr>
+        <w:tabs>
+          <w:tab w:val="num" w:pos="5760"/>
+        </w:tabs>
+        <w:ind w:left="5760" w:hanging="360"/>
+      </w:pPr>
+      <w:rPr>
+        <w:rFonts w:ascii="Wingdings" w:hAnsi="Wingdings" w:hint="default"/>
+        <w:sz w:val="20"/>
+      </w:rPr>
+    </w:lvl>
+    <w:lvl w:ilvl="8" w:tentative="1">
+      <w:start w:val="1"/>
+      <w:numFmt w:val="bullet"/>
+      <w:lvlText w:val=""/>
+      <w:lvlJc w:val="left"/>
+      <w:pPr>
+        <w:tabs>
+          <w:tab w:val="num" w:pos="6480"/>
+        </w:tabs>
+        <w:ind w:left="6480" w:hanging="360"/>
+      </w:pPr>
+      <w:rPr>
+        <w:rFonts w:ascii="Wingdings" w:hAnsi="Wingdings" w:hint="default"/>
+        <w:sz w:val="20"/>
+      </w:rPr>
+    </w:lvl>
+  </w:abstractNum>
+  <w:abstractNum w:abstractNumId="23" w15:restartNumberingAfterBreak="0">
+    <w:nsid w:val="7F9845A4"/>
+    <w:multiLevelType w:val="multilevel"/>
+    <w:tmpl w:val="C30AC90C"/>
+    <w:lvl w:ilvl="0">
+      <w:start w:val="1"/>
+      <w:numFmt w:val="bullet"/>
+      <w:lvlText w:val=""/>
+      <w:lvlJc w:val="left"/>
+      <w:pPr>
+        <w:tabs>
+          <w:tab w:val="num" w:pos="720"/>
+        </w:tabs>
+        <w:ind w:left="720" w:hanging="360"/>
+      </w:pPr>
+      <w:rPr>
+        <w:rFonts w:ascii="Symbol" w:hAnsi="Symbol" w:hint="default"/>
+        <w:sz w:val="20"/>
+      </w:rPr>
+    </w:lvl>
+    <w:lvl w:ilvl="1" w:tentative="1">
+      <w:start w:val="1"/>
+      <w:numFmt w:val="bullet"/>
+      <w:lvlText w:val="o"/>
+      <w:lvlJc w:val="left"/>
+      <w:pPr>
+        <w:tabs>
+          <w:tab w:val="num" w:pos="1440"/>
+        </w:tabs>
+        <w:ind w:left="1440" w:hanging="360"/>
+      </w:pPr>
+      <w:rPr>
+        <w:rFonts w:ascii="Courier New" w:hAnsi="Courier New" w:hint="default"/>
+        <w:sz w:val="20"/>
+      </w:rPr>
+    </w:lvl>
+    <w:lvl w:ilvl="2" w:tentative="1">
+      <w:start w:val="1"/>
+      <w:numFmt w:val="bullet"/>
+      <w:lvlText w:val=""/>
+      <w:lvlJc w:val="left"/>
+      <w:pPr>
+        <w:tabs>
+          <w:tab w:val="num" w:pos="2160"/>
+        </w:tabs>
+        <w:ind w:left="2160" w:hanging="360"/>
+      </w:pPr>
+      <w:rPr>
+        <w:rFonts w:ascii="Wingdings" w:hAnsi="Wingdings" w:hint="default"/>
+        <w:sz w:val="20"/>
+      </w:rPr>
+    </w:lvl>
+    <w:lvl w:ilvl="3" w:tentative="1">
+      <w:start w:val="1"/>
+      <w:numFmt w:val="bullet"/>
+      <w:lvlText w:val=""/>
+      <w:lvlJc w:val="left"/>
+      <w:pPr>
+        <w:tabs>
+          <w:tab w:val="num" w:pos="2880"/>
+        </w:tabs>
+        <w:ind w:left="2880" w:hanging="360"/>
+      </w:pPr>
+      <w:rPr>
+        <w:rFonts w:ascii="Wingdings" w:hAnsi="Wingdings" w:hint="default"/>
+        <w:sz w:val="20"/>
+      </w:rPr>
+    </w:lvl>
+    <w:lvl w:ilvl="4" w:tentative="1">
+      <w:start w:val="1"/>
+      <w:numFmt w:val="bullet"/>
+      <w:lvlText w:val=""/>
+      <w:lvlJc w:val="left"/>
+      <w:pPr>
+        <w:tabs>
+          <w:tab w:val="num" w:pos="3600"/>
+        </w:tabs>
+        <w:ind w:left="3600" w:hanging="360"/>
+      </w:pPr>
+      <w:rPr>
+        <w:rFonts w:ascii="Wingdings" w:hAnsi="Wingdings" w:hint="default"/>
+        <w:sz w:val="20"/>
+      </w:rPr>
+    </w:lvl>
+    <w:lvl w:ilvl="5" w:tentative="1">
+      <w:start w:val="1"/>
+      <w:numFmt w:val="bullet"/>
+      <w:lvlText w:val=""/>
+      <w:lvlJc w:val="left"/>
+      <w:pPr>
+        <w:tabs>
+          <w:tab w:val="num" w:pos="4320"/>
+        </w:tabs>
+        <w:ind w:left="4320" w:hanging="360"/>
+      </w:pPr>
+      <w:rPr>
+        <w:rFonts w:ascii="Wingdings" w:hAnsi="Wingdings" w:hint="default"/>
+        <w:sz w:val="20"/>
+      </w:rPr>
+    </w:lvl>
+    <w:lvl w:ilvl="6" w:tentative="1">
+      <w:start w:val="1"/>
+      <w:numFmt w:val="bullet"/>
+      <w:lvlText w:val=""/>
+      <w:lvlJc w:val="left"/>
+      <w:pPr>
+        <w:tabs>
+          <w:tab w:val="num" w:pos="5040"/>
+        </w:tabs>
+        <w:ind w:left="5040" w:hanging="360"/>
+      </w:pPr>
+      <w:rPr>
+        <w:rFonts w:ascii="Wingdings" w:hAnsi="Wingdings" w:hint="default"/>
+        <w:sz w:val="20"/>
+      </w:rPr>
+    </w:lvl>
+    <w:lvl w:ilvl="7" w:tentative="1">
+      <w:start w:val="1"/>
+      <w:numFmt w:val="bullet"/>
+      <w:lvlText w:val=""/>
+      <w:lvlJc w:val="left"/>
+      <w:pPr>
+        <w:tabs>
+          <w:tab w:val="num" w:pos="5760"/>
+        </w:tabs>
+        <w:ind w:left="5760" w:hanging="360"/>
+      </w:pPr>
+      <w:rPr>
+        <w:rFonts w:ascii="Wingdings" w:hAnsi="Wingdings" w:hint="default"/>
+        <w:sz w:val="20"/>
+      </w:rPr>
+    </w:lvl>
+    <w:lvl w:ilvl="8" w:tentative="1">
+      <w:start w:val="1"/>
+      <w:numFmt w:val="bullet"/>
+      <w:lvlText w:val=""/>
+      <w:lvlJc w:val="left"/>
+      <w:pPr>
+        <w:tabs>
+          <w:tab w:val="num" w:pos="6480"/>
+        </w:tabs>
+        <w:ind w:left="6480" w:hanging="360"/>
+      </w:pPr>
+      <w:rPr>
+        <w:rFonts w:ascii="Wingdings" w:hAnsi="Wingdings" w:hint="default"/>
+        <w:sz w:val="20"/>
+      </w:rPr>
+    </w:lvl>
+  </w:abstractNum>
+  <w:num w:numId="1">
+    <w:abstractNumId w:val="7"/>
+  </w:num>
+  <w:num w:numId="2">
+    <w:abstractNumId w:val="16"/>
+  </w:num>
+  <w:num w:numId="3">
+    <w:abstractNumId w:val="19"/>
+  </w:num>
+  <w:num w:numId="4">
+    <w:abstractNumId w:val="20"/>
+  </w:num>
+  <w:num w:numId="5">
+    <w:abstractNumId w:val="12"/>
+  </w:num>
+  <w:num w:numId="6">
+    <w:abstractNumId w:val="3"/>
+  </w:num>
+  <w:num w:numId="7">
+    <w:abstractNumId w:val="17"/>
+  </w:num>
+  <w:num w:numId="8">
+    <w:abstractNumId w:val="2"/>
+  </w:num>
+  <w:num w:numId="9">
+    <w:abstractNumId w:val="5"/>
+  </w:num>
+  <w:num w:numId="10">
+    <w:abstractNumId w:val="11"/>
+  </w:num>
+  <w:num w:numId="11">
+    <w:abstractNumId w:val="9"/>
+  </w:num>
+  <w:num w:numId="12">
+    <w:abstractNumId w:val="13"/>
+  </w:num>
+  <w:num w:numId="13">
+    <w:abstractNumId w:val="14"/>
+  </w:num>
+  <w:num w:numId="14">
+    <w:abstractNumId w:val="8"/>
+  </w:num>
+  <w:num w:numId="15">
+    <w:abstractNumId w:val="15"/>
+  </w:num>
+  <w:num w:numId="16">
+    <w:abstractNumId w:val="22"/>
+  </w:num>
+  <w:num w:numId="17">
+    <w:abstractNumId w:val="0"/>
+  </w:num>
+  <w:num w:numId="18">
+    <w:abstractNumId w:val="18"/>
+  </w:num>
+  <w:num w:numId="19">
+    <w:abstractNumId w:val="23"/>
+  </w:num>
+  <w:num w:numId="20">
+    <w:abstractNumId w:val="4"/>
+  </w:num>
+  <w:num w:numId="21">
+    <w:abstractNumId w:val="6"/>
+  </w:num>
+  <w:num w:numId="22">
+    <w:abstractNumId w:val="1"/>
+  </w:num>
+  <w:num w:numId="23">
+    <w:abstractNumId w:val="10"/>
+  </w:num>
+  <w:num w:numId="24">
+    <w:abstractNumId w:val="21"/>
+  </w:num>
+</w:numbering>
 </file>
 
 <file path=word/styles.xml><?xml version="1.0" encoding="utf-8"?>
@@ -519,6 +5473,64 @@
     <w:name w:val="Normal"/>
     <w:qFormat/>
   </w:style>
+  <w:style w:type="paragraph" w:styleId="Heading1">
+    <w:name w:val="heading 1"/>
+    <w:basedOn w:val="Normal"/>
+    <w:link w:val="Heading1Char"/>
+    <w:uiPriority w:val="9"/>
+    <w:qFormat/>
+    <w:rsid w:val="00E02778"/>
+    <w:pPr>
+      <w:spacing w:before="100" w:beforeAutospacing="1" w:after="100" w:afterAutospacing="1" w:line="240" w:lineRule="auto"/>
+      <w:outlineLvl w:val="0"/>
+    </w:pPr>
+    <w:rPr>
+      <w:rFonts w:ascii="Times New Roman" w:eastAsia="Times New Roman" w:hAnsi="Times New Roman" w:cs="Times New Roman"/>
+      <w:b/>
+      <w:bCs/>
+      <w:kern w:val="36"/>
+      <w:sz w:val="48"/>
+      <w:szCs w:val="48"/>
+    </w:rPr>
+  </w:style>
+  <w:style w:type="paragraph" w:styleId="Heading2">
+    <w:name w:val="heading 2"/>
+    <w:basedOn w:val="Normal"/>
+    <w:link w:val="Heading2Char"/>
+    <w:uiPriority w:val="9"/>
+    <w:qFormat/>
+    <w:rsid w:val="00E02778"/>
+    <w:pPr>
+      <w:spacing w:before="100" w:beforeAutospacing="1" w:after="100" w:afterAutospacing="1" w:line="240" w:lineRule="auto"/>
+      <w:outlineLvl w:val="1"/>
+    </w:pPr>
+    <w:rPr>
+      <w:rFonts w:ascii="Times New Roman" w:eastAsia="Times New Roman" w:hAnsi="Times New Roman" w:cs="Times New Roman"/>
+      <w:b/>
+      <w:bCs/>
+      <w:sz w:val="36"/>
+      <w:szCs w:val="36"/>
+    </w:rPr>
+  </w:style>
+  <w:style w:type="paragraph" w:styleId="Heading3">
+    <w:name w:val="heading 3"/>
+    <w:basedOn w:val="Normal"/>
+    <w:link w:val="Heading3Char"/>
+    <w:uiPriority w:val="9"/>
+    <w:qFormat/>
+    <w:rsid w:val="00E02778"/>
+    <w:pPr>
+      <w:spacing w:before="100" w:beforeAutospacing="1" w:after="100" w:afterAutospacing="1" w:line="240" w:lineRule="auto"/>
+      <w:outlineLvl w:val="2"/>
+    </w:pPr>
+    <w:rPr>
+      <w:rFonts w:ascii="Times New Roman" w:eastAsia="Times New Roman" w:hAnsi="Times New Roman" w:cs="Times New Roman"/>
+      <w:b/>
+      <w:bCs/>
+      <w:sz w:val="27"/>
+      <w:szCs w:val="27"/>
+    </w:rPr>
+  </w:style>
   <w:style w:type="character" w:default="1" w:styleId="DefaultParagraphFont">
     <w:name w:val="Default Paragraph Font"/>
     <w:uiPriority w:val="1"/>
@@ -545,6 +5557,87 @@
     <w:uiPriority w:val="99"/>
     <w:semiHidden/>
     <w:unhideWhenUsed/>
+  </w:style>
+  <w:style w:type="character" w:customStyle="1" w:styleId="Heading1Char">
+    <w:name w:val="Heading 1 Char"/>
+    <w:basedOn w:val="DefaultParagraphFont"/>
+    <w:link w:val="Heading1"/>
+    <w:uiPriority w:val="9"/>
+    <w:rsid w:val="00E02778"/>
+    <w:rPr>
+      <w:rFonts w:ascii="Times New Roman" w:eastAsia="Times New Roman" w:hAnsi="Times New Roman" w:cs="Times New Roman"/>
+      <w:b/>
+      <w:bCs/>
+      <w:kern w:val="36"/>
+      <w:sz w:val="48"/>
+      <w:szCs w:val="48"/>
+    </w:rPr>
+  </w:style>
+  <w:style w:type="character" w:customStyle="1" w:styleId="Heading2Char">
+    <w:name w:val="Heading 2 Char"/>
+    <w:basedOn w:val="DefaultParagraphFont"/>
+    <w:link w:val="Heading2"/>
+    <w:uiPriority w:val="9"/>
+    <w:rsid w:val="00E02778"/>
+    <w:rPr>
+      <w:rFonts w:ascii="Times New Roman" w:eastAsia="Times New Roman" w:hAnsi="Times New Roman" w:cs="Times New Roman"/>
+      <w:b/>
+      <w:bCs/>
+      <w:sz w:val="36"/>
+      <w:szCs w:val="36"/>
+    </w:rPr>
+  </w:style>
+  <w:style w:type="character" w:customStyle="1" w:styleId="Heading3Char">
+    <w:name w:val="Heading 3 Char"/>
+    <w:basedOn w:val="DefaultParagraphFont"/>
+    <w:link w:val="Heading3"/>
+    <w:uiPriority w:val="9"/>
+    <w:rsid w:val="00E02778"/>
+    <w:rPr>
+      <w:rFonts w:ascii="Times New Roman" w:eastAsia="Times New Roman" w:hAnsi="Times New Roman" w:cs="Times New Roman"/>
+      <w:b/>
+      <w:bCs/>
+      <w:sz w:val="27"/>
+      <w:szCs w:val="27"/>
+    </w:rPr>
+  </w:style>
+  <w:style w:type="paragraph" w:styleId="NormalWeb">
+    <w:name w:val="Normal (Web)"/>
+    <w:basedOn w:val="Normal"/>
+    <w:uiPriority w:val="99"/>
+    <w:semiHidden/>
+    <w:unhideWhenUsed/>
+    <w:rsid w:val="00E02778"/>
+    <w:pPr>
+      <w:spacing w:before="100" w:beforeAutospacing="1" w:after="100" w:afterAutospacing="1" w:line="240" w:lineRule="auto"/>
+    </w:pPr>
+    <w:rPr>
+      <w:rFonts w:ascii="Times New Roman" w:eastAsia="Times New Roman" w:hAnsi="Times New Roman" w:cs="Times New Roman"/>
+      <w:sz w:val="24"/>
+      <w:szCs w:val="24"/>
+    </w:rPr>
+  </w:style>
+  <w:style w:type="character" w:styleId="Strong">
+    <w:name w:val="Strong"/>
+    <w:basedOn w:val="DefaultParagraphFont"/>
+    <w:uiPriority w:val="22"/>
+    <w:qFormat/>
+    <w:rsid w:val="00E02778"/>
+    <w:rPr>
+      <w:b/>
+      <w:bCs/>
+    </w:rPr>
+  </w:style>
+  <w:style w:type="character" w:styleId="Emphasis">
+    <w:name w:val="Emphasis"/>
+    <w:basedOn w:val="DefaultParagraphFont"/>
+    <w:uiPriority w:val="20"/>
+    <w:qFormat/>
+    <w:rsid w:val="00E02778"/>
+    <w:rPr>
+      <w:i/>
+      <w:iCs/>
+    </w:rPr>
   </w:style>
 </w:styles>
 </file>

--- a/Project Description.docx
+++ b/Project Description.docx
@@ -275,7 +275,7 @@
           <w:szCs w:val="24"/>
         </w:rPr>
         <w:pict w14:anchorId="42EEFEC5">
-          <v:rect id="_x0000_i1079" style="width:0;height:1.5pt" o:hralign="center" o:hrstd="t" o:hr="t" fillcolor="#a0a0a0" stroked="f"/>
+          <v:rect id="_x0000_i1025" style="width:0;height:1.5pt" o:hralign="center" o:hrstd="t" o:hr="t" fillcolor="#a0a0a0" stroked="f"/>
         </w:pict>
       </w:r>
     </w:p>
@@ -526,7 +526,7 @@
           <w:szCs w:val="24"/>
         </w:rPr>
         <w:pict w14:anchorId="65B0AAB9">
-          <v:rect id="_x0000_i1080" style="width:0;height:1.5pt" o:hralign="center" o:hrstd="t" o:hr="t" fillcolor="#a0a0a0" stroked="f"/>
+          <v:rect id="_x0000_i1026" style="width:0;height:1.5pt" o:hralign="center" o:hrstd="t" o:hr="t" fillcolor="#a0a0a0" stroked="f"/>
         </w:pict>
       </w:r>
     </w:p>
@@ -800,7 +800,7 @@
           <w:szCs w:val="24"/>
         </w:rPr>
         <w:pict w14:anchorId="45926F45">
-          <v:rect id="_x0000_i1081" style="width:0;height:1.5pt" o:hralign="center" o:hrstd="t" o:hr="t" fillcolor="#a0a0a0" stroked="f"/>
+          <v:rect id="_x0000_i1027" style="width:0;height:1.5pt" o:hralign="center" o:hrstd="t" o:hr="t" fillcolor="#a0a0a0" stroked="f"/>
         </w:pict>
       </w:r>
     </w:p>
@@ -1029,7 +1029,7 @@
           <w:szCs w:val="24"/>
         </w:rPr>
         <w:pict w14:anchorId="1DC391C5">
-          <v:rect id="_x0000_i1082" style="width:0;height:1.5pt" o:hralign="center" o:hrstd="t" o:hr="t" fillcolor="#a0a0a0" stroked="f"/>
+          <v:rect id="_x0000_i1028" style="width:0;height:1.5pt" o:hralign="center" o:hrstd="t" o:hr="t" fillcolor="#a0a0a0" stroked="f"/>
         </w:pict>
       </w:r>
     </w:p>
@@ -1053,219 +1053,9 @@
           <w:sz w:val="27"/>
           <w:szCs w:val="27"/>
         </w:rPr>
-        <w:t>5. Housekeeping Staff</w:t>
-      </w:r>
-    </w:p>
-    <w:p>
-      <w:pPr>
-        <w:spacing w:before="100" w:beforeAutospacing="1" w:after="100" w:afterAutospacing="1" w:line="240" w:lineRule="auto"/>
-        <w:rPr>
-          <w:rFonts w:ascii="Times New Roman" w:eastAsia="Times New Roman" w:hAnsi="Times New Roman" w:cs="Times New Roman"/>
-          <w:sz w:val="24"/>
-          <w:szCs w:val="24"/>
-        </w:rPr>
-      </w:pPr>
-      <w:r>
-        <w:rPr>
-          <w:rFonts w:ascii="Times New Roman" w:eastAsia="Times New Roman" w:hAnsi="Times New Roman" w:cs="Times New Roman"/>
-          <w:sz w:val="24"/>
-          <w:szCs w:val="24"/>
-        </w:rPr>
-        <w:t xml:space="preserve">The </w:t>
-      </w:r>
-      <w:r>
-        <w:rPr>
-          <w:rFonts w:ascii="Times New Roman" w:eastAsia="Times New Roman" w:hAnsi="Times New Roman" w:cs="Times New Roman"/>
-          <w:b/>
-          <w:bCs/>
-          <w:sz w:val="24"/>
-          <w:szCs w:val="24"/>
-        </w:rPr>
-        <w:t>Housekeeping Staff</w:t>
-      </w:r>
-      <w:r>
-        <w:rPr>
-          <w:rFonts w:ascii="Times New Roman" w:eastAsia="Times New Roman" w:hAnsi="Times New Roman" w:cs="Times New Roman"/>
-          <w:sz w:val="24"/>
-          <w:szCs w:val="24"/>
-        </w:rPr>
-        <w:t xml:space="preserve"> is responsible for maintaining the cleanliness and condition of properties.</w:t>
-      </w:r>
-    </w:p>
-    <w:p>
-      <w:pPr>
-        <w:spacing w:before="100" w:beforeAutospacing="1" w:after="100" w:afterAutospacing="1" w:line="240" w:lineRule="auto"/>
-        <w:rPr>
-          <w:rFonts w:ascii="Times New Roman" w:eastAsia="Times New Roman" w:hAnsi="Times New Roman" w:cs="Times New Roman"/>
-          <w:sz w:val="24"/>
-          <w:szCs w:val="24"/>
-        </w:rPr>
-      </w:pPr>
-      <w:r>
-        <w:rPr>
-          <w:rFonts w:ascii="Times New Roman" w:eastAsia="Times New Roman" w:hAnsi="Times New Roman" w:cs="Times New Roman"/>
-          <w:sz w:val="24"/>
-          <w:szCs w:val="24"/>
-        </w:rPr>
-        <w:t>Responsibilities:</w:t>
-      </w:r>
-    </w:p>
-    <w:p>
-      <w:pPr>
-        <w:numPr>
-          <w:ilvl w:val="0"/>
-          <w:numId w:val="23"/>
-        </w:numPr>
-        <w:spacing w:before="100" w:beforeAutospacing="1" w:after="100" w:afterAutospacing="1" w:line="240" w:lineRule="auto"/>
-        <w:rPr>
-          <w:rFonts w:ascii="Times New Roman" w:eastAsia="Times New Roman" w:hAnsi="Times New Roman" w:cs="Times New Roman"/>
-          <w:sz w:val="24"/>
-          <w:szCs w:val="24"/>
-        </w:rPr>
-      </w:pPr>
-      <w:r>
-        <w:rPr>
-          <w:rFonts w:ascii="Times New Roman" w:eastAsia="Times New Roman" w:hAnsi="Times New Roman" w:cs="Times New Roman"/>
-          <w:sz w:val="24"/>
-          <w:szCs w:val="24"/>
-        </w:rPr>
-        <w:t>View assigned properties and work schedules.</w:t>
-      </w:r>
-    </w:p>
-    <w:p>
-      <w:pPr>
-        <w:numPr>
-          <w:ilvl w:val="0"/>
-          <w:numId w:val="23"/>
-        </w:numPr>
-        <w:spacing w:before="100" w:beforeAutospacing="1" w:after="100" w:afterAutospacing="1" w:line="240" w:lineRule="auto"/>
-        <w:rPr>
-          <w:rFonts w:ascii="Times New Roman" w:eastAsia="Times New Roman" w:hAnsi="Times New Roman" w:cs="Times New Roman"/>
-          <w:sz w:val="24"/>
-          <w:szCs w:val="24"/>
-        </w:rPr>
-      </w:pPr>
-      <w:r>
-        <w:rPr>
-          <w:rFonts w:ascii="Times New Roman" w:eastAsia="Times New Roman" w:hAnsi="Times New Roman" w:cs="Times New Roman"/>
-          <w:sz w:val="24"/>
-          <w:szCs w:val="24"/>
-        </w:rPr>
-        <w:t>Perform housekeeping and cleaning tasks.</w:t>
-      </w:r>
-    </w:p>
-    <w:p>
-      <w:pPr>
-        <w:numPr>
-          <w:ilvl w:val="0"/>
-          <w:numId w:val="23"/>
-        </w:numPr>
-        <w:spacing w:before="100" w:beforeAutospacing="1" w:after="100" w:afterAutospacing="1" w:line="240" w:lineRule="auto"/>
-        <w:rPr>
-          <w:rFonts w:ascii="Times New Roman" w:eastAsia="Times New Roman" w:hAnsi="Times New Roman" w:cs="Times New Roman"/>
-          <w:sz w:val="24"/>
-          <w:szCs w:val="24"/>
-        </w:rPr>
-      </w:pPr>
-      <w:r>
-        <w:rPr>
-          <w:rFonts w:ascii="Times New Roman" w:eastAsia="Times New Roman" w:hAnsi="Times New Roman" w:cs="Times New Roman"/>
-          <w:sz w:val="24"/>
-          <w:szCs w:val="24"/>
-        </w:rPr>
-        <w:t>Prepare properties before tenant check-in.</w:t>
-      </w:r>
-    </w:p>
-    <w:p>
-      <w:pPr>
-        <w:numPr>
-          <w:ilvl w:val="0"/>
-          <w:numId w:val="23"/>
-        </w:numPr>
-        <w:spacing w:before="100" w:beforeAutospacing="1" w:after="100" w:afterAutospacing="1" w:line="240" w:lineRule="auto"/>
-        <w:rPr>
-          <w:rFonts w:ascii="Times New Roman" w:eastAsia="Times New Roman" w:hAnsi="Times New Roman" w:cs="Times New Roman"/>
-          <w:sz w:val="24"/>
-          <w:szCs w:val="24"/>
-        </w:rPr>
-      </w:pPr>
-      <w:r>
-        <w:rPr>
-          <w:rFonts w:ascii="Times New Roman" w:eastAsia="Times New Roman" w:hAnsi="Times New Roman" w:cs="Times New Roman"/>
-          <w:sz w:val="24"/>
-          <w:szCs w:val="24"/>
-        </w:rPr>
-        <w:t>Report maintenance issues to the administrator or owner.</w:t>
-      </w:r>
-    </w:p>
-    <w:p>
-      <w:pPr>
-        <w:numPr>
-          <w:ilvl w:val="0"/>
-          <w:numId w:val="23"/>
-        </w:numPr>
-        <w:spacing w:before="100" w:beforeAutospacing="1" w:after="100" w:afterAutospacing="1" w:line="240" w:lineRule="auto"/>
-        <w:rPr>
-          <w:rFonts w:ascii="Times New Roman" w:eastAsia="Times New Roman" w:hAnsi="Times New Roman" w:cs="Times New Roman"/>
-          <w:sz w:val="24"/>
-          <w:szCs w:val="24"/>
-        </w:rPr>
-      </w:pPr>
-      <w:r>
-        <w:rPr>
-          <w:rFonts w:ascii="Times New Roman" w:eastAsia="Times New Roman" w:hAnsi="Times New Roman" w:cs="Times New Roman"/>
-          <w:sz w:val="24"/>
-          <w:szCs w:val="24"/>
-        </w:rPr>
-        <w:t>Update task status when work is completed.</w:t>
-      </w:r>
-    </w:p>
-    <w:p>
-      <w:pPr>
-        <w:numPr>
-          <w:ilvl w:val="0"/>
-          <w:numId w:val="23"/>
-        </w:numPr>
-        <w:spacing w:before="100" w:beforeAutospacing="1" w:after="100" w:afterAutospacing="1" w:line="240" w:lineRule="auto"/>
-        <w:rPr>
-          <w:rFonts w:ascii="Times New Roman" w:eastAsia="Times New Roman" w:hAnsi="Times New Roman" w:cs="Times New Roman"/>
-          <w:sz w:val="24"/>
-          <w:szCs w:val="24"/>
-        </w:rPr>
-      </w:pPr>
-      <w:r>
-        <w:rPr>
-          <w:rFonts w:ascii="Times New Roman" w:eastAsia="Times New Roman" w:hAnsi="Times New Roman" w:cs="Times New Roman"/>
-          <w:sz w:val="24"/>
-          <w:szCs w:val="24"/>
-        </w:rPr>
-        <w:t>Ensure the property meets cleanliness standards.</w:t>
-      </w:r>
-    </w:p>
-    <w:p>
-      <w:pPr>
-        <w:spacing w:after="0" w:line="240" w:lineRule="auto"/>
-        <w:rPr>
-          <w:rFonts w:ascii="Times New Roman" w:eastAsia="Times New Roman" w:hAnsi="Times New Roman" w:cs="Times New Roman"/>
-          <w:sz w:val="24"/>
-          <w:szCs w:val="24"/>
-        </w:rPr>
-      </w:pPr>
-      <w:r>
-        <w:rPr>
-          <w:rFonts w:ascii="Times New Roman" w:eastAsia="Times New Roman" w:hAnsi="Times New Roman" w:cs="Times New Roman"/>
-          <w:sz w:val="24"/>
-          <w:szCs w:val="24"/>
-        </w:rPr>
-        <w:pict w14:anchorId="72BBF506">
-          <v:rect id="_x0000_i1083" style="width:0;height:1.5pt" o:hralign="center" o:hrstd="t" o:hr="t" fillcolor="#a0a0a0" stroked="f"/>
-        </w:pict>
-      </w:r>
-    </w:p>
-    <w:p>
-      <w:pPr>
-        <w:spacing w:before="100" w:beforeAutospacing="1" w:after="100" w:afterAutospacing="1" w:line="240" w:lineRule="auto"/>
-        <w:outlineLvl w:val="2"/>
+        <w:t>5</w:t>
+      </w:r>
+      <w:r>
         <w:rPr>
           <w:rFonts w:ascii="Times New Roman" w:eastAsia="Times New Roman" w:hAnsi="Times New Roman" w:cs="Times New Roman"/>
           <w:b/>
@@ -1273,8 +1063,201 @@
           <w:sz w:val="27"/>
           <w:szCs w:val="27"/>
         </w:rPr>
-      </w:pPr>
-      <w:r>
+        <w:t>.Maitanace Team</w:t>
+      </w:r>
+    </w:p>
+    <w:p>
+      <w:pPr>
+        <w:spacing w:before="100" w:beforeAutospacing="1" w:after="100" w:afterAutospacing="1" w:line="240" w:lineRule="auto"/>
+        <w:rPr>
+          <w:rFonts w:ascii="Times New Roman" w:eastAsia="Times New Roman" w:hAnsi="Times New Roman" w:cs="Times New Roman"/>
+          <w:sz w:val="24"/>
+          <w:szCs w:val="24"/>
+        </w:rPr>
+      </w:pPr>
+      <w:r>
+        <w:rPr>
+          <w:rFonts w:ascii="Times New Roman" w:eastAsia="Times New Roman" w:hAnsi="Times New Roman" w:cs="Times New Roman"/>
+          <w:sz w:val="24"/>
+          <w:szCs w:val="24"/>
+        </w:rPr>
+        <w:t>Responsibilities:</w:t>
+      </w:r>
+    </w:p>
+    <w:p>
+      <w:pPr>
+        <w:spacing w:before="100" w:beforeAutospacing="1" w:after="100" w:afterAutospacing="1" w:line="240" w:lineRule="auto"/>
+        <w:rPr>
+          <w:rFonts w:ascii="Times New Roman" w:eastAsia="Times New Roman" w:hAnsi="Times New Roman" w:cs="Times New Roman"/>
+          <w:sz w:val="24"/>
+          <w:szCs w:val="24"/>
+        </w:rPr>
+      </w:pPr>
+      <w:r>
+        <w:rPr>
+          <w:rFonts w:ascii="Times New Roman" w:eastAsia="Times New Roman" w:hAnsi="Symbol" w:cs="Times New Roman"/>
+          <w:sz w:val="24"/>
+          <w:szCs w:val="24"/>
+        </w:rPr>
+        <w:t></w:t>
+      </w:r>
+      <w:r>
+        <w:rPr>
+          <w:rFonts w:ascii="Times New Roman" w:eastAsia="Times New Roman" w:hAnsi="Times New Roman" w:cs="Times New Roman"/>
+          <w:sz w:val="24"/>
+          <w:szCs w:val="24"/>
+        </w:rPr>
+        <w:t xml:space="preserve"> View</w:t>
+      </w:r>
+      <w:r>
+        <w:rPr>
+          <w:rFonts w:ascii="Times New Roman" w:eastAsia="Times New Roman" w:hAnsi="Times New Roman" w:cs="Times New Roman"/>
+          <w:sz w:val="24"/>
+          <w:szCs w:val="24"/>
+        </w:rPr>
+        <w:t xml:space="preserve"> maintenance requests submitted by tenants or property owners.</w:t>
+      </w:r>
+    </w:p>
+    <w:p>
+      <w:pPr>
+        <w:spacing w:before="100" w:beforeAutospacing="1" w:after="100" w:afterAutospacing="1" w:line="240" w:lineRule="auto"/>
+        <w:rPr>
+          <w:rFonts w:ascii="Times New Roman" w:eastAsia="Times New Roman" w:hAnsi="Times New Roman" w:cs="Times New Roman"/>
+          <w:sz w:val="24"/>
+          <w:szCs w:val="24"/>
+        </w:rPr>
+      </w:pPr>
+      <w:r>
+        <w:rPr>
+          <w:rFonts w:ascii="Times New Roman" w:eastAsia="Times New Roman" w:hAnsi="Symbol" w:cs="Times New Roman"/>
+          <w:sz w:val="24"/>
+          <w:szCs w:val="24"/>
+        </w:rPr>
+        <w:t></w:t>
+      </w:r>
+      <w:r>
+        <w:rPr>
+          <w:rFonts w:ascii="Times New Roman" w:eastAsia="Times New Roman" w:hAnsi="Times New Roman" w:cs="Times New Roman"/>
+          <w:sz w:val="24"/>
+          <w:szCs w:val="24"/>
+        </w:rPr>
+        <w:t xml:space="preserve"> Update</w:t>
+      </w:r>
+      <w:r>
+        <w:rPr>
+          <w:rFonts w:ascii="Times New Roman" w:eastAsia="Times New Roman" w:hAnsi="Times New Roman" w:cs="Times New Roman"/>
+          <w:sz w:val="24"/>
+          <w:szCs w:val="24"/>
+        </w:rPr>
+        <w:t xml:space="preserve"> the status of maintenance tasks (pending, in progress, completed).</w:t>
+      </w:r>
+    </w:p>
+    <w:p>
+      <w:pPr>
+        <w:spacing w:before="100" w:beforeAutospacing="1" w:after="100" w:afterAutospacing="1" w:line="240" w:lineRule="auto"/>
+        <w:rPr>
+          <w:rFonts w:ascii="Times New Roman" w:eastAsia="Times New Roman" w:hAnsi="Times New Roman" w:cs="Times New Roman"/>
+          <w:sz w:val="24"/>
+          <w:szCs w:val="24"/>
+        </w:rPr>
+      </w:pPr>
+      <w:r>
+        <w:rPr>
+          <w:rFonts w:ascii="Times New Roman" w:eastAsia="Times New Roman" w:hAnsi="Symbol" w:cs="Times New Roman"/>
+          <w:sz w:val="24"/>
+          <w:szCs w:val="24"/>
+        </w:rPr>
+        <w:t></w:t>
+      </w:r>
+      <w:r>
+        <w:rPr>
+          <w:rFonts w:ascii="Times New Roman" w:eastAsia="Times New Roman" w:hAnsi="Times New Roman" w:cs="Times New Roman"/>
+          <w:sz w:val="24"/>
+          <w:szCs w:val="24"/>
+        </w:rPr>
+        <w:t xml:space="preserve"> Add</w:t>
+      </w:r>
+      <w:r>
+        <w:rPr>
+          <w:rFonts w:ascii="Times New Roman" w:eastAsia="Times New Roman" w:hAnsi="Times New Roman" w:cs="Times New Roman"/>
+          <w:sz w:val="24"/>
+          <w:szCs w:val="24"/>
+        </w:rPr>
+        <w:t xml:space="preserve"> notes or reports about performed repairs.</w:t>
+      </w:r>
+    </w:p>
+    <w:p>
+      <w:pPr>
+        <w:spacing w:before="100" w:beforeAutospacing="1" w:after="100" w:afterAutospacing="1" w:line="240" w:lineRule="auto"/>
+        <w:rPr>
+          <w:rFonts w:ascii="Times New Roman" w:eastAsia="Times New Roman" w:hAnsi="Times New Roman" w:cs="Times New Roman"/>
+          <w:sz w:val="24"/>
+          <w:szCs w:val="24"/>
+        </w:rPr>
+      </w:pPr>
+      <w:r>
+        <w:rPr>
+          <w:rFonts w:ascii="Times New Roman" w:eastAsia="Times New Roman" w:hAnsi="Symbol" w:cs="Times New Roman"/>
+          <w:sz w:val="24"/>
+          <w:szCs w:val="24"/>
+        </w:rPr>
+        <w:t></w:t>
+      </w:r>
+      <w:r>
+        <w:rPr>
+          <w:rFonts w:ascii="Times New Roman" w:eastAsia="Times New Roman" w:hAnsi="Times New Roman" w:cs="Times New Roman"/>
+          <w:sz w:val="24"/>
+          <w:szCs w:val="24"/>
+        </w:rPr>
+        <w:t xml:space="preserve"> Schedule</w:t>
+      </w:r>
+      <w:r>
+        <w:rPr>
+          <w:rFonts w:ascii="Times New Roman" w:eastAsia="Times New Roman" w:hAnsi="Times New Roman" w:cs="Times New Roman"/>
+          <w:sz w:val="24"/>
+          <w:szCs w:val="24"/>
+        </w:rPr>
+        <w:t xml:space="preserve"> maintenance visits for specific properties.</w:t>
+      </w:r>
+    </w:p>
+    <w:p>
+      <w:pPr>
+        <w:spacing w:before="100" w:beforeAutospacing="1" w:after="100" w:afterAutospacing="1" w:line="240" w:lineRule="auto"/>
+        <w:rPr>
+          <w:rFonts w:ascii="Times New Roman" w:eastAsia="Times New Roman" w:hAnsi="Times New Roman" w:cs="Times New Roman"/>
+          <w:sz w:val="24"/>
+          <w:szCs w:val="24"/>
+        </w:rPr>
+      </w:pPr>
+      <w:r>
+        <w:rPr>
+          <w:rFonts w:ascii="Times New Roman" w:eastAsia="Times New Roman" w:hAnsi="Symbol" w:cs="Times New Roman"/>
+          <w:sz w:val="24"/>
+          <w:szCs w:val="24"/>
+        </w:rPr>
+        <w:t></w:t>
+      </w:r>
+      <w:r>
+        <w:rPr>
+          <w:rFonts w:ascii="Times New Roman" w:eastAsia="Times New Roman" w:hAnsi="Times New Roman" w:cs="Times New Roman"/>
+          <w:sz w:val="24"/>
+          <w:szCs w:val="24"/>
+        </w:rPr>
+        <w:t xml:space="preserve"> Notify</w:t>
+      </w:r>
+      <w:r>
+        <w:rPr>
+          <w:rFonts w:ascii="Times New Roman" w:eastAsia="Times New Roman" w:hAnsi="Times New Roman" w:cs="Times New Roman"/>
+          <w:sz w:val="24"/>
+          <w:szCs w:val="24"/>
+        </w:rPr>
+        <w:t xml:space="preserve"> administrators or property owners when tasks are completed.</w:t>
+      </w:r>
+    </w:p>
+    <w:p>
+      <w:pPr>
+        <w:spacing w:before="100" w:beforeAutospacing="1" w:after="100" w:afterAutospacing="1" w:line="240" w:lineRule="auto"/>
+        <w:outlineLvl w:val="2"/>
         <w:rPr>
           <w:rFonts w:ascii="Times New Roman" w:eastAsia="Times New Roman" w:hAnsi="Times New Roman" w:cs="Times New Roman"/>
           <w:b/>
@@ -1282,6 +1265,49 @@
           <w:sz w:val="27"/>
           <w:szCs w:val="27"/>
         </w:rPr>
+      </w:pPr>
+    </w:p>
+    <w:p>
+      <w:pPr>
+        <w:spacing w:before="100" w:beforeAutospacing="1" w:after="100" w:afterAutospacing="1" w:line="240" w:lineRule="auto"/>
+        <w:outlineLvl w:val="2"/>
+        <w:rPr>
+          <w:rFonts w:ascii="Times New Roman" w:eastAsia="Times New Roman" w:hAnsi="Times New Roman" w:cs="Times New Roman"/>
+          <w:sz w:val="24"/>
+          <w:szCs w:val="24"/>
+        </w:rPr>
+      </w:pPr>
+      <w:r>
+        <w:rPr>
+          <w:rFonts w:ascii="Times New Roman" w:eastAsia="Times New Roman" w:hAnsi="Times New Roman" w:cs="Times New Roman"/>
+          <w:sz w:val="24"/>
+          <w:szCs w:val="24"/>
+        </w:rPr>
+        <w:pict w14:anchorId="72BBF506">
+          <v:rect id="_x0000_i1029" style="width:0;height:1.5pt" o:hralign="center" o:hrstd="t" o:hr="t" fillcolor="#a0a0a0" stroked="f"/>
+        </w:pict>
+      </w:r>
+    </w:p>
+    <w:p>
+      <w:pPr>
+        <w:spacing w:before="100" w:beforeAutospacing="1" w:after="100" w:afterAutospacing="1" w:line="240" w:lineRule="auto"/>
+        <w:outlineLvl w:val="2"/>
+        <w:rPr>
+          <w:rFonts w:ascii="Times New Roman" w:eastAsia="Times New Roman" w:hAnsi="Times New Roman" w:cs="Times New Roman"/>
+          <w:b/>
+          <w:bCs/>
+          <w:sz w:val="27"/>
+          <w:szCs w:val="27"/>
+        </w:rPr>
+      </w:pPr>
+      <w:r>
+        <w:rPr>
+          <w:rFonts w:ascii="Times New Roman" w:eastAsia="Times New Roman" w:hAnsi="Times New Roman" w:cs="Times New Roman"/>
+          <w:b/>
+          <w:bCs/>
+          <w:sz w:val="27"/>
+          <w:szCs w:val="27"/>
+        </w:rPr>
         <w:t xml:space="preserve">6. Finance Manager / Accountant </w:t>
       </w:r>
     </w:p>
@@ -1300,6 +1326,7 @@
           <w:sz w:val="24"/>
           <w:szCs w:val="24"/>
         </w:rPr>
+        <w:lastRenderedPageBreak/>
         <w:t>This role manages financial operations in the system.</w:t>
       </w:r>
     </w:p>
@@ -1340,7 +1367,6 @@
           <w:sz w:val="24"/>
           <w:szCs w:val="24"/>
         </w:rPr>
-        <w:lastRenderedPageBreak/>
         <w:t>Monitor payments and transactions.</w:t>
       </w:r>
     </w:p>
@@ -5472,6 +5498,7 @@
   <w:style w:type="paragraph" w:default="1" w:styleId="Normal">
     <w:name w:val="Normal"/>
     <w:qFormat/>
+    <w:rsid w:val="00C96510"/>
   </w:style>
   <w:style w:type="paragraph" w:styleId="Heading1">
     <w:name w:val="heading 1"/>
